--- a/Student_Module_User_Manual.docx
+++ b/Student_Module_User_Manual.docx
@@ -52,7 +52,7 @@
           <w:sz w:val="26"/>
           <w:szCs w:val="26"/>
         </w:rPr>
-        <w:t xml:space="preserve">A simple guide to your Dashboard, Timetable, Attendance, Holidays and Mentoring</w:t>
+        <w:t xml:space="preserve">A simple guide to the Dashboard, Timetable, Attendance, Holidays and Mentoring modules</w:t>
       </w:r>
     </w:p>
     <w:p>
@@ -115,7 +115,7 @@
           <w:sz w:val="24"/>
           <w:szCs w:val="24"/>
         </w:rPr>
-        <w:t xml:space="preserve">Getting Started</w:t>
+        <w:t xml:space="preserve">Preface</w:t>
       </w:r>
       <w:r>
         <w:rPr>
@@ -139,7 +139,7 @@
           <w:sz w:val="24"/>
           <w:szCs w:val="24"/>
         </w:rPr>
-        <w:t xml:space="preserve">1. Dashboard</w:t>
+        <w:t xml:space="preserve">Target Audience</w:t>
       </w:r>
       <w:r>
         <w:rPr>
@@ -147,7 +147,7 @@
           <w:sz w:val="24"/>
           <w:szCs w:val="24"/>
         </w:rPr>
-        <w:t xml:space="preserve">	5</w:t>
+        <w:t xml:space="preserve">	3</w:t>
       </w:r>
     </w:p>
     <w:p>
@@ -163,7 +163,7 @@
           <w:sz w:val="24"/>
           <w:szCs w:val="24"/>
         </w:rPr>
-        <w:t xml:space="preserve">2. Timetable</w:t>
+        <w:t xml:space="preserve">Scope and Legal Notice</w:t>
       </w:r>
       <w:r>
         <w:rPr>
@@ -171,7 +171,7 @@
           <w:sz w:val="24"/>
           <w:szCs w:val="24"/>
         </w:rPr>
-        <w:t xml:space="preserve">	8</w:t>
+        <w:t xml:space="preserve">	4</w:t>
       </w:r>
     </w:p>
     <w:p>
@@ -187,7 +187,7 @@
           <w:sz w:val="24"/>
           <w:szCs w:val="24"/>
         </w:rPr>
-        <w:t xml:space="preserve">3. Attendance</w:t>
+        <w:t xml:space="preserve">User Guide</w:t>
       </w:r>
       <w:r>
         <w:rPr>
@@ -195,7 +195,7 @@
           <w:sz w:val="24"/>
           <w:szCs w:val="24"/>
         </w:rPr>
-        <w:t xml:space="preserve">	11</w:t>
+        <w:t xml:space="preserve">	5</w:t>
       </w:r>
     </w:p>
     <w:p>
@@ -211,7 +211,7 @@
           <w:sz w:val="24"/>
           <w:szCs w:val="24"/>
         </w:rPr>
-        <w:t xml:space="preserve">4. Holidays</w:t>
+        <w:t xml:space="preserve">Module 1: Dashboard</w:t>
       </w:r>
       <w:r>
         <w:rPr>
@@ -219,7 +219,7 @@
           <w:sz w:val="24"/>
           <w:szCs w:val="24"/>
         </w:rPr>
-        <w:t xml:space="preserve">	14</w:t>
+        <w:t xml:space="preserve">	6</w:t>
       </w:r>
     </w:p>
     <w:p>
@@ -235,7 +235,7 @@
           <w:sz w:val="24"/>
           <w:szCs w:val="24"/>
         </w:rPr>
-        <w:t xml:space="preserve">5. Mentoring</w:t>
+        <w:t xml:space="preserve">Module 2: Timetable</w:t>
       </w:r>
       <w:r>
         <w:rPr>
@@ -243,7 +243,7 @@
           <w:sz w:val="24"/>
           <w:szCs w:val="24"/>
         </w:rPr>
-        <w:t xml:space="preserve">	16</w:t>
+        <w:t xml:space="preserve">	9</w:t>
       </w:r>
     </w:p>
     <w:p>
@@ -259,7 +259,7 @@
           <w:sz w:val="24"/>
           <w:szCs w:val="24"/>
         </w:rPr>
-        <w:t xml:space="preserve">Quick Help and Contacts</w:t>
+        <w:t xml:space="preserve">Module 3: Attendance</w:t>
       </w:r>
       <w:r>
         <w:rPr>
@@ -267,7 +267,151 @@
           <w:sz w:val="24"/>
           <w:szCs w:val="24"/>
         </w:rPr>
-        <w:t xml:space="preserve">	20</w:t>
+        <w:t xml:space="preserve">	12</w:t>
+      </w:r>
+    </w:p>
+    <w:p>
+      <w:pPr>
+        <w:tabs>
+          <w:tab w:val="right" w:pos="9360" w:leader="dot"/>
+        </w:tabs>
+        <w:spacing w:after="160"/>
+      </w:pPr>
+      <w:r>
+        <w:rPr>
+          <w:rFonts w:ascii="Calibri" w:cs="Calibri" w:eastAsia="Calibri" w:hAnsi="Calibri"/>
+          <w:sz w:val="24"/>
+          <w:szCs w:val="24"/>
+        </w:rPr>
+        <w:t xml:space="preserve">Module 4: Holidays</w:t>
+      </w:r>
+      <w:r>
+        <w:rPr>
+          <w:rFonts w:ascii="Calibri" w:cs="Calibri" w:eastAsia="Calibri" w:hAnsi="Calibri"/>
+          <w:sz w:val="24"/>
+          <w:szCs w:val="24"/>
+        </w:rPr>
+        <w:t xml:space="preserve">	15</w:t>
+      </w:r>
+    </w:p>
+    <w:p>
+      <w:pPr>
+        <w:tabs>
+          <w:tab w:val="right" w:pos="9360" w:leader="dot"/>
+        </w:tabs>
+        <w:spacing w:after="160"/>
+      </w:pPr>
+      <w:r>
+        <w:rPr>
+          <w:rFonts w:ascii="Calibri" w:cs="Calibri" w:eastAsia="Calibri" w:hAnsi="Calibri"/>
+          <w:sz w:val="24"/>
+          <w:szCs w:val="24"/>
+        </w:rPr>
+        <w:t xml:space="preserve">Module 5: Mentoring</w:t>
+      </w:r>
+      <w:r>
+        <w:rPr>
+          <w:rFonts w:ascii="Calibri" w:cs="Calibri" w:eastAsia="Calibri" w:hAnsi="Calibri"/>
+          <w:sz w:val="24"/>
+          <w:szCs w:val="24"/>
+        </w:rPr>
+        <w:t xml:space="preserve">	17</w:t>
+      </w:r>
+    </w:p>
+    <w:p>
+      <w:pPr>
+        <w:tabs>
+          <w:tab w:val="right" w:pos="9360" w:leader="dot"/>
+        </w:tabs>
+        <w:spacing w:after="160"/>
+      </w:pPr>
+      <w:r>
+        <w:rPr>
+          <w:rFonts w:ascii="Calibri" w:cs="Calibri" w:eastAsia="Calibri" w:hAnsi="Calibri"/>
+          <w:sz w:val="24"/>
+          <w:szCs w:val="24"/>
+        </w:rPr>
+        <w:t xml:space="preserve">Troubleshooting</w:t>
+      </w:r>
+      <w:r>
+        <w:rPr>
+          <w:rFonts w:ascii="Calibri" w:cs="Calibri" w:eastAsia="Calibri" w:hAnsi="Calibri"/>
+          <w:sz w:val="24"/>
+          <w:szCs w:val="24"/>
+        </w:rPr>
+        <w:t xml:space="preserve">	21</w:t>
+      </w:r>
+    </w:p>
+    <w:p>
+      <w:pPr>
+        <w:tabs>
+          <w:tab w:val="right" w:pos="9360" w:leader="dot"/>
+        </w:tabs>
+        <w:spacing w:after="160"/>
+      </w:pPr>
+      <w:r>
+        <w:rPr>
+          <w:rFonts w:ascii="Calibri" w:cs="Calibri" w:eastAsia="Calibri" w:hAnsi="Calibri"/>
+          <w:sz w:val="24"/>
+          <w:szCs w:val="24"/>
+        </w:rPr>
+        <w:t xml:space="preserve">Frequently Asked Questions</w:t>
+      </w:r>
+      <w:r>
+        <w:rPr>
+          <w:rFonts w:ascii="Calibri" w:cs="Calibri" w:eastAsia="Calibri" w:hAnsi="Calibri"/>
+          <w:sz w:val="24"/>
+          <w:szCs w:val="24"/>
+        </w:rPr>
+        <w:t xml:space="preserve">	22</w:t>
+      </w:r>
+    </w:p>
+    <w:p>
+      <w:pPr>
+        <w:tabs>
+          <w:tab w:val="right" w:pos="9360" w:leader="dot"/>
+        </w:tabs>
+        <w:spacing w:after="160"/>
+      </w:pPr>
+      <w:r>
+        <w:rPr>
+          <w:rFonts w:ascii="Calibri" w:cs="Calibri" w:eastAsia="Calibri" w:hAnsi="Calibri"/>
+          <w:sz w:val="24"/>
+          <w:szCs w:val="24"/>
+        </w:rPr>
+        <w:t xml:space="preserve">Contact and Further Help</w:t>
+      </w:r>
+      <w:r>
+        <w:rPr>
+          <w:rFonts w:ascii="Calibri" w:cs="Calibri" w:eastAsia="Calibri" w:hAnsi="Calibri"/>
+          <w:sz w:val="24"/>
+          <w:szCs w:val="24"/>
+        </w:rPr>
+        <w:t xml:space="preserve">	23</w:t>
+      </w:r>
+    </w:p>
+    <w:p>
+      <w:pPr>
+        <w:tabs>
+          <w:tab w:val="right" w:pos="9360" w:leader="dot"/>
+        </w:tabs>
+        <w:spacing w:after="160"/>
+      </w:pPr>
+      <w:r>
+        <w:rPr>
+          <w:rFonts w:ascii="Calibri" w:cs="Calibri" w:eastAsia="Calibri" w:hAnsi="Calibri"/>
+          <w:sz w:val="24"/>
+          <w:szCs w:val="24"/>
+        </w:rPr>
+        <w:t xml:space="preserve">Glossary</w:t>
+      </w:r>
+      <w:r>
+        <w:rPr>
+          <w:rFonts w:ascii="Calibri" w:cs="Calibri" w:eastAsia="Calibri" w:hAnsi="Calibri"/>
+          <w:sz w:val="24"/>
+          <w:szCs w:val="24"/>
+        </w:rPr>
+        <w:t xml:space="preserve">	24</w:t>
       </w:r>
     </w:p>
     <w:p>
@@ -279,7 +423,7 @@
         <w:rPr>
           <w:rFonts w:ascii="Calibri" w:cs="Calibri" w:eastAsia="Calibri" w:hAnsi="Calibri"/>
         </w:rPr>
-        <w:t xml:space="preserve">Getting Started</w:t>
+        <w:t xml:space="preserve">Preface</w:t>
       </w:r>
     </w:p>
     <w:p>
@@ -290,7 +434,7 @@
         <w:rPr>
           <w:rFonts w:ascii="Calibri" w:cs="Calibri" w:eastAsia="Calibri" w:hAnsi="Calibri"/>
         </w:rPr>
-        <w:t xml:space="preserve">This manual explains the parts of the Student Portal that you use every day. Each chapter covers one module and follows the same pattern, so you can quickly find what you need.</w:t>
+        <w:t xml:space="preserve">This manual helps you use the Student Portal of your college. It explains, step by step, how to check today’s classes, read your timetable, see your attendance, look up holidays and read your mentoring record.</w:t>
       </w:r>
     </w:p>
     <w:p>
@@ -301,7 +445,7 @@
         <w:rPr>
           <w:rFonts w:ascii="Calibri" w:cs="Calibri" w:eastAsia="Calibri" w:hAnsi="Calibri"/>
         </w:rPr>
-        <w:t xml:space="preserve">What each chapter contains</w:t>
+        <w:t xml:space="preserve">How to use this manual</w:t>
       </w:r>
     </w:p>
     <w:p>
@@ -316,16 +460,22 @@
       <w:r>
         <w:rPr>
           <w:rFonts w:ascii="Calibri" w:cs="Calibri" w:eastAsia="Calibri" w:hAnsi="Calibri"/>
+        </w:rPr>
+        <w:t xml:space="preserve">New to the portal? Read </w:t>
+      </w:r>
+      <w:r>
+        <w:rPr>
+          <w:rFonts w:ascii="Calibri" w:cs="Calibri" w:eastAsia="Calibri" w:hAnsi="Calibri"/>
           <w:b/>
           <w:bCs/>
         </w:rPr>
-        <w:t xml:space="preserve">Introduction</w:t>
-      </w:r>
-      <w:r>
-        <w:rPr>
-          <w:rFonts w:ascii="Calibri" w:cs="Calibri" w:eastAsia="Calibri" w:hAnsi="Calibri"/>
-        </w:rPr>
-        <w:t xml:space="preserve"> – what the module is for.</w:t>
+        <w:t xml:space="preserve">User Guide</w:t>
+      </w:r>
+      <w:r>
+        <w:rPr>
+          <w:rFonts w:ascii="Calibri" w:cs="Calibri" w:eastAsia="Calibri" w:hAnsi="Calibri"/>
+        </w:rPr>
+        <w:t xml:space="preserve"> first, then the module you need.</w:t>
       </w:r>
     </w:p>
     <w:p>
@@ -340,16 +490,22 @@
       <w:r>
         <w:rPr>
           <w:rFonts w:ascii="Calibri" w:cs="Calibri" w:eastAsia="Calibri" w:hAnsi="Calibri"/>
+        </w:rPr>
+        <w:t xml:space="preserve">Looking for one task? Use the </w:t>
+      </w:r>
+      <w:r>
+        <w:rPr>
+          <w:rFonts w:ascii="Calibri" w:cs="Calibri" w:eastAsia="Calibri" w:hAnsi="Calibri"/>
           <w:b/>
           <w:bCs/>
         </w:rPr>
-        <w:t xml:space="preserve">Features</w:t>
-      </w:r>
-      <w:r>
-        <w:rPr>
-          <w:rFonts w:ascii="Calibri" w:cs="Calibri" w:eastAsia="Calibri" w:hAnsi="Calibri"/>
-        </w:rPr>
-        <w:t xml:space="preserve"> – what you can do there.</w:t>
+        <w:t xml:space="preserve">Table of Contents</w:t>
+      </w:r>
+      <w:r>
+        <w:rPr>
+          <w:rFonts w:ascii="Calibri" w:cs="Calibri" w:eastAsia="Calibri" w:hAnsi="Calibri"/>
+        </w:rPr>
+        <w:t xml:space="preserve"> and go straight to that module.</w:t>
       </w:r>
     </w:p>
     <w:p>
@@ -364,16 +520,22 @@
       <w:r>
         <w:rPr>
           <w:rFonts w:ascii="Calibri" w:cs="Calibri" w:eastAsia="Calibri" w:hAnsi="Calibri"/>
+        </w:rPr>
+        <w:t xml:space="preserve">Something went wrong? See the </w:t>
+      </w:r>
+      <w:r>
+        <w:rPr>
+          <w:rFonts w:ascii="Calibri" w:cs="Calibri" w:eastAsia="Calibri" w:hAnsi="Calibri"/>
           <w:b/>
           <w:bCs/>
         </w:rPr>
-        <w:t xml:space="preserve">Step-by-Step Guide</w:t>
-      </w:r>
-      <w:r>
-        <w:rPr>
-          <w:rFonts w:ascii="Calibri" w:cs="Calibri" w:eastAsia="Calibri" w:hAnsi="Calibri"/>
-        </w:rPr>
-        <w:t xml:space="preserve"> – how to do it, one step at a time.</w:t>
+        <w:t xml:space="preserve">Troubleshooting</w:t>
+      </w:r>
+      <w:r>
+        <w:rPr>
+          <w:rFonts w:ascii="Calibri" w:cs="Calibri" w:eastAsia="Calibri" w:hAnsi="Calibri"/>
+        </w:rPr>
+        <w:t xml:space="preserve"> chapter, and the “Troubleshooting” part at the end of each module.</w:t>
       </w:r>
     </w:p>
     <w:p>
@@ -388,16 +550,642 @@
       <w:r>
         <w:rPr>
           <w:rFonts w:ascii="Calibri" w:cs="Calibri" w:eastAsia="Calibri" w:hAnsi="Calibri"/>
+        </w:rPr>
+        <w:t xml:space="preserve">Not sure about a word? Check the </w:t>
+      </w:r>
+      <w:r>
+        <w:rPr>
+          <w:rFonts w:ascii="Calibri" w:cs="Calibri" w:eastAsia="Calibri" w:hAnsi="Calibri"/>
           <w:b/>
           <w:bCs/>
         </w:rPr>
-        <w:t xml:space="preserve">Screen Explanation</w:t>
-      </w:r>
-      <w:r>
-        <w:rPr>
-          <w:rFonts w:ascii="Calibri" w:cs="Calibri" w:eastAsia="Calibri" w:hAnsi="Calibri"/>
-        </w:rPr>
-        <w:t xml:space="preserve"> – what each button, menu and column means.</w:t>
+        <w:t xml:space="preserve">Glossary</w:t>
+      </w:r>
+      <w:r>
+        <w:rPr>
+          <w:rFonts w:ascii="Calibri" w:cs="Calibri" w:eastAsia="Calibri" w:hAnsi="Calibri"/>
+        </w:rPr>
+        <w:t xml:space="preserve"> at the end.</w:t>
+      </w:r>
+    </w:p>
+    <w:p>
+      <w:pPr>
+        <w:pStyle w:val="Heading2"/>
+      </w:pPr>
+      <w:r>
+        <w:rPr>
+          <w:rFonts w:ascii="Calibri" w:cs="Calibri" w:eastAsia="Calibri" w:hAnsi="Calibri"/>
+        </w:rPr>
+        <w:t xml:space="preserve">How each module is explained</w:t>
+      </w:r>
+    </w:p>
+    <w:tbl>
+      <w:tblPr>
+        <w:tblW w:type="dxa" w:w="9360"/>
+        <w:tblBorders>
+          <w:top w:val="single" w:color="auto" w:sz="4"/>
+          <w:left w:val="single" w:color="auto" w:sz="4"/>
+          <w:bottom w:val="single" w:color="auto" w:sz="4"/>
+          <w:right w:val="single" w:color="auto" w:sz="4"/>
+          <w:insideH w:val="single" w:color="auto" w:sz="4"/>
+          <w:insideV w:val="single" w:color="auto" w:sz="4"/>
+        </w:tblBorders>
+      </w:tblPr>
+      <w:tblGrid>
+        <w:gridCol w:w="2800"/>
+        <w:gridCol w:w="6560"/>
+      </w:tblGrid>
+      <w:tr>
+        <w:trPr>
+          <w:tblHeader/>
+        </w:trPr>
+        <w:tc>
+          <w:tcPr>
+            <w:tcW w:type="dxa" w:w="2800"/>
+            <w:tcBorders>
+              <w:top w:val="single" w:color="BFBFBF" w:sz="4"/>
+              <w:left w:val="single" w:color="BFBFBF" w:sz="4"/>
+              <w:bottom w:val="single" w:color="BFBFBF" w:sz="4"/>
+              <w:right w:val="single" w:color="BFBFBF" w:sz="4"/>
+            </w:tcBorders>
+            <w:shd w:fill="1F3864" w:color="auto" w:val="clear"/>
+            <w:tcMar>
+              <w:top w:type="dxa" w:w="70"/>
+              <w:left w:type="dxa" w:w="110"/>
+              <w:bottom w:type="dxa" w:w="70"/>
+              <w:right w:type="dxa" w:w="110"/>
+            </w:tcMar>
+          </w:tcPr>
+          <w:p>
+            <w:pPr>
+              <w:spacing w:after="0"/>
+            </w:pPr>
+            <w:r>
+              <w:rPr>
+                <w:rFonts w:ascii="Calibri" w:cs="Calibri" w:eastAsia="Calibri" w:hAnsi="Calibri"/>
+                <w:b/>
+                <w:bCs/>
+                <w:color w:val="FFFFFF"/>
+                <w:sz w:val="21"/>
+                <w:szCs w:val="21"/>
+              </w:rPr>
+              <w:t xml:space="preserve">Section</w:t>
+            </w:r>
+          </w:p>
+        </w:tc>
+        <w:tc>
+          <w:tcPr>
+            <w:tcW w:type="dxa" w:w="6560"/>
+            <w:tcBorders>
+              <w:top w:val="single" w:color="BFBFBF" w:sz="4"/>
+              <w:left w:val="single" w:color="BFBFBF" w:sz="4"/>
+              <w:bottom w:val="single" w:color="BFBFBF" w:sz="4"/>
+              <w:right w:val="single" w:color="BFBFBF" w:sz="4"/>
+            </w:tcBorders>
+            <w:shd w:fill="1F3864" w:color="auto" w:val="clear"/>
+            <w:tcMar>
+              <w:top w:type="dxa" w:w="70"/>
+              <w:left w:type="dxa" w:w="110"/>
+              <w:bottom w:type="dxa" w:w="70"/>
+              <w:right w:type="dxa" w:w="110"/>
+            </w:tcMar>
+          </w:tcPr>
+          <w:p>
+            <w:pPr>
+              <w:spacing w:after="0"/>
+            </w:pPr>
+            <w:r>
+              <w:rPr>
+                <w:rFonts w:ascii="Calibri" w:cs="Calibri" w:eastAsia="Calibri" w:hAnsi="Calibri"/>
+                <w:b/>
+                <w:bCs/>
+                <w:color w:val="FFFFFF"/>
+                <w:sz w:val="21"/>
+                <w:szCs w:val="21"/>
+              </w:rPr>
+              <w:t xml:space="preserve">What it tells you</w:t>
+            </w:r>
+          </w:p>
+        </w:tc>
+      </w:tr>
+      <w:tr>
+        <w:trPr>
+          <w:cantSplit/>
+        </w:trPr>
+        <w:tc>
+          <w:tcPr>
+            <w:tcW w:type="dxa" w:w="2800"/>
+            <w:tcBorders>
+              <w:top w:val="single" w:color="BFBFBF" w:sz="4"/>
+              <w:left w:val="single" w:color="BFBFBF" w:sz="4"/>
+              <w:bottom w:val="single" w:color="BFBFBF" w:sz="4"/>
+              <w:right w:val="single" w:color="BFBFBF" w:sz="4"/>
+            </w:tcBorders>
+            <w:tcMar>
+              <w:top w:type="dxa" w:w="70"/>
+              <w:left w:type="dxa" w:w="110"/>
+              <w:bottom w:type="dxa" w:w="70"/>
+              <w:right w:type="dxa" w:w="110"/>
+            </w:tcMar>
+          </w:tcPr>
+          <w:p>
+            <w:pPr>
+              <w:spacing w:after="0"/>
+            </w:pPr>
+            <w:r>
+              <w:rPr>
+                <w:rFonts w:ascii="Calibri" w:cs="Calibri" w:eastAsia="Calibri" w:hAnsi="Calibri"/>
+                <w:sz w:val="21"/>
+                <w:szCs w:val="21"/>
+              </w:rPr>
+              <w:t xml:space="preserve">Introduction</w:t>
+            </w:r>
+          </w:p>
+        </w:tc>
+        <w:tc>
+          <w:tcPr>
+            <w:tcW w:type="dxa" w:w="6560"/>
+            <w:tcBorders>
+              <w:top w:val="single" w:color="BFBFBF" w:sz="4"/>
+              <w:left w:val="single" w:color="BFBFBF" w:sz="4"/>
+              <w:bottom w:val="single" w:color="BFBFBF" w:sz="4"/>
+              <w:right w:val="single" w:color="BFBFBF" w:sz="4"/>
+            </w:tcBorders>
+            <w:tcMar>
+              <w:top w:type="dxa" w:w="70"/>
+              <w:left w:type="dxa" w:w="110"/>
+              <w:bottom w:type="dxa" w:w="70"/>
+              <w:right w:type="dxa" w:w="110"/>
+            </w:tcMar>
+          </w:tcPr>
+          <w:p>
+            <w:pPr>
+              <w:spacing w:after="0"/>
+            </w:pPr>
+            <w:r>
+              <w:rPr>
+                <w:rFonts w:ascii="Calibri" w:cs="Calibri" w:eastAsia="Calibri" w:hAnsi="Calibri"/>
+                <w:sz w:val="21"/>
+                <w:szCs w:val="21"/>
+              </w:rPr>
+              <w:t xml:space="preserve">What the module is for.</w:t>
+            </w:r>
+          </w:p>
+        </w:tc>
+      </w:tr>
+      <w:tr>
+        <w:trPr>
+          <w:cantSplit/>
+        </w:trPr>
+        <w:tc>
+          <w:tcPr>
+            <w:tcW w:type="dxa" w:w="2800"/>
+            <w:tcBorders>
+              <w:top w:val="single" w:color="BFBFBF" w:sz="4"/>
+              <w:left w:val="single" w:color="BFBFBF" w:sz="4"/>
+              <w:bottom w:val="single" w:color="BFBFBF" w:sz="4"/>
+              <w:right w:val="single" w:color="BFBFBF" w:sz="4"/>
+            </w:tcBorders>
+            <w:tcMar>
+              <w:top w:type="dxa" w:w="70"/>
+              <w:left w:type="dxa" w:w="110"/>
+              <w:bottom w:type="dxa" w:w="70"/>
+              <w:right w:type="dxa" w:w="110"/>
+            </w:tcMar>
+          </w:tcPr>
+          <w:p>
+            <w:pPr>
+              <w:spacing w:after="0"/>
+            </w:pPr>
+            <w:r>
+              <w:rPr>
+                <w:rFonts w:ascii="Calibri" w:cs="Calibri" w:eastAsia="Calibri" w:hAnsi="Calibri"/>
+                <w:sz w:val="21"/>
+                <w:szCs w:val="21"/>
+              </w:rPr>
+              <w:t xml:space="preserve">Features</w:t>
+            </w:r>
+          </w:p>
+        </w:tc>
+        <w:tc>
+          <w:tcPr>
+            <w:tcW w:type="dxa" w:w="6560"/>
+            <w:tcBorders>
+              <w:top w:val="single" w:color="BFBFBF" w:sz="4"/>
+              <w:left w:val="single" w:color="BFBFBF" w:sz="4"/>
+              <w:bottom w:val="single" w:color="BFBFBF" w:sz="4"/>
+              <w:right w:val="single" w:color="BFBFBF" w:sz="4"/>
+            </w:tcBorders>
+            <w:tcMar>
+              <w:top w:type="dxa" w:w="70"/>
+              <w:left w:type="dxa" w:w="110"/>
+              <w:bottom w:type="dxa" w:w="70"/>
+              <w:right w:type="dxa" w:w="110"/>
+            </w:tcMar>
+          </w:tcPr>
+          <w:p>
+            <w:pPr>
+              <w:spacing w:after="0"/>
+            </w:pPr>
+            <w:r>
+              <w:rPr>
+                <w:rFonts w:ascii="Calibri" w:cs="Calibri" w:eastAsia="Calibri" w:hAnsi="Calibri"/>
+                <w:sz w:val="21"/>
+                <w:szCs w:val="21"/>
+              </w:rPr>
+              <w:t xml:space="preserve">What you can do there.</w:t>
+            </w:r>
+          </w:p>
+        </w:tc>
+      </w:tr>
+      <w:tr>
+        <w:trPr>
+          <w:cantSplit/>
+        </w:trPr>
+        <w:tc>
+          <w:tcPr>
+            <w:tcW w:type="dxa" w:w="2800"/>
+            <w:tcBorders>
+              <w:top w:val="single" w:color="BFBFBF" w:sz="4"/>
+              <w:left w:val="single" w:color="BFBFBF" w:sz="4"/>
+              <w:bottom w:val="single" w:color="BFBFBF" w:sz="4"/>
+              <w:right w:val="single" w:color="BFBFBF" w:sz="4"/>
+            </w:tcBorders>
+            <w:tcMar>
+              <w:top w:type="dxa" w:w="70"/>
+              <w:left w:type="dxa" w:w="110"/>
+              <w:bottom w:type="dxa" w:w="70"/>
+              <w:right w:type="dxa" w:w="110"/>
+            </w:tcMar>
+          </w:tcPr>
+          <w:p>
+            <w:pPr>
+              <w:spacing w:after="0"/>
+            </w:pPr>
+            <w:r>
+              <w:rPr>
+                <w:rFonts w:ascii="Calibri" w:cs="Calibri" w:eastAsia="Calibri" w:hAnsi="Calibri"/>
+                <w:sz w:val="21"/>
+                <w:szCs w:val="21"/>
+              </w:rPr>
+              <w:t xml:space="preserve">Step-by-Step Guide</w:t>
+            </w:r>
+          </w:p>
+        </w:tc>
+        <w:tc>
+          <w:tcPr>
+            <w:tcW w:type="dxa" w:w="6560"/>
+            <w:tcBorders>
+              <w:top w:val="single" w:color="BFBFBF" w:sz="4"/>
+              <w:left w:val="single" w:color="BFBFBF" w:sz="4"/>
+              <w:bottom w:val="single" w:color="BFBFBF" w:sz="4"/>
+              <w:right w:val="single" w:color="BFBFBF" w:sz="4"/>
+            </w:tcBorders>
+            <w:tcMar>
+              <w:top w:type="dxa" w:w="70"/>
+              <w:left w:type="dxa" w:w="110"/>
+              <w:bottom w:type="dxa" w:w="70"/>
+              <w:right w:type="dxa" w:w="110"/>
+            </w:tcMar>
+          </w:tcPr>
+          <w:p>
+            <w:pPr>
+              <w:spacing w:after="0"/>
+            </w:pPr>
+            <w:r>
+              <w:rPr>
+                <w:rFonts w:ascii="Calibri" w:cs="Calibri" w:eastAsia="Calibri" w:hAnsi="Calibri"/>
+                <w:sz w:val="21"/>
+                <w:szCs w:val="21"/>
+              </w:rPr>
+              <w:t xml:space="preserve">How to do each task, one step at a time.</w:t>
+            </w:r>
+          </w:p>
+        </w:tc>
+      </w:tr>
+      <w:tr>
+        <w:trPr>
+          <w:cantSplit/>
+        </w:trPr>
+        <w:tc>
+          <w:tcPr>
+            <w:tcW w:type="dxa" w:w="2800"/>
+            <w:tcBorders>
+              <w:top w:val="single" w:color="BFBFBF" w:sz="4"/>
+              <w:left w:val="single" w:color="BFBFBF" w:sz="4"/>
+              <w:bottom w:val="single" w:color="BFBFBF" w:sz="4"/>
+              <w:right w:val="single" w:color="BFBFBF" w:sz="4"/>
+            </w:tcBorders>
+            <w:tcMar>
+              <w:top w:type="dxa" w:w="70"/>
+              <w:left w:type="dxa" w:w="110"/>
+              <w:bottom w:type="dxa" w:w="70"/>
+              <w:right w:type="dxa" w:w="110"/>
+            </w:tcMar>
+          </w:tcPr>
+          <w:p>
+            <w:pPr>
+              <w:spacing w:after="0"/>
+            </w:pPr>
+            <w:r>
+              <w:rPr>
+                <w:rFonts w:ascii="Calibri" w:cs="Calibri" w:eastAsia="Calibri" w:hAnsi="Calibri"/>
+                <w:sz w:val="21"/>
+                <w:szCs w:val="21"/>
+              </w:rPr>
+              <w:t xml:space="preserve">Screen Explanation</w:t>
+            </w:r>
+          </w:p>
+        </w:tc>
+        <w:tc>
+          <w:tcPr>
+            <w:tcW w:type="dxa" w:w="6560"/>
+            <w:tcBorders>
+              <w:top w:val="single" w:color="BFBFBF" w:sz="4"/>
+              <w:left w:val="single" w:color="BFBFBF" w:sz="4"/>
+              <w:bottom w:val="single" w:color="BFBFBF" w:sz="4"/>
+              <w:right w:val="single" w:color="BFBFBF" w:sz="4"/>
+            </w:tcBorders>
+            <w:tcMar>
+              <w:top w:type="dxa" w:w="70"/>
+              <w:left w:type="dxa" w:w="110"/>
+              <w:bottom w:type="dxa" w:w="70"/>
+              <w:right w:type="dxa" w:w="110"/>
+            </w:tcMar>
+          </w:tcPr>
+          <w:p>
+            <w:pPr>
+              <w:spacing w:after="0"/>
+            </w:pPr>
+            <w:r>
+              <w:rPr>
+                <w:rFonts w:ascii="Calibri" w:cs="Calibri" w:eastAsia="Calibri" w:hAnsi="Calibri"/>
+                <w:sz w:val="21"/>
+                <w:szCs w:val="21"/>
+              </w:rPr>
+              <w:t xml:space="preserve">What each button, menu and column means.</w:t>
+            </w:r>
+          </w:p>
+        </w:tc>
+      </w:tr>
+      <w:tr>
+        <w:trPr>
+          <w:cantSplit/>
+        </w:trPr>
+        <w:tc>
+          <w:tcPr>
+            <w:tcW w:type="dxa" w:w="2800"/>
+            <w:tcBorders>
+              <w:top w:val="single" w:color="BFBFBF" w:sz="4"/>
+              <w:left w:val="single" w:color="BFBFBF" w:sz="4"/>
+              <w:bottom w:val="single" w:color="BFBFBF" w:sz="4"/>
+              <w:right w:val="single" w:color="BFBFBF" w:sz="4"/>
+            </w:tcBorders>
+            <w:tcMar>
+              <w:top w:type="dxa" w:w="70"/>
+              <w:left w:type="dxa" w:w="110"/>
+              <w:bottom w:type="dxa" w:w="70"/>
+              <w:right w:type="dxa" w:w="110"/>
+            </w:tcMar>
+          </w:tcPr>
+          <w:p>
+            <w:pPr>
+              <w:spacing w:after="0"/>
+            </w:pPr>
+            <w:r>
+              <w:rPr>
+                <w:rFonts w:ascii="Calibri" w:cs="Calibri" w:eastAsia="Calibri" w:hAnsi="Calibri"/>
+                <w:sz w:val="21"/>
+                <w:szCs w:val="21"/>
+              </w:rPr>
+              <w:t xml:space="preserve">Examples</w:t>
+            </w:r>
+          </w:p>
+        </w:tc>
+        <w:tc>
+          <w:tcPr>
+            <w:tcW w:type="dxa" w:w="6560"/>
+            <w:tcBorders>
+              <w:top w:val="single" w:color="BFBFBF" w:sz="4"/>
+              <w:left w:val="single" w:color="BFBFBF" w:sz="4"/>
+              <w:bottom w:val="single" w:color="BFBFBF" w:sz="4"/>
+              <w:right w:val="single" w:color="BFBFBF" w:sz="4"/>
+            </w:tcBorders>
+            <w:tcMar>
+              <w:top w:type="dxa" w:w="70"/>
+              <w:left w:type="dxa" w:w="110"/>
+              <w:bottom w:type="dxa" w:w="70"/>
+              <w:right w:type="dxa" w:w="110"/>
+            </w:tcMar>
+          </w:tcPr>
+          <w:p>
+            <w:pPr>
+              <w:spacing w:after="0"/>
+            </w:pPr>
+            <w:r>
+              <w:rPr>
+                <w:rFonts w:ascii="Calibri" w:cs="Calibri" w:eastAsia="Calibri" w:hAnsi="Calibri"/>
+                <w:sz w:val="21"/>
+                <w:szCs w:val="21"/>
+              </w:rPr>
+              <w:t xml:space="preserve">Simple, practical illustrations.</w:t>
+            </w:r>
+          </w:p>
+        </w:tc>
+      </w:tr>
+      <w:tr>
+        <w:trPr>
+          <w:cantSplit/>
+        </w:trPr>
+        <w:tc>
+          <w:tcPr>
+            <w:tcW w:type="dxa" w:w="2800"/>
+            <w:tcBorders>
+              <w:top w:val="single" w:color="BFBFBF" w:sz="4"/>
+              <w:left w:val="single" w:color="BFBFBF" w:sz="4"/>
+              <w:bottom w:val="single" w:color="BFBFBF" w:sz="4"/>
+              <w:right w:val="single" w:color="BFBFBF" w:sz="4"/>
+            </w:tcBorders>
+            <w:tcMar>
+              <w:top w:type="dxa" w:w="70"/>
+              <w:left w:type="dxa" w:w="110"/>
+              <w:bottom w:type="dxa" w:w="70"/>
+              <w:right w:type="dxa" w:w="110"/>
+            </w:tcMar>
+          </w:tcPr>
+          <w:p>
+            <w:pPr>
+              <w:spacing w:after="0"/>
+            </w:pPr>
+            <w:r>
+              <w:rPr>
+                <w:rFonts w:ascii="Calibri" w:cs="Calibri" w:eastAsia="Calibri" w:hAnsi="Calibri"/>
+                <w:sz w:val="21"/>
+                <w:szCs w:val="21"/>
+              </w:rPr>
+              <w:t xml:space="preserve">Important Notes</w:t>
+            </w:r>
+          </w:p>
+        </w:tc>
+        <w:tc>
+          <w:tcPr>
+            <w:tcW w:type="dxa" w:w="6560"/>
+            <w:tcBorders>
+              <w:top w:val="single" w:color="BFBFBF" w:sz="4"/>
+              <w:left w:val="single" w:color="BFBFBF" w:sz="4"/>
+              <w:bottom w:val="single" w:color="BFBFBF" w:sz="4"/>
+              <w:right w:val="single" w:color="BFBFBF" w:sz="4"/>
+            </w:tcBorders>
+            <w:tcMar>
+              <w:top w:type="dxa" w:w="70"/>
+              <w:left w:type="dxa" w:w="110"/>
+              <w:bottom w:type="dxa" w:w="70"/>
+              <w:right w:type="dxa" w:w="110"/>
+            </w:tcMar>
+          </w:tcPr>
+          <w:p>
+            <w:pPr>
+              <w:spacing w:after="0"/>
+            </w:pPr>
+            <w:r>
+              <w:rPr>
+                <w:rFonts w:ascii="Calibri" w:cs="Calibri" w:eastAsia="Calibri" w:hAnsi="Calibri"/>
+                <w:sz w:val="21"/>
+                <w:szCs w:val="21"/>
+              </w:rPr>
+              <w:t xml:space="preserve">Rules and things to remember.</w:t>
+            </w:r>
+          </w:p>
+        </w:tc>
+      </w:tr>
+      <w:tr>
+        <w:trPr>
+          <w:cantSplit/>
+        </w:trPr>
+        <w:tc>
+          <w:tcPr>
+            <w:tcW w:type="dxa" w:w="2800"/>
+            <w:tcBorders>
+              <w:top w:val="single" w:color="BFBFBF" w:sz="4"/>
+              <w:left w:val="single" w:color="BFBFBF" w:sz="4"/>
+              <w:bottom w:val="single" w:color="BFBFBF" w:sz="4"/>
+              <w:right w:val="single" w:color="BFBFBF" w:sz="4"/>
+            </w:tcBorders>
+            <w:tcMar>
+              <w:top w:type="dxa" w:w="70"/>
+              <w:left w:type="dxa" w:w="110"/>
+              <w:bottom w:type="dxa" w:w="70"/>
+              <w:right w:type="dxa" w:w="110"/>
+            </w:tcMar>
+          </w:tcPr>
+          <w:p>
+            <w:pPr>
+              <w:spacing w:after="0"/>
+            </w:pPr>
+            <w:r>
+              <w:rPr>
+                <w:rFonts w:ascii="Calibri" w:cs="Calibri" w:eastAsia="Calibri" w:hAnsi="Calibri"/>
+                <w:sz w:val="21"/>
+                <w:szCs w:val="21"/>
+              </w:rPr>
+              <w:t xml:space="preserve">Troubleshooting</w:t>
+            </w:r>
+          </w:p>
+        </w:tc>
+        <w:tc>
+          <w:tcPr>
+            <w:tcW w:type="dxa" w:w="6560"/>
+            <w:tcBorders>
+              <w:top w:val="single" w:color="BFBFBF" w:sz="4"/>
+              <w:left w:val="single" w:color="BFBFBF" w:sz="4"/>
+              <w:bottom w:val="single" w:color="BFBFBF" w:sz="4"/>
+              <w:right w:val="single" w:color="BFBFBF" w:sz="4"/>
+            </w:tcBorders>
+            <w:tcMar>
+              <w:top w:type="dxa" w:w="70"/>
+              <w:left w:type="dxa" w:w="110"/>
+              <w:bottom w:type="dxa" w:w="70"/>
+              <w:right w:type="dxa" w:w="110"/>
+            </w:tcMar>
+          </w:tcPr>
+          <w:p>
+            <w:pPr>
+              <w:spacing w:after="0"/>
+            </w:pPr>
+            <w:r>
+              <w:rPr>
+                <w:rFonts w:ascii="Calibri" w:cs="Calibri" w:eastAsia="Calibri" w:hAnsi="Calibri"/>
+                <w:sz w:val="21"/>
+                <w:szCs w:val="21"/>
+              </w:rPr>
+              <w:t xml:space="preserve">Common problems and what to do.</w:t>
+            </w:r>
+          </w:p>
+        </w:tc>
+      </w:tr>
+    </w:tbl>
+    <w:p>
+      <w:pPr>
+        <w:spacing w:after="120"/>
+      </w:pPr>
+    </w:p>
+    <w:p>
+      <w:pPr>
+        <w:pStyle w:val="Heading2"/>
+      </w:pPr>
+      <w:r>
+        <w:rPr>
+          <w:rFonts w:ascii="Calibri" w:cs="Calibri" w:eastAsia="Calibri" w:hAnsi="Calibri"/>
+        </w:rPr>
+        <w:t xml:space="preserve">Related documents</w:t>
+      </w:r>
+    </w:p>
+    <w:p>
+      <w:pPr>
+        <w:spacing w:after="120" w:line="300"/>
+      </w:pPr>
+      <w:r>
+        <w:rPr>
+          <w:rFonts w:ascii="Calibri" w:cs="Calibri" w:eastAsia="Calibri" w:hAnsi="Calibri"/>
+        </w:rPr>
+        <w:t xml:space="preserve">Other parts of the Student Portal (Results, Permissions, Library, Documents, Certificates and My Profile) are not covered in this manual.</w:t>
+      </w:r>
+    </w:p>
+    <w:p>
+      <w:pPr>
+        <w:pStyle w:val="Heading1"/>
+        <w:spacing w:after="240" w:before="480"/>
+      </w:pPr>
+      <w:r>
+        <w:rPr>
+          <w:rFonts w:ascii="Calibri" w:cs="Calibri" w:eastAsia="Calibri" w:hAnsi="Calibri"/>
+        </w:rPr>
+        <w:t xml:space="preserve">Target Audience</w:t>
+      </w:r>
+    </w:p>
+    <w:p>
+      <w:pPr>
+        <w:spacing w:after="120" w:line="300"/>
+      </w:pPr>
+      <w:r>
+        <w:rPr>
+          <w:rFonts w:ascii="Calibri" w:cs="Calibri" w:eastAsia="Calibri" w:hAnsi="Calibri"/>
+        </w:rPr>
+        <w:t xml:space="preserve">This manual is written for </w:t>
+      </w:r>
+      <w:r>
+        <w:rPr>
+          <w:rFonts w:ascii="Calibri" w:cs="Calibri" w:eastAsia="Calibri" w:hAnsi="Calibri"/>
+          <w:b/>
+          <w:bCs/>
+        </w:rPr>
+        <w:t xml:space="preserve">students of the college</w:t>
+      </w:r>
+      <w:r>
+        <w:rPr>
+          <w:rFonts w:ascii="Calibri" w:cs="Calibri" w:eastAsia="Calibri" w:hAnsi="Calibri"/>
+        </w:rPr>
+        <w:t xml:space="preserve"> who sign in to the Student Portal. You do not need any computer training. If you can use a web browser on a phone or a computer, you can use this portal.</w:t>
       </w:r>
     </w:p>
     <w:p>
@@ -412,16 +1200,8 @@
       <w:r>
         <w:rPr>
           <w:rFonts w:ascii="Calibri" w:cs="Calibri" w:eastAsia="Calibri" w:hAnsi="Calibri"/>
-          <w:b/>
-          <w:bCs/>
-        </w:rPr>
-        <w:t xml:space="preserve">Examples</w:t>
-      </w:r>
-      <w:r>
-        <w:rPr>
-          <w:rFonts w:ascii="Calibri" w:cs="Calibri" w:eastAsia="Calibri" w:hAnsi="Calibri"/>
-        </w:rPr>
-        <w:t xml:space="preserve"> – simple, practical illustrations.</w:t>
+        </w:rPr>
+        <w:t xml:space="preserve">You need a student login. The College Office gives it to you.</w:t>
       </w:r>
     </w:p>
     <w:p>
@@ -436,16 +1216,31 @@
       <w:r>
         <w:rPr>
           <w:rFonts w:ascii="Calibri" w:cs="Calibri" w:eastAsia="Calibri" w:hAnsi="Calibri"/>
-          <w:b/>
-          <w:bCs/>
-        </w:rPr>
-        <w:t xml:space="preserve">Important Notes</w:t>
-      </w:r>
-      <w:r>
-        <w:rPr>
-          <w:rFonts w:ascii="Calibri" w:cs="Calibri" w:eastAsia="Calibri" w:hAnsi="Calibri"/>
-        </w:rPr>
-        <w:t xml:space="preserve"> – rules and things to remember.</w:t>
+        </w:rPr>
+        <w:t xml:space="preserve">Your login must be linked to your student record. If it is not, the portal tells you to contact the College Office.</w:t>
+      </w:r>
+    </w:p>
+    <w:p>
+      <w:pPr>
+        <w:pStyle w:val="Heading1"/>
+        <w:spacing w:after="240" w:before="480"/>
+      </w:pPr>
+      <w:r>
+        <w:rPr>
+          <w:rFonts w:ascii="Calibri" w:cs="Calibri" w:eastAsia="Calibri" w:hAnsi="Calibri"/>
+        </w:rPr>
+        <w:t xml:space="preserve">Scope and Legal Notice</w:t>
+      </w:r>
+    </w:p>
+    <w:p>
+      <w:pPr>
+        <w:pStyle w:val="Heading2"/>
+      </w:pPr>
+      <w:r>
+        <w:rPr>
+          <w:rFonts w:ascii="Calibri" w:cs="Calibri" w:eastAsia="Calibri" w:hAnsi="Calibri"/>
+        </w:rPr>
+        <w:t xml:space="preserve">What this manual covers</w:t>
       </w:r>
     </w:p>
     <w:p>
@@ -463,13 +1258,266 @@
           <w:b/>
           <w:bCs/>
         </w:rPr>
-        <w:t xml:space="preserve">Troubleshooting</w:t>
-      </w:r>
-      <w:r>
-        <w:rPr>
-          <w:rFonts w:ascii="Calibri" w:cs="Calibri" w:eastAsia="Calibri" w:hAnsi="Calibri"/>
-        </w:rPr>
-        <w:t xml:space="preserve"> – common problems and what to do about them.</w:t>
+        <w:t xml:space="preserve">Dashboard</w:t>
+      </w:r>
+      <w:r>
+        <w:rPr>
+          <w:rFonts w:ascii="Calibri" w:cs="Calibri" w:eastAsia="Calibri" w:hAnsi="Calibri"/>
+        </w:rPr>
+        <w:t xml:space="preserve"> – your home screen.</w:t>
+      </w:r>
+    </w:p>
+    <w:p>
+      <w:pPr>
+        <w:pStyle w:val="ListParagraph"/>
+        <w:numPr>
+          <w:ilvl w:val="0"/>
+          <w:numId w:val="2"/>
+        </w:numPr>
+        <w:spacing w:after="80" w:line="290"/>
+      </w:pPr>
+      <w:r>
+        <w:rPr>
+          <w:rFonts w:ascii="Calibri" w:cs="Calibri" w:eastAsia="Calibri" w:hAnsi="Calibri"/>
+          <w:b/>
+          <w:bCs/>
+        </w:rPr>
+        <w:t xml:space="preserve">Timetable</w:t>
+      </w:r>
+      <w:r>
+        <w:rPr>
+          <w:rFonts w:ascii="Calibri" w:cs="Calibri" w:eastAsia="Calibri" w:hAnsi="Calibri"/>
+        </w:rPr>
+        <w:t xml:space="preserve"> – your class schedule.</w:t>
+      </w:r>
+    </w:p>
+    <w:p>
+      <w:pPr>
+        <w:pStyle w:val="ListParagraph"/>
+        <w:numPr>
+          <w:ilvl w:val="0"/>
+          <w:numId w:val="2"/>
+        </w:numPr>
+        <w:spacing w:after="80" w:line="290"/>
+      </w:pPr>
+      <w:r>
+        <w:rPr>
+          <w:rFonts w:ascii="Calibri" w:cs="Calibri" w:eastAsia="Calibri" w:hAnsi="Calibri"/>
+          <w:b/>
+          <w:bCs/>
+        </w:rPr>
+        <w:t xml:space="preserve">Attendance</w:t>
+      </w:r>
+      <w:r>
+        <w:rPr>
+          <w:rFonts w:ascii="Calibri" w:cs="Calibri" w:eastAsia="Calibri" w:hAnsi="Calibri"/>
+        </w:rPr>
+        <w:t xml:space="preserve"> – your attendance report.</w:t>
+      </w:r>
+    </w:p>
+    <w:p>
+      <w:pPr>
+        <w:pStyle w:val="ListParagraph"/>
+        <w:numPr>
+          <w:ilvl w:val="0"/>
+          <w:numId w:val="2"/>
+        </w:numPr>
+        <w:spacing w:after="80" w:line="290"/>
+      </w:pPr>
+      <w:r>
+        <w:rPr>
+          <w:rFonts w:ascii="Calibri" w:cs="Calibri" w:eastAsia="Calibri" w:hAnsi="Calibri"/>
+          <w:b/>
+          <w:bCs/>
+        </w:rPr>
+        <w:t xml:space="preserve">Holidays</w:t>
+      </w:r>
+      <w:r>
+        <w:rPr>
+          <w:rFonts w:ascii="Calibri" w:cs="Calibri" w:eastAsia="Calibri" w:hAnsi="Calibri"/>
+        </w:rPr>
+        <w:t xml:space="preserve"> – the college holiday list.</w:t>
+      </w:r>
+    </w:p>
+    <w:p>
+      <w:pPr>
+        <w:pStyle w:val="ListParagraph"/>
+        <w:numPr>
+          <w:ilvl w:val="0"/>
+          <w:numId w:val="2"/>
+        </w:numPr>
+        <w:spacing w:after="80" w:line="290"/>
+      </w:pPr>
+      <w:r>
+        <w:rPr>
+          <w:rFonts w:ascii="Calibri" w:cs="Calibri" w:eastAsia="Calibri" w:hAnsi="Calibri"/>
+          <w:b/>
+          <w:bCs/>
+        </w:rPr>
+        <w:t xml:space="preserve">Mentoring</w:t>
+      </w:r>
+      <w:r>
+        <w:rPr>
+          <w:rFonts w:ascii="Calibri" w:cs="Calibri" w:eastAsia="Calibri" w:hAnsi="Calibri"/>
+        </w:rPr>
+        <w:t xml:space="preserve"> – your mentor and your Student Mentoring Record.</w:t>
+      </w:r>
+    </w:p>
+    <w:p>
+      <w:pPr>
+        <w:pStyle w:val="Heading2"/>
+      </w:pPr>
+      <w:r>
+        <w:rPr>
+          <w:rFonts w:ascii="Calibri" w:cs="Calibri" w:eastAsia="Calibri" w:hAnsi="Calibri"/>
+        </w:rPr>
+        <w:t xml:space="preserve">What this manual does not cover</w:t>
+      </w:r>
+    </w:p>
+    <w:p>
+      <w:pPr>
+        <w:pStyle w:val="ListParagraph"/>
+        <w:numPr>
+          <w:ilvl w:val="0"/>
+          <w:numId w:val="2"/>
+        </w:numPr>
+        <w:spacing w:after="80" w:line="290"/>
+      </w:pPr>
+      <w:r>
+        <w:rPr>
+          <w:rFonts w:ascii="Calibri" w:cs="Calibri" w:eastAsia="Calibri" w:hAnsi="Calibri"/>
+        </w:rPr>
+        <w:t xml:space="preserve">Results, Permissions, Library, Documents, Certificates and My Profile.</w:t>
+      </w:r>
+    </w:p>
+    <w:p>
+      <w:pPr>
+        <w:pStyle w:val="ListParagraph"/>
+        <w:numPr>
+          <w:ilvl w:val="0"/>
+          <w:numId w:val="2"/>
+        </w:numPr>
+        <w:spacing w:after="80" w:line="290"/>
+      </w:pPr>
+      <w:r>
+        <w:rPr>
+          <w:rFonts w:ascii="Calibri" w:cs="Calibri" w:eastAsia="Calibri" w:hAnsi="Calibri"/>
+        </w:rPr>
+        <w:t xml:space="preserve">Tasks done by teachers, HODs, the College Office or other staff.</w:t>
+      </w:r>
+    </w:p>
+    <w:p>
+      <w:pPr>
+        <w:pStyle w:val="ListParagraph"/>
+        <w:numPr>
+          <w:ilvl w:val="0"/>
+          <w:numId w:val="2"/>
+        </w:numPr>
+        <w:spacing w:after="80" w:line="290"/>
+      </w:pPr>
+      <w:r>
+        <w:rPr>
+          <w:rFonts w:ascii="Calibri" w:cs="Calibri" w:eastAsia="Calibri" w:hAnsi="Calibri"/>
+        </w:rPr>
+        <w:t xml:space="preserve">Changing any official record. Students can view this information but cannot change it in these modules.</w:t>
+      </w:r>
+    </w:p>
+    <w:p>
+      <w:pPr>
+        <w:pStyle w:val="Heading2"/>
+      </w:pPr>
+      <w:r>
+        <w:rPr>
+          <w:rFonts w:ascii="Calibri" w:cs="Calibri" w:eastAsia="Calibri" w:hAnsi="Calibri"/>
+        </w:rPr>
+        <w:t xml:space="preserve">Please remember</w:t>
+      </w:r>
+    </w:p>
+    <w:p>
+      <w:pPr>
+        <w:pStyle w:val="ListParagraph"/>
+        <w:numPr>
+          <w:ilvl w:val="0"/>
+          <w:numId w:val="2"/>
+        </w:numPr>
+        <w:spacing w:after="80" w:line="290"/>
+      </w:pPr>
+      <w:r>
+        <w:rPr>
+          <w:rFonts w:ascii="Calibri" w:cs="Calibri" w:eastAsia="Calibri" w:hAnsi="Calibri"/>
+        </w:rPr>
+        <w:t xml:space="preserve">The portal shows the information entered by your college. If something looks wrong, tell the college. Do not rely on the portal alone for important decisions.</w:t>
+      </w:r>
+    </w:p>
+    <w:p>
+      <w:pPr>
+        <w:pStyle w:val="ListParagraph"/>
+        <w:numPr>
+          <w:ilvl w:val="0"/>
+          <w:numId w:val="2"/>
+        </w:numPr>
+        <w:spacing w:after="80" w:line="290"/>
+      </w:pPr>
+      <w:r>
+        <w:rPr>
+          <w:rFonts w:ascii="Calibri" w:cs="Calibri" w:eastAsia="Calibri" w:hAnsi="Calibri"/>
+        </w:rPr>
+        <w:t xml:space="preserve">Your college decides which modules are switched on and may change the rules for attendance, holidays and mentoring. Where this manual and a college notice differ, follow the college notice.</w:t>
+      </w:r>
+    </w:p>
+    <w:p>
+      <w:pPr>
+        <w:pStyle w:val="ListParagraph"/>
+        <w:numPr>
+          <w:ilvl w:val="0"/>
+          <w:numId w:val="2"/>
+        </w:numPr>
+        <w:spacing w:after="80" w:line="290"/>
+      </w:pPr>
+      <w:r>
+        <w:rPr>
+          <w:rFonts w:ascii="Calibri" w:cs="Calibri" w:eastAsia="Calibri" w:hAnsi="Calibri"/>
+        </w:rPr>
+        <w:t xml:space="preserve">Your login is personal. Do not share your password, and sign out on shared computers.</w:t>
+      </w:r>
+    </w:p>
+    <w:p>
+      <w:pPr>
+        <w:pStyle w:val="ListParagraph"/>
+        <w:numPr>
+          <w:ilvl w:val="0"/>
+          <w:numId w:val="2"/>
+        </w:numPr>
+        <w:spacing w:after="80" w:line="290"/>
+      </w:pPr>
+      <w:r>
+        <w:rPr>
+          <w:rFonts w:ascii="Calibri" w:cs="Calibri" w:eastAsia="Calibri" w:hAnsi="Calibri"/>
+        </w:rPr>
+        <w:t xml:space="preserve">Screens may look slightly different on a phone and on a computer, and may change when the portal is updated.</w:t>
+      </w:r>
+    </w:p>
+    <w:p>
+      <w:pPr>
+        <w:pStyle w:val="Heading1"/>
+        <w:pageBreakBefore/>
+      </w:pPr>
+      <w:r>
+        <w:rPr>
+          <w:rFonts w:ascii="Calibri" w:cs="Calibri" w:eastAsia="Calibri" w:hAnsi="Calibri"/>
+        </w:rPr>
+        <w:t xml:space="preserve">User Guide</w:t>
+      </w:r>
+    </w:p>
+    <w:p>
+      <w:pPr>
+        <w:spacing w:after="120" w:line="300"/>
+      </w:pPr>
+      <w:r>
+        <w:rPr>
+          <w:rFonts w:ascii="Calibri" w:cs="Calibri" w:eastAsia="Calibri" w:hAnsi="Calibri"/>
+        </w:rPr>
+        <w:t xml:space="preserve">This part explains the five modules, one chapter for each. Before you start, read how to sign in and how to find the modules.</w:t>
       </w:r>
     </w:p>
     <w:p>
@@ -626,1227 +1674,6 @@
           <w:rFonts w:ascii="Calibri" w:cs="Calibri" w:eastAsia="Calibri" w:hAnsi="Calibri"/>
         </w:rPr>
         <w:t xml:space="preserve"> (the side menu on a computer, or the menu button on a phone). Every module in this manual is an item in that menu:</w:t>
-      </w:r>
-    </w:p>
-    <w:tbl>
-      <w:tblPr>
-        <w:tblW w:type="dxa" w:w="9360"/>
-        <w:tblBorders>
-          <w:top w:val="single" w:color="auto" w:sz="4"/>
-          <w:left w:val="single" w:color="auto" w:sz="4"/>
-          <w:bottom w:val="single" w:color="auto" w:sz="4"/>
-          <w:right w:val="single" w:color="auto" w:sz="4"/>
-          <w:insideH w:val="single" w:color="auto" w:sz="4"/>
-          <w:insideV w:val="single" w:color="auto" w:sz="4"/>
-        </w:tblBorders>
-      </w:tblPr>
-      <w:tblGrid>
-        <w:gridCol w:w="2600"/>
-        <w:gridCol w:w="6760"/>
-      </w:tblGrid>
-      <w:tr>
-        <w:trPr>
-          <w:tblHeader/>
-        </w:trPr>
-        <w:tc>
-          <w:tcPr>
-            <w:tcW w:type="dxa" w:w="2600"/>
-            <w:tcBorders>
-              <w:top w:val="single" w:color="BFBFBF" w:sz="4"/>
-              <w:left w:val="single" w:color="BFBFBF" w:sz="4"/>
-              <w:bottom w:val="single" w:color="BFBFBF" w:sz="4"/>
-              <w:right w:val="single" w:color="BFBFBF" w:sz="4"/>
-            </w:tcBorders>
-            <w:shd w:fill="1F3864" w:color="auto" w:val="clear"/>
-            <w:tcMar>
-              <w:top w:type="dxa" w:w="70"/>
-              <w:left w:type="dxa" w:w="110"/>
-              <w:bottom w:type="dxa" w:w="70"/>
-              <w:right w:type="dxa" w:w="110"/>
-            </w:tcMar>
-          </w:tcPr>
-          <w:p>
-            <w:pPr>
-              <w:spacing w:after="0"/>
-            </w:pPr>
-            <w:r>
-              <w:rPr>
-                <w:rFonts w:ascii="Calibri" w:cs="Calibri" w:eastAsia="Calibri" w:hAnsi="Calibri"/>
-                <w:b/>
-                <w:bCs/>
-                <w:color w:val="FFFFFF"/>
-                <w:sz w:val="21"/>
-                <w:szCs w:val="21"/>
-              </w:rPr>
-              <w:t xml:space="preserve">Menu item</w:t>
-            </w:r>
-          </w:p>
-        </w:tc>
-        <w:tc>
-          <w:tcPr>
-            <w:tcW w:type="dxa" w:w="6760"/>
-            <w:tcBorders>
-              <w:top w:val="single" w:color="BFBFBF" w:sz="4"/>
-              <w:left w:val="single" w:color="BFBFBF" w:sz="4"/>
-              <w:bottom w:val="single" w:color="BFBFBF" w:sz="4"/>
-              <w:right w:val="single" w:color="BFBFBF" w:sz="4"/>
-            </w:tcBorders>
-            <w:shd w:fill="1F3864" w:color="auto" w:val="clear"/>
-            <w:tcMar>
-              <w:top w:type="dxa" w:w="70"/>
-              <w:left w:type="dxa" w:w="110"/>
-              <w:bottom w:type="dxa" w:w="70"/>
-              <w:right w:type="dxa" w:w="110"/>
-            </w:tcMar>
-          </w:tcPr>
-          <w:p>
-            <w:pPr>
-              <w:spacing w:after="0"/>
-            </w:pPr>
-            <w:r>
-              <w:rPr>
-                <w:rFonts w:ascii="Calibri" w:cs="Calibri" w:eastAsia="Calibri" w:hAnsi="Calibri"/>
-                <w:b/>
-                <w:bCs/>
-                <w:color w:val="FFFFFF"/>
-                <w:sz w:val="21"/>
-                <w:szCs w:val="21"/>
-              </w:rPr>
-              <w:t xml:space="preserve">What it opens</w:t>
-            </w:r>
-          </w:p>
-        </w:tc>
-      </w:tr>
-      <w:tr>
-        <w:trPr>
-          <w:cantSplit/>
-        </w:trPr>
-        <w:tc>
-          <w:tcPr>
-            <w:tcW w:type="dxa" w:w="2600"/>
-            <w:tcBorders>
-              <w:top w:val="single" w:color="BFBFBF" w:sz="4"/>
-              <w:left w:val="single" w:color="BFBFBF" w:sz="4"/>
-              <w:bottom w:val="single" w:color="BFBFBF" w:sz="4"/>
-              <w:right w:val="single" w:color="BFBFBF" w:sz="4"/>
-            </w:tcBorders>
-            <w:tcMar>
-              <w:top w:type="dxa" w:w="70"/>
-              <w:left w:type="dxa" w:w="110"/>
-              <w:bottom w:type="dxa" w:w="70"/>
-              <w:right w:type="dxa" w:w="110"/>
-            </w:tcMar>
-          </w:tcPr>
-          <w:p>
-            <w:pPr>
-              <w:spacing w:after="0"/>
-            </w:pPr>
-            <w:r>
-              <w:rPr>
-                <w:rFonts w:ascii="Calibri" w:cs="Calibri" w:eastAsia="Calibri" w:hAnsi="Calibri"/>
-                <w:sz w:val="21"/>
-                <w:szCs w:val="21"/>
-              </w:rPr>
-              <w:t xml:space="preserve">Dashboard</w:t>
-            </w:r>
-          </w:p>
-        </w:tc>
-        <w:tc>
-          <w:tcPr>
-            <w:tcW w:type="dxa" w:w="6760"/>
-            <w:tcBorders>
-              <w:top w:val="single" w:color="BFBFBF" w:sz="4"/>
-              <w:left w:val="single" w:color="BFBFBF" w:sz="4"/>
-              <w:bottom w:val="single" w:color="BFBFBF" w:sz="4"/>
-              <w:right w:val="single" w:color="BFBFBF" w:sz="4"/>
-            </w:tcBorders>
-            <w:tcMar>
-              <w:top w:type="dxa" w:w="70"/>
-              <w:left w:type="dxa" w:w="110"/>
-              <w:bottom w:type="dxa" w:w="70"/>
-              <w:right w:type="dxa" w:w="110"/>
-            </w:tcMar>
-          </w:tcPr>
-          <w:p>
-            <w:pPr>
-              <w:spacing w:after="0"/>
-            </w:pPr>
-            <w:r>
-              <w:rPr>
-                <w:rFonts w:ascii="Calibri" w:cs="Calibri" w:eastAsia="Calibri" w:hAnsi="Calibri"/>
-                <w:sz w:val="21"/>
-                <w:szCs w:val="21"/>
-              </w:rPr>
-              <w:t xml:space="preserve">Your home screen with today’s classes and shortcuts.</w:t>
-            </w:r>
-          </w:p>
-        </w:tc>
-      </w:tr>
-      <w:tr>
-        <w:trPr>
-          <w:cantSplit/>
-        </w:trPr>
-        <w:tc>
-          <w:tcPr>
-            <w:tcW w:type="dxa" w:w="2600"/>
-            <w:tcBorders>
-              <w:top w:val="single" w:color="BFBFBF" w:sz="4"/>
-              <w:left w:val="single" w:color="BFBFBF" w:sz="4"/>
-              <w:bottom w:val="single" w:color="BFBFBF" w:sz="4"/>
-              <w:right w:val="single" w:color="BFBFBF" w:sz="4"/>
-            </w:tcBorders>
-            <w:tcMar>
-              <w:top w:type="dxa" w:w="70"/>
-              <w:left w:type="dxa" w:w="110"/>
-              <w:bottom w:type="dxa" w:w="70"/>
-              <w:right w:type="dxa" w:w="110"/>
-            </w:tcMar>
-          </w:tcPr>
-          <w:p>
-            <w:pPr>
-              <w:spacing w:after="0"/>
-            </w:pPr>
-            <w:r>
-              <w:rPr>
-                <w:rFonts w:ascii="Calibri" w:cs="Calibri" w:eastAsia="Calibri" w:hAnsi="Calibri"/>
-                <w:sz w:val="21"/>
-                <w:szCs w:val="21"/>
-              </w:rPr>
-              <w:t xml:space="preserve">Timetable</w:t>
-            </w:r>
-          </w:p>
-        </w:tc>
-        <w:tc>
-          <w:tcPr>
-            <w:tcW w:type="dxa" w:w="6760"/>
-            <w:tcBorders>
-              <w:top w:val="single" w:color="BFBFBF" w:sz="4"/>
-              <w:left w:val="single" w:color="BFBFBF" w:sz="4"/>
-              <w:bottom w:val="single" w:color="BFBFBF" w:sz="4"/>
-              <w:right w:val="single" w:color="BFBFBF" w:sz="4"/>
-            </w:tcBorders>
-            <w:tcMar>
-              <w:top w:type="dxa" w:w="70"/>
-              <w:left w:type="dxa" w:w="110"/>
-              <w:bottom w:type="dxa" w:w="70"/>
-              <w:right w:type="dxa" w:w="110"/>
-            </w:tcMar>
-          </w:tcPr>
-          <w:p>
-            <w:pPr>
-              <w:spacing w:after="0"/>
-            </w:pPr>
-            <w:r>
-              <w:rPr>
-                <w:rFonts w:ascii="Calibri" w:cs="Calibri" w:eastAsia="Calibri" w:hAnsi="Calibri"/>
-                <w:sz w:val="21"/>
-                <w:szCs w:val="21"/>
-              </w:rPr>
-              <w:t xml:space="preserve">Your weekly class schedule.</w:t>
-            </w:r>
-          </w:p>
-        </w:tc>
-      </w:tr>
-      <w:tr>
-        <w:trPr>
-          <w:cantSplit/>
-        </w:trPr>
-        <w:tc>
-          <w:tcPr>
-            <w:tcW w:type="dxa" w:w="2600"/>
-            <w:tcBorders>
-              <w:top w:val="single" w:color="BFBFBF" w:sz="4"/>
-              <w:left w:val="single" w:color="BFBFBF" w:sz="4"/>
-              <w:bottom w:val="single" w:color="BFBFBF" w:sz="4"/>
-              <w:right w:val="single" w:color="BFBFBF" w:sz="4"/>
-            </w:tcBorders>
-            <w:tcMar>
-              <w:top w:type="dxa" w:w="70"/>
-              <w:left w:type="dxa" w:w="110"/>
-              <w:bottom w:type="dxa" w:w="70"/>
-              <w:right w:type="dxa" w:w="110"/>
-            </w:tcMar>
-          </w:tcPr>
-          <w:p>
-            <w:pPr>
-              <w:spacing w:after="0"/>
-            </w:pPr>
-            <w:r>
-              <w:rPr>
-                <w:rFonts w:ascii="Calibri" w:cs="Calibri" w:eastAsia="Calibri" w:hAnsi="Calibri"/>
-                <w:sz w:val="21"/>
-                <w:szCs w:val="21"/>
-              </w:rPr>
-              <w:t xml:space="preserve">Holidays</w:t>
-            </w:r>
-          </w:p>
-        </w:tc>
-        <w:tc>
-          <w:tcPr>
-            <w:tcW w:type="dxa" w:w="6760"/>
-            <w:tcBorders>
-              <w:top w:val="single" w:color="BFBFBF" w:sz="4"/>
-              <w:left w:val="single" w:color="BFBFBF" w:sz="4"/>
-              <w:bottom w:val="single" w:color="BFBFBF" w:sz="4"/>
-              <w:right w:val="single" w:color="BFBFBF" w:sz="4"/>
-            </w:tcBorders>
-            <w:tcMar>
-              <w:top w:type="dxa" w:w="70"/>
-              <w:left w:type="dxa" w:w="110"/>
-              <w:bottom w:type="dxa" w:w="70"/>
-              <w:right w:type="dxa" w:w="110"/>
-            </w:tcMar>
-          </w:tcPr>
-          <w:p>
-            <w:pPr>
-              <w:spacing w:after="0"/>
-            </w:pPr>
-            <w:r>
-              <w:rPr>
-                <w:rFonts w:ascii="Calibri" w:cs="Calibri" w:eastAsia="Calibri" w:hAnsi="Calibri"/>
-                <w:sz w:val="21"/>
-                <w:szCs w:val="21"/>
-              </w:rPr>
-              <w:t xml:space="preserve">The college holiday list for the academic year.</w:t>
-            </w:r>
-          </w:p>
-        </w:tc>
-      </w:tr>
-      <w:tr>
-        <w:trPr>
-          <w:cantSplit/>
-        </w:trPr>
-        <w:tc>
-          <w:tcPr>
-            <w:tcW w:type="dxa" w:w="2600"/>
-            <w:tcBorders>
-              <w:top w:val="single" w:color="BFBFBF" w:sz="4"/>
-              <w:left w:val="single" w:color="BFBFBF" w:sz="4"/>
-              <w:bottom w:val="single" w:color="BFBFBF" w:sz="4"/>
-              <w:right w:val="single" w:color="BFBFBF" w:sz="4"/>
-            </w:tcBorders>
-            <w:tcMar>
-              <w:top w:type="dxa" w:w="70"/>
-              <w:left w:type="dxa" w:w="110"/>
-              <w:bottom w:type="dxa" w:w="70"/>
-              <w:right w:type="dxa" w:w="110"/>
-            </w:tcMar>
-          </w:tcPr>
-          <w:p>
-            <w:pPr>
-              <w:spacing w:after="0"/>
-            </w:pPr>
-            <w:r>
-              <w:rPr>
-                <w:rFonts w:ascii="Calibri" w:cs="Calibri" w:eastAsia="Calibri" w:hAnsi="Calibri"/>
-                <w:sz w:val="21"/>
-                <w:szCs w:val="21"/>
-              </w:rPr>
-              <w:t xml:space="preserve">Attendance</w:t>
-            </w:r>
-          </w:p>
-        </w:tc>
-        <w:tc>
-          <w:tcPr>
-            <w:tcW w:type="dxa" w:w="6760"/>
-            <w:tcBorders>
-              <w:top w:val="single" w:color="BFBFBF" w:sz="4"/>
-              <w:left w:val="single" w:color="BFBFBF" w:sz="4"/>
-              <w:bottom w:val="single" w:color="BFBFBF" w:sz="4"/>
-              <w:right w:val="single" w:color="BFBFBF" w:sz="4"/>
-            </w:tcBorders>
-            <w:tcMar>
-              <w:top w:type="dxa" w:w="70"/>
-              <w:left w:type="dxa" w:w="110"/>
-              <w:bottom w:type="dxa" w:w="70"/>
-              <w:right w:type="dxa" w:w="110"/>
-            </w:tcMar>
-          </w:tcPr>
-          <w:p>
-            <w:pPr>
-              <w:spacing w:after="0"/>
-            </w:pPr>
-            <w:r>
-              <w:rPr>
-                <w:rFonts w:ascii="Calibri" w:cs="Calibri" w:eastAsia="Calibri" w:hAnsi="Calibri"/>
-                <w:sz w:val="21"/>
-                <w:szCs w:val="21"/>
-              </w:rPr>
-              <w:t xml:space="preserve">Your attendance report, subject by subject.</w:t>
-            </w:r>
-          </w:p>
-        </w:tc>
-      </w:tr>
-      <w:tr>
-        <w:trPr>
-          <w:cantSplit/>
-        </w:trPr>
-        <w:tc>
-          <w:tcPr>
-            <w:tcW w:type="dxa" w:w="2600"/>
-            <w:tcBorders>
-              <w:top w:val="single" w:color="BFBFBF" w:sz="4"/>
-              <w:left w:val="single" w:color="BFBFBF" w:sz="4"/>
-              <w:bottom w:val="single" w:color="BFBFBF" w:sz="4"/>
-              <w:right w:val="single" w:color="BFBFBF" w:sz="4"/>
-            </w:tcBorders>
-            <w:tcMar>
-              <w:top w:type="dxa" w:w="70"/>
-              <w:left w:type="dxa" w:w="110"/>
-              <w:bottom w:type="dxa" w:w="70"/>
-              <w:right w:type="dxa" w:w="110"/>
-            </w:tcMar>
-          </w:tcPr>
-          <w:p>
-            <w:pPr>
-              <w:spacing w:after="0"/>
-            </w:pPr>
-            <w:r>
-              <w:rPr>
-                <w:rFonts w:ascii="Calibri" w:cs="Calibri" w:eastAsia="Calibri" w:hAnsi="Calibri"/>
-                <w:sz w:val="21"/>
-                <w:szCs w:val="21"/>
-              </w:rPr>
-              <w:t xml:space="preserve">Mentoring</w:t>
-            </w:r>
-          </w:p>
-        </w:tc>
-        <w:tc>
-          <w:tcPr>
-            <w:tcW w:type="dxa" w:w="6760"/>
-            <w:tcBorders>
-              <w:top w:val="single" w:color="BFBFBF" w:sz="4"/>
-              <w:left w:val="single" w:color="BFBFBF" w:sz="4"/>
-              <w:bottom w:val="single" w:color="BFBFBF" w:sz="4"/>
-              <w:right w:val="single" w:color="BFBFBF" w:sz="4"/>
-            </w:tcBorders>
-            <w:tcMar>
-              <w:top w:type="dxa" w:w="70"/>
-              <w:left w:type="dxa" w:w="110"/>
-              <w:bottom w:type="dxa" w:w="70"/>
-              <w:right w:type="dxa" w:w="110"/>
-            </w:tcMar>
-          </w:tcPr>
-          <w:p>
-            <w:pPr>
-              <w:spacing w:after="0"/>
-            </w:pPr>
-            <w:r>
-              <w:rPr>
-                <w:rFonts w:ascii="Calibri" w:cs="Calibri" w:eastAsia="Calibri" w:hAnsi="Calibri"/>
-                <w:sz w:val="21"/>
-                <w:szCs w:val="21"/>
-              </w:rPr>
-              <w:t xml:space="preserve">Your mentor and your Student Mentoring Record.</w:t>
-            </w:r>
-          </w:p>
-        </w:tc>
-      </w:tr>
-    </w:tbl>
-    <w:p>
-      <w:pPr>
-        <w:spacing w:after="120"/>
-      </w:pPr>
-    </w:p>
-    <w:tbl>
-      <w:tblPr>
-        <w:tblW w:type="dxa" w:w="9360"/>
-        <w:tblBorders>
-          <w:top w:val="single" w:color="auto" w:sz="4"/>
-          <w:left w:val="single" w:color="auto" w:sz="4"/>
-          <w:bottom w:val="single" w:color="auto" w:sz="4"/>
-          <w:right w:val="single" w:color="auto" w:sz="4"/>
-          <w:insideH w:val="single" w:color="auto" w:sz="4"/>
-          <w:insideV w:val="single" w:color="auto" w:sz="4"/>
-        </w:tblBorders>
-      </w:tblPr>
-      <w:tblGrid>
-        <w:gridCol w:w="9360"/>
-      </w:tblGrid>
-      <w:tr>
-        <w:tc>
-          <w:tcPr>
-            <w:tcW w:type="dxa" w:w="9360"/>
-            <w:tcBorders>
-              <w:top w:val="none" w:color="FFFFFF" w:sz="0"/>
-              <w:left w:val="single" w:color="1F3864" w:sz="24"/>
-              <w:bottom w:val="none" w:color="FFFFFF" w:sz="0"/>
-              <w:right w:val="none" w:color="FFFFFF" w:sz="0"/>
-            </w:tcBorders>
-            <w:shd w:fill="FFF4E0" w:color="auto" w:val="clear"/>
-            <w:tcMar>
-              <w:top w:type="dxa" w:w="90"/>
-              <w:left w:type="dxa" w:w="160"/>
-              <w:bottom w:type="dxa" w:w="90"/>
-              <w:right w:type="dxa" w:w="140"/>
-            </w:tcMar>
-          </w:tcPr>
-          <w:p>
-            <w:pPr>
-              <w:spacing w:after="0"/>
-            </w:pPr>
-            <w:r>
-              <w:rPr>
-                <w:rFonts w:ascii="Calibri" w:cs="Calibri" w:eastAsia="Calibri" w:hAnsi="Calibri"/>
-                <w:b/>
-                <w:bCs/>
-                <w:color w:val="1F3864"/>
-              </w:rPr>
-              <w:t xml:space="preserve">Please note: </w:t>
-            </w:r>
-            <w:r>
-              <w:rPr>
-                <w:rFonts w:ascii="Calibri" w:cs="Calibri" w:eastAsia="Calibri" w:hAnsi="Calibri"/>
-              </w:rPr>
-              <w:t xml:space="preserve">Your college can hide some menu items. If you cannot see a module described here, ask your College Office. Other menu items (Results, Permissions, Library, Documents, Certificates, My Profile) are not covered in this manual.</w:t>
-            </w:r>
-          </w:p>
-        </w:tc>
-      </w:tr>
-    </w:tbl>
-    <w:p>
-      <w:pPr>
-        <w:pStyle w:val="Heading1"/>
-        <w:pageBreakBefore/>
-      </w:pPr>
-      <w:r>
-        <w:rPr>
-          <w:rFonts w:ascii="Calibri" w:cs="Calibri" w:eastAsia="Calibri" w:hAnsi="Calibri"/>
-        </w:rPr>
-        <w:t xml:space="preserve">1. Dashboard</w:t>
-      </w:r>
-    </w:p>
-    <w:p>
-      <w:pPr>
-        <w:pStyle w:val="Heading2"/>
-      </w:pPr>
-      <w:r>
-        <w:rPr>
-          <w:rFonts w:ascii="Calibri" w:cs="Calibri" w:eastAsia="Calibri" w:hAnsi="Calibri"/>
-        </w:rPr>
-        <w:t xml:space="preserve">1.1 Introduction</w:t>
-      </w:r>
-    </w:p>
-    <w:p>
-      <w:pPr>
-        <w:spacing w:after="120" w:line="300"/>
-      </w:pPr>
-      <w:r>
-        <w:rPr>
-          <w:rFonts w:ascii="Calibri" w:cs="Calibri" w:eastAsia="Calibri" w:hAnsi="Calibri"/>
-        </w:rPr>
-        <w:t xml:space="preserve">The Dashboard is the first page you see after you sign in. It shows who you are, which classes you have today, and gives you quick links to other parts of the portal. Think of it as the home screen of the portal.</w:t>
-      </w:r>
-    </w:p>
-    <w:p>
-      <w:pPr>
-        <w:pStyle w:val="Heading2"/>
-      </w:pPr>
-      <w:r>
-        <w:rPr>
-          <w:rFonts w:ascii="Calibri" w:cs="Calibri" w:eastAsia="Calibri" w:hAnsi="Calibri"/>
-        </w:rPr>
-        <w:t xml:space="preserve">1.2 Features</w:t>
-      </w:r>
-    </w:p>
-    <w:p>
-      <w:pPr>
-        <w:pStyle w:val="ListParagraph"/>
-        <w:numPr>
-          <w:ilvl w:val="0"/>
-          <w:numId w:val="2"/>
-        </w:numPr>
-        <w:spacing w:after="80" w:line="290"/>
-      </w:pPr>
-      <w:r>
-        <w:rPr>
-          <w:rFonts w:ascii="Calibri" w:cs="Calibri" w:eastAsia="Calibri" w:hAnsi="Calibri"/>
-        </w:rPr>
-        <w:t xml:space="preserve">See a welcome message with your first name, Regd. No and class.</w:t>
-      </w:r>
-    </w:p>
-    <w:p>
-      <w:pPr>
-        <w:pStyle w:val="ListParagraph"/>
-        <w:numPr>
-          <w:ilvl w:val="0"/>
-          <w:numId w:val="2"/>
-        </w:numPr>
-        <w:spacing w:after="80" w:line="290"/>
-      </w:pPr>
-      <w:r>
-        <w:rPr>
-          <w:rFonts w:ascii="Calibri" w:cs="Calibri" w:eastAsia="Calibri" w:hAnsi="Calibri"/>
-        </w:rPr>
-        <w:t xml:space="preserve">See how many classes you have today.</w:t>
-      </w:r>
-    </w:p>
-    <w:p>
-      <w:pPr>
-        <w:pStyle w:val="ListParagraph"/>
-        <w:numPr>
-          <w:ilvl w:val="0"/>
-          <w:numId w:val="2"/>
-        </w:numPr>
-        <w:spacing w:after="80" w:line="290"/>
-      </w:pPr>
-      <w:r>
-        <w:rPr>
-          <w:rFonts w:ascii="Calibri" w:cs="Calibri" w:eastAsia="Calibri" w:hAnsi="Calibri"/>
-        </w:rPr>
-        <w:t xml:space="preserve">See today’s full schedule: time, subject, teacher and room.</w:t>
-      </w:r>
-    </w:p>
-    <w:p>
-      <w:pPr>
-        <w:pStyle w:val="ListParagraph"/>
-        <w:numPr>
-          <w:ilvl w:val="0"/>
-          <w:numId w:val="2"/>
-        </w:numPr>
-        <w:spacing w:after="80" w:line="290"/>
-      </w:pPr>
-      <w:r>
-        <w:rPr>
-          <w:rFonts w:ascii="Calibri" w:cs="Calibri" w:eastAsia="Calibri" w:hAnsi="Calibri"/>
-        </w:rPr>
-        <w:t xml:space="preserve">Open other modules with one click using shortcut cards.</w:t>
-      </w:r>
-    </w:p>
-    <w:p>
-      <w:pPr>
-        <w:pStyle w:val="Heading2"/>
-      </w:pPr>
-      <w:r>
-        <w:rPr>
-          <w:rFonts w:ascii="Calibri" w:cs="Calibri" w:eastAsia="Calibri" w:hAnsi="Calibri"/>
-        </w:rPr>
-        <w:t xml:space="preserve">1.3 Step-by-Step Guide</w:t>
-      </w:r>
-    </w:p>
-    <w:p>
-      <w:pPr>
-        <w:pStyle w:val="Heading3"/>
-      </w:pPr>
-      <w:r>
-        <w:rPr>
-          <w:rFonts w:ascii="Calibri" w:cs="Calibri" w:eastAsia="Calibri" w:hAnsi="Calibri"/>
-        </w:rPr>
-        <w:t xml:space="preserve">To check today’s classes</w:t>
-      </w:r>
-    </w:p>
-    <w:p>
-      <w:pPr>
-        <w:pStyle w:val="ListParagraph"/>
-        <w:numPr>
-          <w:ilvl w:val="0"/>
-          <w:numId w:val="4"/>
-        </w:numPr>
-        <w:spacing w:after="80" w:line="290"/>
-      </w:pPr>
-      <w:r>
-        <w:rPr>
-          <w:rFonts w:ascii="Calibri" w:cs="Calibri" w:eastAsia="Calibri" w:hAnsi="Calibri"/>
-        </w:rPr>
-        <w:t xml:space="preserve">Sign in to the Student Portal. The Dashboard opens automatically.</w:t>
-      </w:r>
-    </w:p>
-    <w:p>
-      <w:pPr>
-        <w:pStyle w:val="ListParagraph"/>
-        <w:numPr>
-          <w:ilvl w:val="0"/>
-          <w:numId w:val="4"/>
-        </w:numPr>
-        <w:spacing w:after="80" w:line="290"/>
-      </w:pPr>
-      <w:r>
-        <w:rPr>
-          <w:rFonts w:ascii="Calibri" w:cs="Calibri" w:eastAsia="Calibri" w:hAnsi="Calibri"/>
-        </w:rPr>
-        <w:t xml:space="preserve">Look at the box named </w:t>
-      </w:r>
-      <w:r>
-        <w:rPr>
-          <w:rFonts w:ascii="Calibri" w:cs="Calibri" w:eastAsia="Calibri" w:hAnsi="Calibri"/>
-          <w:b/>
-          <w:bCs/>
-        </w:rPr>
-        <w:t xml:space="preserve">Today’s Classes</w:t>
-      </w:r>
-      <w:r>
-        <w:rPr>
-          <w:rFonts w:ascii="Calibri" w:cs="Calibri" w:eastAsia="Calibri" w:hAnsi="Calibri"/>
-        </w:rPr>
-        <w:t xml:space="preserve"> at the top. It shows the number of periods you have today.</w:t>
-      </w:r>
-    </w:p>
-    <w:p>
-      <w:pPr>
-        <w:pStyle w:val="ListParagraph"/>
-        <w:numPr>
-          <w:ilvl w:val="0"/>
-          <w:numId w:val="4"/>
-        </w:numPr>
-        <w:spacing w:after="80" w:line="290"/>
-      </w:pPr>
-      <w:r>
-        <w:rPr>
-          <w:rFonts w:ascii="Calibri" w:cs="Calibri" w:eastAsia="Calibri" w:hAnsi="Calibri"/>
-        </w:rPr>
-        <w:t xml:space="preserve">Scroll down to the </w:t>
-      </w:r>
-      <w:r>
-        <w:rPr>
-          <w:rFonts w:ascii="Calibri" w:cs="Calibri" w:eastAsia="Calibri" w:hAnsi="Calibri"/>
-          <w:b/>
-          <w:bCs/>
-        </w:rPr>
-        <w:t xml:space="preserve">Today’s Schedule</w:t>
-      </w:r>
-      <w:r>
-        <w:rPr>
-          <w:rFonts w:ascii="Calibri" w:cs="Calibri" w:eastAsia="Calibri" w:hAnsi="Calibri"/>
-        </w:rPr>
-        <w:t xml:space="preserve"> card.</w:t>
-      </w:r>
-    </w:p>
-    <w:p>
-      <w:pPr>
-        <w:pStyle w:val="ListParagraph"/>
-        <w:numPr>
-          <w:ilvl w:val="0"/>
-          <w:numId w:val="4"/>
-        </w:numPr>
-        <w:spacing w:after="80" w:line="290"/>
-      </w:pPr>
-      <w:r>
-        <w:rPr>
-          <w:rFonts w:ascii="Calibri" w:cs="Calibri" w:eastAsia="Calibri" w:hAnsi="Calibri"/>
-        </w:rPr>
-        <w:t xml:space="preserve">Read each row from top to bottom. The rows are in period order.</w:t>
-      </w:r>
-    </w:p>
-    <w:p>
-      <w:pPr>
-        <w:pStyle w:val="Heading3"/>
-      </w:pPr>
-      <w:r>
-        <w:rPr>
-          <w:rFonts w:ascii="Calibri" w:cs="Calibri" w:eastAsia="Calibri" w:hAnsi="Calibri"/>
-        </w:rPr>
-        <w:t xml:space="preserve">To open another module from the Dashboard</w:t>
-      </w:r>
-    </w:p>
-    <w:p>
-      <w:pPr>
-        <w:pStyle w:val="ListParagraph"/>
-        <w:numPr>
-          <w:ilvl w:val="0"/>
-          <w:numId w:val="5"/>
-        </w:numPr>
-        <w:spacing w:after="80" w:line="290"/>
-      </w:pPr>
-      <w:r>
-        <w:rPr>
-          <w:rFonts w:ascii="Calibri" w:cs="Calibri" w:eastAsia="Calibri" w:hAnsi="Calibri"/>
-        </w:rPr>
-        <w:t xml:space="preserve">Find the shortcut card for the module (for example, </w:t>
-      </w:r>
-      <w:r>
-        <w:rPr>
-          <w:rFonts w:ascii="Calibri" w:cs="Calibri" w:eastAsia="Calibri" w:hAnsi="Calibri"/>
-          <w:b/>
-          <w:bCs/>
-        </w:rPr>
-        <w:t xml:space="preserve">My Timetable</w:t>
-      </w:r>
-      <w:r>
-        <w:rPr>
-          <w:rFonts w:ascii="Calibri" w:cs="Calibri" w:eastAsia="Calibri" w:hAnsi="Calibri"/>
-        </w:rPr>
-        <w:t xml:space="preserve">).</w:t>
-      </w:r>
-    </w:p>
-    <w:p>
-      <w:pPr>
-        <w:pStyle w:val="ListParagraph"/>
-        <w:numPr>
-          <w:ilvl w:val="0"/>
-          <w:numId w:val="5"/>
-        </w:numPr>
-        <w:spacing w:after="80" w:line="290"/>
-      </w:pPr>
-      <w:r>
-        <w:rPr>
-          <w:rFonts w:ascii="Calibri" w:cs="Calibri" w:eastAsia="Calibri" w:hAnsi="Calibri"/>
-        </w:rPr>
-        <w:t xml:space="preserve">Click or tap the card. The module opens.</w:t>
-      </w:r>
-    </w:p>
-    <w:p>
-      <w:pPr>
-        <w:pStyle w:val="ListParagraph"/>
-        <w:numPr>
-          <w:ilvl w:val="0"/>
-          <w:numId w:val="5"/>
-        </w:numPr>
-        <w:spacing w:after="80" w:line="290"/>
-      </w:pPr>
-      <w:r>
-        <w:rPr>
-          <w:rFonts w:ascii="Calibri" w:cs="Calibri" w:eastAsia="Calibri" w:hAnsi="Calibri"/>
-        </w:rPr>
-        <w:t xml:space="preserve">To return, click </w:t>
-      </w:r>
-      <w:r>
-        <w:rPr>
-          <w:rFonts w:ascii="Calibri" w:cs="Calibri" w:eastAsia="Calibri" w:hAnsi="Calibri"/>
-          <w:b/>
-          <w:bCs/>
-        </w:rPr>
-        <w:t xml:space="preserve">Dashboard</w:t>
-      </w:r>
-      <w:r>
-        <w:rPr>
-          <w:rFonts w:ascii="Calibri" w:cs="Calibri" w:eastAsia="Calibri" w:hAnsi="Calibri"/>
-        </w:rPr>
-        <w:t xml:space="preserve"> in the menu, or use the </w:t>
-      </w:r>
-      <w:r>
-        <w:rPr>
-          <w:rFonts w:ascii="Calibri" w:cs="Calibri" w:eastAsia="Calibri" w:hAnsi="Calibri"/>
-          <w:b/>
-          <w:bCs/>
-        </w:rPr>
-        <w:t xml:space="preserve">Back to Dashboard</w:t>
-      </w:r>
-      <w:r>
-        <w:rPr>
-          <w:rFonts w:ascii="Calibri" w:cs="Calibri" w:eastAsia="Calibri" w:hAnsi="Calibri"/>
-        </w:rPr>
-        <w:t xml:space="preserve"> button where it is shown (for example, on the Attendance page).</w:t>
-      </w:r>
-    </w:p>
-    <w:p>
-      <w:pPr>
-        <w:pStyle w:val="Heading2"/>
-      </w:pPr>
-      <w:r>
-        <w:rPr>
-          <w:rFonts w:ascii="Calibri" w:cs="Calibri" w:eastAsia="Calibri" w:hAnsi="Calibri"/>
-        </w:rPr>
-        <w:t xml:space="preserve">1.4 Screen Explanation</w:t>
-      </w:r>
-    </w:p>
-    <w:p>
-      <w:pPr>
-        <w:pStyle w:val="Heading3"/>
-      </w:pPr>
-      <w:r>
-        <w:rPr>
-          <w:rFonts w:ascii="Calibri" w:cs="Calibri" w:eastAsia="Calibri" w:hAnsi="Calibri"/>
-        </w:rPr>
-        <w:t xml:space="preserve">Header</w:t>
-      </w:r>
-    </w:p>
-    <w:p>
-      <w:pPr>
-        <w:spacing w:after="120" w:line="300"/>
-      </w:pPr>
-      <w:r>
-        <w:rPr>
-          <w:rFonts w:ascii="Calibri" w:cs="Calibri" w:eastAsia="Calibri" w:hAnsi="Calibri"/>
-        </w:rPr>
-        <w:t xml:space="preserve">The title says “Welcome” followed by your first name. Under it you see your Regd. No and your class, separated by a dot.</w:t>
-      </w:r>
-    </w:p>
-    <w:p>
-      <w:pPr>
-        <w:pStyle w:val="Heading3"/>
-      </w:pPr>
-      <w:r>
-        <w:rPr>
-          <w:rFonts w:ascii="Calibri" w:cs="Calibri" w:eastAsia="Calibri" w:hAnsi="Calibri"/>
-        </w:rPr>
-        <w:t xml:space="preserve">Summary boxes</w:t>
-      </w:r>
-    </w:p>
-    <w:tbl>
-      <w:tblPr>
-        <w:tblW w:type="dxa" w:w="9360"/>
-        <w:tblBorders>
-          <w:top w:val="single" w:color="auto" w:sz="4"/>
-          <w:left w:val="single" w:color="auto" w:sz="4"/>
-          <w:bottom w:val="single" w:color="auto" w:sz="4"/>
-          <w:right w:val="single" w:color="auto" w:sz="4"/>
-          <w:insideH w:val="single" w:color="auto" w:sz="4"/>
-          <w:insideV w:val="single" w:color="auto" w:sz="4"/>
-        </w:tblBorders>
-      </w:tblPr>
-      <w:tblGrid>
-        <w:gridCol w:w="2400"/>
-        <w:gridCol w:w="6960"/>
-      </w:tblGrid>
-      <w:tr>
-        <w:trPr>
-          <w:tblHeader/>
-        </w:trPr>
-        <w:tc>
-          <w:tcPr>
-            <w:tcW w:type="dxa" w:w="2400"/>
-            <w:tcBorders>
-              <w:top w:val="single" w:color="BFBFBF" w:sz="4"/>
-              <w:left w:val="single" w:color="BFBFBF" w:sz="4"/>
-              <w:bottom w:val="single" w:color="BFBFBF" w:sz="4"/>
-              <w:right w:val="single" w:color="BFBFBF" w:sz="4"/>
-            </w:tcBorders>
-            <w:shd w:fill="1F3864" w:color="auto" w:val="clear"/>
-            <w:tcMar>
-              <w:top w:type="dxa" w:w="70"/>
-              <w:left w:type="dxa" w:w="110"/>
-              <w:bottom w:type="dxa" w:w="70"/>
-              <w:right w:type="dxa" w:w="110"/>
-            </w:tcMar>
-          </w:tcPr>
-          <w:p>
-            <w:pPr>
-              <w:spacing w:after="0"/>
-            </w:pPr>
-            <w:r>
-              <w:rPr>
-                <w:rFonts w:ascii="Calibri" w:cs="Calibri" w:eastAsia="Calibri" w:hAnsi="Calibri"/>
-                <w:b/>
-                <w:bCs/>
-                <w:color w:val="FFFFFF"/>
-                <w:sz w:val="21"/>
-                <w:szCs w:val="21"/>
-              </w:rPr>
-              <w:t xml:space="preserve">Box</w:t>
-            </w:r>
-          </w:p>
-        </w:tc>
-        <w:tc>
-          <w:tcPr>
-            <w:tcW w:type="dxa" w:w="6960"/>
-            <w:tcBorders>
-              <w:top w:val="single" w:color="BFBFBF" w:sz="4"/>
-              <w:left w:val="single" w:color="BFBFBF" w:sz="4"/>
-              <w:bottom w:val="single" w:color="BFBFBF" w:sz="4"/>
-              <w:right w:val="single" w:color="BFBFBF" w:sz="4"/>
-            </w:tcBorders>
-            <w:shd w:fill="1F3864" w:color="auto" w:val="clear"/>
-            <w:tcMar>
-              <w:top w:type="dxa" w:w="70"/>
-              <w:left w:type="dxa" w:w="110"/>
-              <w:bottom w:type="dxa" w:w="70"/>
-              <w:right w:type="dxa" w:w="110"/>
-            </w:tcMar>
-          </w:tcPr>
-          <w:p>
-            <w:pPr>
-              <w:spacing w:after="0"/>
-            </w:pPr>
-            <w:r>
-              <w:rPr>
-                <w:rFonts w:ascii="Calibri" w:cs="Calibri" w:eastAsia="Calibri" w:hAnsi="Calibri"/>
-                <w:b/>
-                <w:bCs/>
-                <w:color w:val="FFFFFF"/>
-                <w:sz w:val="21"/>
-                <w:szCs w:val="21"/>
-              </w:rPr>
-              <w:t xml:space="preserve">What it shows</w:t>
-            </w:r>
-          </w:p>
-        </w:tc>
-      </w:tr>
-      <w:tr>
-        <w:trPr>
-          <w:cantSplit/>
-        </w:trPr>
-        <w:tc>
-          <w:tcPr>
-            <w:tcW w:type="dxa" w:w="2400"/>
-            <w:tcBorders>
-              <w:top w:val="single" w:color="BFBFBF" w:sz="4"/>
-              <w:left w:val="single" w:color="BFBFBF" w:sz="4"/>
-              <w:bottom w:val="single" w:color="BFBFBF" w:sz="4"/>
-              <w:right w:val="single" w:color="BFBFBF" w:sz="4"/>
-            </w:tcBorders>
-            <w:tcMar>
-              <w:top w:type="dxa" w:w="70"/>
-              <w:left w:type="dxa" w:w="110"/>
-              <w:bottom w:type="dxa" w:w="70"/>
-              <w:right w:type="dxa" w:w="110"/>
-            </w:tcMar>
-          </w:tcPr>
-          <w:p>
-            <w:pPr>
-              <w:spacing w:after="0"/>
-            </w:pPr>
-            <w:r>
-              <w:rPr>
-                <w:rFonts w:ascii="Calibri" w:cs="Calibri" w:eastAsia="Calibri" w:hAnsi="Calibri"/>
-                <w:sz w:val="21"/>
-                <w:szCs w:val="21"/>
-              </w:rPr>
-              <w:t xml:space="preserve">Today’s Classes</w:t>
-            </w:r>
-          </w:p>
-        </w:tc>
-        <w:tc>
-          <w:tcPr>
-            <w:tcW w:type="dxa" w:w="6960"/>
-            <w:tcBorders>
-              <w:top w:val="single" w:color="BFBFBF" w:sz="4"/>
-              <w:left w:val="single" w:color="BFBFBF" w:sz="4"/>
-              <w:bottom w:val="single" w:color="BFBFBF" w:sz="4"/>
-              <w:right w:val="single" w:color="BFBFBF" w:sz="4"/>
-            </w:tcBorders>
-            <w:tcMar>
-              <w:top w:type="dxa" w:w="70"/>
-              <w:left w:type="dxa" w:w="110"/>
-              <w:bottom w:type="dxa" w:w="70"/>
-              <w:right w:type="dxa" w:w="110"/>
-            </w:tcMar>
-          </w:tcPr>
-          <w:p>
-            <w:pPr>
-              <w:spacing w:after="0"/>
-            </w:pPr>
-            <w:r>
-              <w:rPr>
-                <w:rFonts w:ascii="Calibri" w:cs="Calibri" w:eastAsia="Calibri" w:hAnsi="Calibri"/>
-                <w:sz w:val="21"/>
-                <w:szCs w:val="21"/>
-              </w:rPr>
-              <w:t xml:space="preserve">The number of periods you have today, for example “6 Periods”.</w:t>
-            </w:r>
-          </w:p>
-        </w:tc>
-      </w:tr>
-      <w:tr>
-        <w:trPr>
-          <w:cantSplit/>
-        </w:trPr>
-        <w:tc>
-          <w:tcPr>
-            <w:tcW w:type="dxa" w:w="2400"/>
-            <w:tcBorders>
-              <w:top w:val="single" w:color="BFBFBF" w:sz="4"/>
-              <w:left w:val="single" w:color="BFBFBF" w:sz="4"/>
-              <w:bottom w:val="single" w:color="BFBFBF" w:sz="4"/>
-              <w:right w:val="single" w:color="BFBFBF" w:sz="4"/>
-            </w:tcBorders>
-            <w:tcMar>
-              <w:top w:type="dxa" w:w="70"/>
-              <w:left w:type="dxa" w:w="110"/>
-              <w:bottom w:type="dxa" w:w="70"/>
-              <w:right w:type="dxa" w:w="110"/>
-            </w:tcMar>
-          </w:tcPr>
-          <w:p>
-            <w:pPr>
-              <w:spacing w:after="0"/>
-            </w:pPr>
-            <w:r>
-              <w:rPr>
-                <w:rFonts w:ascii="Calibri" w:cs="Calibri" w:eastAsia="Calibri" w:hAnsi="Calibri"/>
-                <w:sz w:val="21"/>
-                <w:szCs w:val="21"/>
-              </w:rPr>
-              <w:t xml:space="preserve">Permissions</w:t>
-            </w:r>
-          </w:p>
-        </w:tc>
-        <w:tc>
-          <w:tcPr>
-            <w:tcW w:type="dxa" w:w="6960"/>
-            <w:tcBorders>
-              <w:top w:val="single" w:color="BFBFBF" w:sz="4"/>
-              <w:left w:val="single" w:color="BFBFBF" w:sz="4"/>
-              <w:bottom w:val="single" w:color="BFBFBF" w:sz="4"/>
-              <w:right w:val="single" w:color="BFBFBF" w:sz="4"/>
-            </w:tcBorders>
-            <w:tcMar>
-              <w:top w:type="dxa" w:w="70"/>
-              <w:left w:type="dxa" w:w="110"/>
-              <w:bottom w:type="dxa" w:w="70"/>
-              <w:right w:type="dxa" w:w="110"/>
-            </w:tcMar>
-          </w:tcPr>
-          <w:p>
-            <w:pPr>
-              <w:spacing w:after="0"/>
-            </w:pPr>
-            <w:r>
-              <w:rPr>
-                <w:rFonts w:ascii="Calibri" w:cs="Calibri" w:eastAsia="Calibri" w:hAnsi="Calibri"/>
-                <w:sz w:val="21"/>
-                <w:szCs w:val="21"/>
-              </w:rPr>
-              <w:t xml:space="preserve">A small information box that shows “On Duty”. It is only a label.</w:t>
-            </w:r>
-          </w:p>
-        </w:tc>
-      </w:tr>
-      <w:tr>
-        <w:trPr>
-          <w:cantSplit/>
-        </w:trPr>
-        <w:tc>
-          <w:tcPr>
-            <w:tcW w:type="dxa" w:w="2400"/>
-            <w:tcBorders>
-              <w:top w:val="single" w:color="BFBFBF" w:sz="4"/>
-              <w:left w:val="single" w:color="BFBFBF" w:sz="4"/>
-              <w:bottom w:val="single" w:color="BFBFBF" w:sz="4"/>
-              <w:right w:val="single" w:color="BFBFBF" w:sz="4"/>
-            </w:tcBorders>
-            <w:tcMar>
-              <w:top w:type="dxa" w:w="70"/>
-              <w:left w:type="dxa" w:w="110"/>
-              <w:bottom w:type="dxa" w:w="70"/>
-              <w:right w:type="dxa" w:w="110"/>
-            </w:tcMar>
-          </w:tcPr>
-          <w:p>
-            <w:pPr>
-              <w:spacing w:after="0"/>
-            </w:pPr>
-            <w:r>
-              <w:rPr>
-                <w:rFonts w:ascii="Calibri" w:cs="Calibri" w:eastAsia="Calibri" w:hAnsi="Calibri"/>
-                <w:sz w:val="21"/>
-                <w:szCs w:val="21"/>
-              </w:rPr>
-              <w:t xml:space="preserve">Section</w:t>
-            </w:r>
-          </w:p>
-        </w:tc>
-        <w:tc>
-          <w:tcPr>
-            <w:tcW w:type="dxa" w:w="6960"/>
-            <w:tcBorders>
-              <w:top w:val="single" w:color="BFBFBF" w:sz="4"/>
-              <w:left w:val="single" w:color="BFBFBF" w:sz="4"/>
-              <w:bottom w:val="single" w:color="BFBFBF" w:sz="4"/>
-              <w:right w:val="single" w:color="BFBFBF" w:sz="4"/>
-            </w:tcBorders>
-            <w:tcMar>
-              <w:top w:type="dxa" w:w="70"/>
-              <w:left w:type="dxa" w:w="110"/>
-              <w:bottom w:type="dxa" w:w="70"/>
-              <w:right w:type="dxa" w:w="110"/>
-            </w:tcMar>
-          </w:tcPr>
-          <w:p>
-            <w:pPr>
-              <w:spacing w:after="0"/>
-            </w:pPr>
-            <w:r>
-              <w:rPr>
-                <w:rFonts w:ascii="Calibri" w:cs="Calibri" w:eastAsia="Calibri" w:hAnsi="Calibri"/>
-                <w:sz w:val="21"/>
-                <w:szCs w:val="21"/>
-              </w:rPr>
-              <w:t xml:space="preserve">Your class and section.</w:t>
-            </w:r>
-          </w:p>
-        </w:tc>
-      </w:tr>
-      <w:tr>
-        <w:trPr>
-          <w:cantSplit/>
-        </w:trPr>
-        <w:tc>
-          <w:tcPr>
-            <w:tcW w:type="dxa" w:w="2400"/>
-            <w:tcBorders>
-              <w:top w:val="single" w:color="BFBFBF" w:sz="4"/>
-              <w:left w:val="single" w:color="BFBFBF" w:sz="4"/>
-              <w:bottom w:val="single" w:color="BFBFBF" w:sz="4"/>
-              <w:right w:val="single" w:color="BFBFBF" w:sz="4"/>
-            </w:tcBorders>
-            <w:tcMar>
-              <w:top w:type="dxa" w:w="70"/>
-              <w:left w:type="dxa" w:w="110"/>
-              <w:bottom w:type="dxa" w:w="70"/>
-              <w:right w:type="dxa" w:w="110"/>
-            </w:tcMar>
-          </w:tcPr>
-          <w:p>
-            <w:pPr>
-              <w:spacing w:after="0"/>
-            </w:pPr>
-            <w:r>
-              <w:rPr>
-                <w:rFonts w:ascii="Calibri" w:cs="Calibri" w:eastAsia="Calibri" w:hAnsi="Calibri"/>
-                <w:sz w:val="21"/>
-                <w:szCs w:val="21"/>
-              </w:rPr>
-              <w:t xml:space="preserve">Regd. No</w:t>
-            </w:r>
-          </w:p>
-        </w:tc>
-        <w:tc>
-          <w:tcPr>
-            <w:tcW w:type="dxa" w:w="6960"/>
-            <w:tcBorders>
-              <w:top w:val="single" w:color="BFBFBF" w:sz="4"/>
-              <w:left w:val="single" w:color="BFBFBF" w:sz="4"/>
-              <w:bottom w:val="single" w:color="BFBFBF" w:sz="4"/>
-              <w:right w:val="single" w:color="BFBFBF" w:sz="4"/>
-            </w:tcBorders>
-            <w:tcMar>
-              <w:top w:type="dxa" w:w="70"/>
-              <w:left w:type="dxa" w:w="110"/>
-              <w:bottom w:type="dxa" w:w="70"/>
-              <w:right w:type="dxa" w:w="110"/>
-            </w:tcMar>
-          </w:tcPr>
-          <w:p>
-            <w:pPr>
-              <w:spacing w:after="0"/>
-            </w:pPr>
-            <w:r>
-              <w:rPr>
-                <w:rFonts w:ascii="Calibri" w:cs="Calibri" w:eastAsia="Calibri" w:hAnsi="Calibri"/>
-                <w:sz w:val="21"/>
-                <w:szCs w:val="21"/>
-              </w:rPr>
-              <w:t xml:space="preserve">Your registration number.</w:t>
-            </w:r>
-          </w:p>
-        </w:tc>
-      </w:tr>
-    </w:tbl>
-    <w:p>
-      <w:pPr>
-        <w:spacing w:after="120"/>
-      </w:pPr>
-    </w:p>
-    <w:p>
-      <w:pPr>
-        <w:pStyle w:val="Heading3"/>
-      </w:pPr>
-      <w:r>
-        <w:rPr>
-          <w:rFonts w:ascii="Calibri" w:cs="Calibri" w:eastAsia="Calibri" w:hAnsi="Calibri"/>
-        </w:rPr>
-        <w:t xml:space="preserve">Shortcut cards</w:t>
-      </w:r>
-    </w:p>
-    <w:p>
-      <w:pPr>
-        <w:spacing w:after="120" w:line="300"/>
-      </w:pPr>
-      <w:r>
-        <w:rPr>
-          <w:rFonts w:ascii="Calibri" w:cs="Calibri" w:eastAsia="Calibri" w:hAnsi="Calibri"/>
-        </w:rPr>
-        <w:t xml:space="preserve">The cards are grouped under two headings.</w:t>
       </w:r>
     </w:p>
     <w:tbl>
@@ -1900,6 +1727,1412 @@
                 <w:sz w:val="21"/>
                 <w:szCs w:val="21"/>
               </w:rPr>
+              <w:t xml:space="preserve">Menu item</w:t>
+            </w:r>
+          </w:p>
+        </w:tc>
+        <w:tc>
+          <w:tcPr>
+            <w:tcW w:type="dxa" w:w="3000"/>
+            <w:tcBorders>
+              <w:top w:val="single" w:color="BFBFBF" w:sz="4"/>
+              <w:left w:val="single" w:color="BFBFBF" w:sz="4"/>
+              <w:bottom w:val="single" w:color="BFBFBF" w:sz="4"/>
+              <w:right w:val="single" w:color="BFBFBF" w:sz="4"/>
+            </w:tcBorders>
+            <w:shd w:fill="1F3864" w:color="auto" w:val="clear"/>
+            <w:tcMar>
+              <w:top w:type="dxa" w:w="70"/>
+              <w:left w:type="dxa" w:w="110"/>
+              <w:bottom w:type="dxa" w:w="70"/>
+              <w:right w:type="dxa" w:w="110"/>
+            </w:tcMar>
+          </w:tcPr>
+          <w:p>
+            <w:pPr>
+              <w:spacing w:after="0"/>
+            </w:pPr>
+            <w:r>
+              <w:rPr>
+                <w:rFonts w:ascii="Calibri" w:cs="Calibri" w:eastAsia="Calibri" w:hAnsi="Calibri"/>
+                <w:b/>
+                <w:bCs/>
+                <w:color w:val="FFFFFF"/>
+                <w:sz w:val="21"/>
+                <w:szCs w:val="21"/>
+              </w:rPr>
+              <w:t xml:space="preserve">Chapter</w:t>
+            </w:r>
+          </w:p>
+        </w:tc>
+        <w:tc>
+          <w:tcPr>
+            <w:tcW w:type="dxa" w:w="3760"/>
+            <w:tcBorders>
+              <w:top w:val="single" w:color="BFBFBF" w:sz="4"/>
+              <w:left w:val="single" w:color="BFBFBF" w:sz="4"/>
+              <w:bottom w:val="single" w:color="BFBFBF" w:sz="4"/>
+              <w:right w:val="single" w:color="BFBFBF" w:sz="4"/>
+            </w:tcBorders>
+            <w:shd w:fill="1F3864" w:color="auto" w:val="clear"/>
+            <w:tcMar>
+              <w:top w:type="dxa" w:w="70"/>
+              <w:left w:type="dxa" w:w="110"/>
+              <w:bottom w:type="dxa" w:w="70"/>
+              <w:right w:type="dxa" w:w="110"/>
+            </w:tcMar>
+          </w:tcPr>
+          <w:p>
+            <w:pPr>
+              <w:spacing w:after="0"/>
+            </w:pPr>
+            <w:r>
+              <w:rPr>
+                <w:rFonts w:ascii="Calibri" w:cs="Calibri" w:eastAsia="Calibri" w:hAnsi="Calibri"/>
+                <w:b/>
+                <w:bCs/>
+                <w:color w:val="FFFFFF"/>
+                <w:sz w:val="21"/>
+                <w:szCs w:val="21"/>
+              </w:rPr>
+              <w:t xml:space="preserve">What it opens</w:t>
+            </w:r>
+          </w:p>
+        </w:tc>
+      </w:tr>
+      <w:tr>
+        <w:trPr>
+          <w:cantSplit/>
+        </w:trPr>
+        <w:tc>
+          <w:tcPr>
+            <w:tcW w:type="dxa" w:w="2600"/>
+            <w:tcBorders>
+              <w:top w:val="single" w:color="BFBFBF" w:sz="4"/>
+              <w:left w:val="single" w:color="BFBFBF" w:sz="4"/>
+              <w:bottom w:val="single" w:color="BFBFBF" w:sz="4"/>
+              <w:right w:val="single" w:color="BFBFBF" w:sz="4"/>
+            </w:tcBorders>
+            <w:tcMar>
+              <w:top w:type="dxa" w:w="70"/>
+              <w:left w:type="dxa" w:w="110"/>
+              <w:bottom w:type="dxa" w:w="70"/>
+              <w:right w:type="dxa" w:w="110"/>
+            </w:tcMar>
+          </w:tcPr>
+          <w:p>
+            <w:pPr>
+              <w:spacing w:after="0"/>
+            </w:pPr>
+            <w:r>
+              <w:rPr>
+                <w:rFonts w:ascii="Calibri" w:cs="Calibri" w:eastAsia="Calibri" w:hAnsi="Calibri"/>
+                <w:sz w:val="21"/>
+                <w:szCs w:val="21"/>
+              </w:rPr>
+              <w:t xml:space="preserve">Dashboard</w:t>
+            </w:r>
+          </w:p>
+        </w:tc>
+        <w:tc>
+          <w:tcPr>
+            <w:tcW w:type="dxa" w:w="3000"/>
+            <w:tcBorders>
+              <w:top w:val="single" w:color="BFBFBF" w:sz="4"/>
+              <w:left w:val="single" w:color="BFBFBF" w:sz="4"/>
+              <w:bottom w:val="single" w:color="BFBFBF" w:sz="4"/>
+              <w:right w:val="single" w:color="BFBFBF" w:sz="4"/>
+            </w:tcBorders>
+            <w:tcMar>
+              <w:top w:type="dxa" w:w="70"/>
+              <w:left w:type="dxa" w:w="110"/>
+              <w:bottom w:type="dxa" w:w="70"/>
+              <w:right w:type="dxa" w:w="110"/>
+            </w:tcMar>
+          </w:tcPr>
+          <w:p>
+            <w:pPr>
+              <w:spacing w:after="0"/>
+            </w:pPr>
+            <w:r>
+              <w:rPr>
+                <w:rFonts w:ascii="Calibri" w:cs="Calibri" w:eastAsia="Calibri" w:hAnsi="Calibri"/>
+                <w:sz w:val="21"/>
+                <w:szCs w:val="21"/>
+              </w:rPr>
+              <w:t xml:space="preserve">Module 1</w:t>
+            </w:r>
+          </w:p>
+        </w:tc>
+        <w:tc>
+          <w:tcPr>
+            <w:tcW w:type="dxa" w:w="3760"/>
+            <w:tcBorders>
+              <w:top w:val="single" w:color="BFBFBF" w:sz="4"/>
+              <w:left w:val="single" w:color="BFBFBF" w:sz="4"/>
+              <w:bottom w:val="single" w:color="BFBFBF" w:sz="4"/>
+              <w:right w:val="single" w:color="BFBFBF" w:sz="4"/>
+            </w:tcBorders>
+            <w:tcMar>
+              <w:top w:type="dxa" w:w="70"/>
+              <w:left w:type="dxa" w:w="110"/>
+              <w:bottom w:type="dxa" w:w="70"/>
+              <w:right w:type="dxa" w:w="110"/>
+            </w:tcMar>
+          </w:tcPr>
+          <w:p>
+            <w:pPr>
+              <w:spacing w:after="0"/>
+            </w:pPr>
+            <w:r>
+              <w:rPr>
+                <w:rFonts w:ascii="Calibri" w:cs="Calibri" w:eastAsia="Calibri" w:hAnsi="Calibri"/>
+                <w:sz w:val="21"/>
+                <w:szCs w:val="21"/>
+              </w:rPr>
+              <w:t xml:space="preserve">Your home screen with today’s classes and shortcuts.</w:t>
+            </w:r>
+          </w:p>
+        </w:tc>
+      </w:tr>
+      <w:tr>
+        <w:trPr>
+          <w:cantSplit/>
+        </w:trPr>
+        <w:tc>
+          <w:tcPr>
+            <w:tcW w:type="dxa" w:w="2600"/>
+            <w:tcBorders>
+              <w:top w:val="single" w:color="BFBFBF" w:sz="4"/>
+              <w:left w:val="single" w:color="BFBFBF" w:sz="4"/>
+              <w:bottom w:val="single" w:color="BFBFBF" w:sz="4"/>
+              <w:right w:val="single" w:color="BFBFBF" w:sz="4"/>
+            </w:tcBorders>
+            <w:tcMar>
+              <w:top w:type="dxa" w:w="70"/>
+              <w:left w:type="dxa" w:w="110"/>
+              <w:bottom w:type="dxa" w:w="70"/>
+              <w:right w:type="dxa" w:w="110"/>
+            </w:tcMar>
+          </w:tcPr>
+          <w:p>
+            <w:pPr>
+              <w:spacing w:after="0"/>
+            </w:pPr>
+            <w:r>
+              <w:rPr>
+                <w:rFonts w:ascii="Calibri" w:cs="Calibri" w:eastAsia="Calibri" w:hAnsi="Calibri"/>
+                <w:sz w:val="21"/>
+                <w:szCs w:val="21"/>
+              </w:rPr>
+              <w:t xml:space="preserve">Timetable</w:t>
+            </w:r>
+          </w:p>
+        </w:tc>
+        <w:tc>
+          <w:tcPr>
+            <w:tcW w:type="dxa" w:w="3000"/>
+            <w:tcBorders>
+              <w:top w:val="single" w:color="BFBFBF" w:sz="4"/>
+              <w:left w:val="single" w:color="BFBFBF" w:sz="4"/>
+              <w:bottom w:val="single" w:color="BFBFBF" w:sz="4"/>
+              <w:right w:val="single" w:color="BFBFBF" w:sz="4"/>
+            </w:tcBorders>
+            <w:tcMar>
+              <w:top w:type="dxa" w:w="70"/>
+              <w:left w:type="dxa" w:w="110"/>
+              <w:bottom w:type="dxa" w:w="70"/>
+              <w:right w:type="dxa" w:w="110"/>
+            </w:tcMar>
+          </w:tcPr>
+          <w:p>
+            <w:pPr>
+              <w:spacing w:after="0"/>
+            </w:pPr>
+            <w:r>
+              <w:rPr>
+                <w:rFonts w:ascii="Calibri" w:cs="Calibri" w:eastAsia="Calibri" w:hAnsi="Calibri"/>
+                <w:sz w:val="21"/>
+                <w:szCs w:val="21"/>
+              </w:rPr>
+              <w:t xml:space="preserve">Module 2</w:t>
+            </w:r>
+          </w:p>
+        </w:tc>
+        <w:tc>
+          <w:tcPr>
+            <w:tcW w:type="dxa" w:w="3760"/>
+            <w:tcBorders>
+              <w:top w:val="single" w:color="BFBFBF" w:sz="4"/>
+              <w:left w:val="single" w:color="BFBFBF" w:sz="4"/>
+              <w:bottom w:val="single" w:color="BFBFBF" w:sz="4"/>
+              <w:right w:val="single" w:color="BFBFBF" w:sz="4"/>
+            </w:tcBorders>
+            <w:tcMar>
+              <w:top w:type="dxa" w:w="70"/>
+              <w:left w:type="dxa" w:w="110"/>
+              <w:bottom w:type="dxa" w:w="70"/>
+              <w:right w:type="dxa" w:w="110"/>
+            </w:tcMar>
+          </w:tcPr>
+          <w:p>
+            <w:pPr>
+              <w:spacing w:after="0"/>
+            </w:pPr>
+            <w:r>
+              <w:rPr>
+                <w:rFonts w:ascii="Calibri" w:cs="Calibri" w:eastAsia="Calibri" w:hAnsi="Calibri"/>
+                <w:sz w:val="21"/>
+                <w:szCs w:val="21"/>
+              </w:rPr>
+              <w:t xml:space="preserve">Your weekly class schedule.</w:t>
+            </w:r>
+          </w:p>
+        </w:tc>
+      </w:tr>
+      <w:tr>
+        <w:trPr>
+          <w:cantSplit/>
+        </w:trPr>
+        <w:tc>
+          <w:tcPr>
+            <w:tcW w:type="dxa" w:w="2600"/>
+            <w:tcBorders>
+              <w:top w:val="single" w:color="BFBFBF" w:sz="4"/>
+              <w:left w:val="single" w:color="BFBFBF" w:sz="4"/>
+              <w:bottom w:val="single" w:color="BFBFBF" w:sz="4"/>
+              <w:right w:val="single" w:color="BFBFBF" w:sz="4"/>
+            </w:tcBorders>
+            <w:tcMar>
+              <w:top w:type="dxa" w:w="70"/>
+              <w:left w:type="dxa" w:w="110"/>
+              <w:bottom w:type="dxa" w:w="70"/>
+              <w:right w:type="dxa" w:w="110"/>
+            </w:tcMar>
+          </w:tcPr>
+          <w:p>
+            <w:pPr>
+              <w:spacing w:after="0"/>
+            </w:pPr>
+            <w:r>
+              <w:rPr>
+                <w:rFonts w:ascii="Calibri" w:cs="Calibri" w:eastAsia="Calibri" w:hAnsi="Calibri"/>
+                <w:sz w:val="21"/>
+                <w:szCs w:val="21"/>
+              </w:rPr>
+              <w:t xml:space="preserve">Attendance</w:t>
+            </w:r>
+          </w:p>
+        </w:tc>
+        <w:tc>
+          <w:tcPr>
+            <w:tcW w:type="dxa" w:w="3000"/>
+            <w:tcBorders>
+              <w:top w:val="single" w:color="BFBFBF" w:sz="4"/>
+              <w:left w:val="single" w:color="BFBFBF" w:sz="4"/>
+              <w:bottom w:val="single" w:color="BFBFBF" w:sz="4"/>
+              <w:right w:val="single" w:color="BFBFBF" w:sz="4"/>
+            </w:tcBorders>
+            <w:tcMar>
+              <w:top w:type="dxa" w:w="70"/>
+              <w:left w:type="dxa" w:w="110"/>
+              <w:bottom w:type="dxa" w:w="70"/>
+              <w:right w:type="dxa" w:w="110"/>
+            </w:tcMar>
+          </w:tcPr>
+          <w:p>
+            <w:pPr>
+              <w:spacing w:after="0"/>
+            </w:pPr>
+            <w:r>
+              <w:rPr>
+                <w:rFonts w:ascii="Calibri" w:cs="Calibri" w:eastAsia="Calibri" w:hAnsi="Calibri"/>
+                <w:sz w:val="21"/>
+                <w:szCs w:val="21"/>
+              </w:rPr>
+              <w:t xml:space="preserve">Module 3</w:t>
+            </w:r>
+          </w:p>
+        </w:tc>
+        <w:tc>
+          <w:tcPr>
+            <w:tcW w:type="dxa" w:w="3760"/>
+            <w:tcBorders>
+              <w:top w:val="single" w:color="BFBFBF" w:sz="4"/>
+              <w:left w:val="single" w:color="BFBFBF" w:sz="4"/>
+              <w:bottom w:val="single" w:color="BFBFBF" w:sz="4"/>
+              <w:right w:val="single" w:color="BFBFBF" w:sz="4"/>
+            </w:tcBorders>
+            <w:tcMar>
+              <w:top w:type="dxa" w:w="70"/>
+              <w:left w:type="dxa" w:w="110"/>
+              <w:bottom w:type="dxa" w:w="70"/>
+              <w:right w:type="dxa" w:w="110"/>
+            </w:tcMar>
+          </w:tcPr>
+          <w:p>
+            <w:pPr>
+              <w:spacing w:after="0"/>
+            </w:pPr>
+            <w:r>
+              <w:rPr>
+                <w:rFonts w:ascii="Calibri" w:cs="Calibri" w:eastAsia="Calibri" w:hAnsi="Calibri"/>
+                <w:sz w:val="21"/>
+                <w:szCs w:val="21"/>
+              </w:rPr>
+              <w:t xml:space="preserve">Your attendance report, subject by subject.</w:t>
+            </w:r>
+          </w:p>
+        </w:tc>
+      </w:tr>
+      <w:tr>
+        <w:trPr>
+          <w:cantSplit/>
+        </w:trPr>
+        <w:tc>
+          <w:tcPr>
+            <w:tcW w:type="dxa" w:w="2600"/>
+            <w:tcBorders>
+              <w:top w:val="single" w:color="BFBFBF" w:sz="4"/>
+              <w:left w:val="single" w:color="BFBFBF" w:sz="4"/>
+              <w:bottom w:val="single" w:color="BFBFBF" w:sz="4"/>
+              <w:right w:val="single" w:color="BFBFBF" w:sz="4"/>
+            </w:tcBorders>
+            <w:tcMar>
+              <w:top w:type="dxa" w:w="70"/>
+              <w:left w:type="dxa" w:w="110"/>
+              <w:bottom w:type="dxa" w:w="70"/>
+              <w:right w:type="dxa" w:w="110"/>
+            </w:tcMar>
+          </w:tcPr>
+          <w:p>
+            <w:pPr>
+              <w:spacing w:after="0"/>
+            </w:pPr>
+            <w:r>
+              <w:rPr>
+                <w:rFonts w:ascii="Calibri" w:cs="Calibri" w:eastAsia="Calibri" w:hAnsi="Calibri"/>
+                <w:sz w:val="21"/>
+                <w:szCs w:val="21"/>
+              </w:rPr>
+              <w:t xml:space="preserve">Holidays</w:t>
+            </w:r>
+          </w:p>
+        </w:tc>
+        <w:tc>
+          <w:tcPr>
+            <w:tcW w:type="dxa" w:w="3000"/>
+            <w:tcBorders>
+              <w:top w:val="single" w:color="BFBFBF" w:sz="4"/>
+              <w:left w:val="single" w:color="BFBFBF" w:sz="4"/>
+              <w:bottom w:val="single" w:color="BFBFBF" w:sz="4"/>
+              <w:right w:val="single" w:color="BFBFBF" w:sz="4"/>
+            </w:tcBorders>
+            <w:tcMar>
+              <w:top w:type="dxa" w:w="70"/>
+              <w:left w:type="dxa" w:w="110"/>
+              <w:bottom w:type="dxa" w:w="70"/>
+              <w:right w:type="dxa" w:w="110"/>
+            </w:tcMar>
+          </w:tcPr>
+          <w:p>
+            <w:pPr>
+              <w:spacing w:after="0"/>
+            </w:pPr>
+            <w:r>
+              <w:rPr>
+                <w:rFonts w:ascii="Calibri" w:cs="Calibri" w:eastAsia="Calibri" w:hAnsi="Calibri"/>
+                <w:sz w:val="21"/>
+                <w:szCs w:val="21"/>
+              </w:rPr>
+              <w:t xml:space="preserve">Module 4</w:t>
+            </w:r>
+          </w:p>
+        </w:tc>
+        <w:tc>
+          <w:tcPr>
+            <w:tcW w:type="dxa" w:w="3760"/>
+            <w:tcBorders>
+              <w:top w:val="single" w:color="BFBFBF" w:sz="4"/>
+              <w:left w:val="single" w:color="BFBFBF" w:sz="4"/>
+              <w:bottom w:val="single" w:color="BFBFBF" w:sz="4"/>
+              <w:right w:val="single" w:color="BFBFBF" w:sz="4"/>
+            </w:tcBorders>
+            <w:tcMar>
+              <w:top w:type="dxa" w:w="70"/>
+              <w:left w:type="dxa" w:w="110"/>
+              <w:bottom w:type="dxa" w:w="70"/>
+              <w:right w:type="dxa" w:w="110"/>
+            </w:tcMar>
+          </w:tcPr>
+          <w:p>
+            <w:pPr>
+              <w:spacing w:after="0"/>
+            </w:pPr>
+            <w:r>
+              <w:rPr>
+                <w:rFonts w:ascii="Calibri" w:cs="Calibri" w:eastAsia="Calibri" w:hAnsi="Calibri"/>
+                <w:sz w:val="21"/>
+                <w:szCs w:val="21"/>
+              </w:rPr>
+              <w:t xml:space="preserve">The college holiday list for the academic year.</w:t>
+            </w:r>
+          </w:p>
+        </w:tc>
+      </w:tr>
+      <w:tr>
+        <w:trPr>
+          <w:cantSplit/>
+        </w:trPr>
+        <w:tc>
+          <w:tcPr>
+            <w:tcW w:type="dxa" w:w="2600"/>
+            <w:tcBorders>
+              <w:top w:val="single" w:color="BFBFBF" w:sz="4"/>
+              <w:left w:val="single" w:color="BFBFBF" w:sz="4"/>
+              <w:bottom w:val="single" w:color="BFBFBF" w:sz="4"/>
+              <w:right w:val="single" w:color="BFBFBF" w:sz="4"/>
+            </w:tcBorders>
+            <w:tcMar>
+              <w:top w:type="dxa" w:w="70"/>
+              <w:left w:type="dxa" w:w="110"/>
+              <w:bottom w:type="dxa" w:w="70"/>
+              <w:right w:type="dxa" w:w="110"/>
+            </w:tcMar>
+          </w:tcPr>
+          <w:p>
+            <w:pPr>
+              <w:spacing w:after="0"/>
+            </w:pPr>
+            <w:r>
+              <w:rPr>
+                <w:rFonts w:ascii="Calibri" w:cs="Calibri" w:eastAsia="Calibri" w:hAnsi="Calibri"/>
+                <w:sz w:val="21"/>
+                <w:szCs w:val="21"/>
+              </w:rPr>
+              <w:t xml:space="preserve">Mentoring</w:t>
+            </w:r>
+          </w:p>
+        </w:tc>
+        <w:tc>
+          <w:tcPr>
+            <w:tcW w:type="dxa" w:w="3000"/>
+            <w:tcBorders>
+              <w:top w:val="single" w:color="BFBFBF" w:sz="4"/>
+              <w:left w:val="single" w:color="BFBFBF" w:sz="4"/>
+              <w:bottom w:val="single" w:color="BFBFBF" w:sz="4"/>
+              <w:right w:val="single" w:color="BFBFBF" w:sz="4"/>
+            </w:tcBorders>
+            <w:tcMar>
+              <w:top w:type="dxa" w:w="70"/>
+              <w:left w:type="dxa" w:w="110"/>
+              <w:bottom w:type="dxa" w:w="70"/>
+              <w:right w:type="dxa" w:w="110"/>
+            </w:tcMar>
+          </w:tcPr>
+          <w:p>
+            <w:pPr>
+              <w:spacing w:after="0"/>
+            </w:pPr>
+            <w:r>
+              <w:rPr>
+                <w:rFonts w:ascii="Calibri" w:cs="Calibri" w:eastAsia="Calibri" w:hAnsi="Calibri"/>
+                <w:sz w:val="21"/>
+                <w:szCs w:val="21"/>
+              </w:rPr>
+              <w:t xml:space="preserve">Module 5</w:t>
+            </w:r>
+          </w:p>
+        </w:tc>
+        <w:tc>
+          <w:tcPr>
+            <w:tcW w:type="dxa" w:w="3760"/>
+            <w:tcBorders>
+              <w:top w:val="single" w:color="BFBFBF" w:sz="4"/>
+              <w:left w:val="single" w:color="BFBFBF" w:sz="4"/>
+              <w:bottom w:val="single" w:color="BFBFBF" w:sz="4"/>
+              <w:right w:val="single" w:color="BFBFBF" w:sz="4"/>
+            </w:tcBorders>
+            <w:tcMar>
+              <w:top w:type="dxa" w:w="70"/>
+              <w:left w:type="dxa" w:w="110"/>
+              <w:bottom w:type="dxa" w:w="70"/>
+              <w:right w:type="dxa" w:w="110"/>
+            </w:tcMar>
+          </w:tcPr>
+          <w:p>
+            <w:pPr>
+              <w:spacing w:after="0"/>
+            </w:pPr>
+            <w:r>
+              <w:rPr>
+                <w:rFonts w:ascii="Calibri" w:cs="Calibri" w:eastAsia="Calibri" w:hAnsi="Calibri"/>
+                <w:sz w:val="21"/>
+                <w:szCs w:val="21"/>
+              </w:rPr>
+              <w:t xml:space="preserve">Your mentor and your Student Mentoring Record.</w:t>
+            </w:r>
+          </w:p>
+        </w:tc>
+      </w:tr>
+    </w:tbl>
+    <w:p>
+      <w:pPr>
+        <w:spacing w:after="120"/>
+      </w:pPr>
+    </w:p>
+    <w:tbl>
+      <w:tblPr>
+        <w:tblW w:type="dxa" w:w="9360"/>
+        <w:tblBorders>
+          <w:top w:val="single" w:color="auto" w:sz="4"/>
+          <w:left w:val="single" w:color="auto" w:sz="4"/>
+          <w:bottom w:val="single" w:color="auto" w:sz="4"/>
+          <w:right w:val="single" w:color="auto" w:sz="4"/>
+          <w:insideH w:val="single" w:color="auto" w:sz="4"/>
+          <w:insideV w:val="single" w:color="auto" w:sz="4"/>
+        </w:tblBorders>
+      </w:tblPr>
+      <w:tblGrid>
+        <w:gridCol w:w="9360"/>
+      </w:tblGrid>
+      <w:tr>
+        <w:tc>
+          <w:tcPr>
+            <w:tcW w:type="dxa" w:w="9360"/>
+            <w:tcBorders>
+              <w:top w:val="none" w:color="FFFFFF" w:sz="0"/>
+              <w:left w:val="single" w:color="1F3864" w:sz="24"/>
+              <w:bottom w:val="none" w:color="FFFFFF" w:sz="0"/>
+              <w:right w:val="none" w:color="FFFFFF" w:sz="0"/>
+            </w:tcBorders>
+            <w:shd w:fill="FFF4E0" w:color="auto" w:val="clear"/>
+            <w:tcMar>
+              <w:top w:type="dxa" w:w="90"/>
+              <w:left w:type="dxa" w:w="160"/>
+              <w:bottom w:type="dxa" w:w="90"/>
+              <w:right w:type="dxa" w:w="140"/>
+            </w:tcMar>
+          </w:tcPr>
+          <w:p>
+            <w:pPr>
+              <w:spacing w:after="0"/>
+            </w:pPr>
+            <w:r>
+              <w:rPr>
+                <w:rFonts w:ascii="Calibri" w:cs="Calibri" w:eastAsia="Calibri" w:hAnsi="Calibri"/>
+                <w:b/>
+                <w:bCs/>
+                <w:color w:val="1F3864"/>
+              </w:rPr>
+              <w:t xml:space="preserve">Please note: </w:t>
+            </w:r>
+            <w:r>
+              <w:rPr>
+                <w:rFonts w:ascii="Calibri" w:cs="Calibri" w:eastAsia="Calibri" w:hAnsi="Calibri"/>
+              </w:rPr>
+              <w:t xml:space="preserve">Your college can hide some menu items. If you cannot see a module described here, ask your College Office.</w:t>
+            </w:r>
+          </w:p>
+        </w:tc>
+      </w:tr>
+    </w:tbl>
+    <w:p>
+      <w:pPr>
+        <w:pStyle w:val="Heading1"/>
+        <w:pageBreakBefore/>
+      </w:pPr>
+      <w:r>
+        <w:rPr>
+          <w:rFonts w:ascii="Calibri" w:cs="Calibri" w:eastAsia="Calibri" w:hAnsi="Calibri"/>
+        </w:rPr>
+        <w:t xml:space="preserve">Module 1: Dashboard</w:t>
+      </w:r>
+    </w:p>
+    <w:p>
+      <w:pPr>
+        <w:pStyle w:val="Heading2"/>
+      </w:pPr>
+      <w:r>
+        <w:rPr>
+          <w:rFonts w:ascii="Calibri" w:cs="Calibri" w:eastAsia="Calibri" w:hAnsi="Calibri"/>
+        </w:rPr>
+        <w:t xml:space="preserve">1.1 Introduction</w:t>
+      </w:r>
+    </w:p>
+    <w:p>
+      <w:pPr>
+        <w:spacing w:after="120" w:line="300"/>
+      </w:pPr>
+      <w:r>
+        <w:rPr>
+          <w:rFonts w:ascii="Calibri" w:cs="Calibri" w:eastAsia="Calibri" w:hAnsi="Calibri"/>
+        </w:rPr>
+        <w:t xml:space="preserve">The Dashboard is the first page you see after you sign in. It shows who you are, which classes you have today, and gives you quick links to other parts of the portal. Think of it as the home screen of the portal.</w:t>
+      </w:r>
+    </w:p>
+    <w:p>
+      <w:pPr>
+        <w:pStyle w:val="Heading2"/>
+      </w:pPr>
+      <w:r>
+        <w:rPr>
+          <w:rFonts w:ascii="Calibri" w:cs="Calibri" w:eastAsia="Calibri" w:hAnsi="Calibri"/>
+        </w:rPr>
+        <w:t xml:space="preserve">1.2 Features</w:t>
+      </w:r>
+    </w:p>
+    <w:p>
+      <w:pPr>
+        <w:pStyle w:val="ListParagraph"/>
+        <w:numPr>
+          <w:ilvl w:val="0"/>
+          <w:numId w:val="2"/>
+        </w:numPr>
+        <w:spacing w:after="80" w:line="290"/>
+      </w:pPr>
+      <w:r>
+        <w:rPr>
+          <w:rFonts w:ascii="Calibri" w:cs="Calibri" w:eastAsia="Calibri" w:hAnsi="Calibri"/>
+        </w:rPr>
+        <w:t xml:space="preserve">See a welcome message with your first name, Regd. No and class.</w:t>
+      </w:r>
+    </w:p>
+    <w:p>
+      <w:pPr>
+        <w:pStyle w:val="ListParagraph"/>
+        <w:numPr>
+          <w:ilvl w:val="0"/>
+          <w:numId w:val="2"/>
+        </w:numPr>
+        <w:spacing w:after="80" w:line="290"/>
+      </w:pPr>
+      <w:r>
+        <w:rPr>
+          <w:rFonts w:ascii="Calibri" w:cs="Calibri" w:eastAsia="Calibri" w:hAnsi="Calibri"/>
+        </w:rPr>
+        <w:t xml:space="preserve">See how many classes you have today.</w:t>
+      </w:r>
+    </w:p>
+    <w:p>
+      <w:pPr>
+        <w:pStyle w:val="ListParagraph"/>
+        <w:numPr>
+          <w:ilvl w:val="0"/>
+          <w:numId w:val="2"/>
+        </w:numPr>
+        <w:spacing w:after="80" w:line="290"/>
+      </w:pPr>
+      <w:r>
+        <w:rPr>
+          <w:rFonts w:ascii="Calibri" w:cs="Calibri" w:eastAsia="Calibri" w:hAnsi="Calibri"/>
+        </w:rPr>
+        <w:t xml:space="preserve">See today’s full schedule: time, subject, teacher and room.</w:t>
+      </w:r>
+    </w:p>
+    <w:p>
+      <w:pPr>
+        <w:pStyle w:val="ListParagraph"/>
+        <w:numPr>
+          <w:ilvl w:val="0"/>
+          <w:numId w:val="2"/>
+        </w:numPr>
+        <w:spacing w:after="80" w:line="290"/>
+      </w:pPr>
+      <w:r>
+        <w:rPr>
+          <w:rFonts w:ascii="Calibri" w:cs="Calibri" w:eastAsia="Calibri" w:hAnsi="Calibri"/>
+        </w:rPr>
+        <w:t xml:space="preserve">Open other modules with one click using shortcut cards.</w:t>
+      </w:r>
+    </w:p>
+    <w:p>
+      <w:pPr>
+        <w:pStyle w:val="Heading2"/>
+      </w:pPr>
+      <w:r>
+        <w:rPr>
+          <w:rFonts w:ascii="Calibri" w:cs="Calibri" w:eastAsia="Calibri" w:hAnsi="Calibri"/>
+        </w:rPr>
+        <w:t xml:space="preserve">1.3 Step-by-Step Guide</w:t>
+      </w:r>
+    </w:p>
+    <w:p>
+      <w:pPr>
+        <w:pStyle w:val="Heading3"/>
+      </w:pPr>
+      <w:r>
+        <w:rPr>
+          <w:rFonts w:ascii="Calibri" w:cs="Calibri" w:eastAsia="Calibri" w:hAnsi="Calibri"/>
+        </w:rPr>
+        <w:t xml:space="preserve">To check today’s classes</w:t>
+      </w:r>
+    </w:p>
+    <w:p>
+      <w:pPr>
+        <w:pStyle w:val="ListParagraph"/>
+        <w:numPr>
+          <w:ilvl w:val="0"/>
+          <w:numId w:val="4"/>
+        </w:numPr>
+        <w:spacing w:after="80" w:line="290"/>
+      </w:pPr>
+      <w:r>
+        <w:rPr>
+          <w:rFonts w:ascii="Calibri" w:cs="Calibri" w:eastAsia="Calibri" w:hAnsi="Calibri"/>
+        </w:rPr>
+        <w:t xml:space="preserve">Sign in to the Student Portal. The Dashboard opens automatically.</w:t>
+      </w:r>
+    </w:p>
+    <w:p>
+      <w:pPr>
+        <w:pStyle w:val="ListParagraph"/>
+        <w:numPr>
+          <w:ilvl w:val="0"/>
+          <w:numId w:val="4"/>
+        </w:numPr>
+        <w:spacing w:after="80" w:line="290"/>
+      </w:pPr>
+      <w:r>
+        <w:rPr>
+          <w:rFonts w:ascii="Calibri" w:cs="Calibri" w:eastAsia="Calibri" w:hAnsi="Calibri"/>
+        </w:rPr>
+        <w:t xml:space="preserve">Look at the box named </w:t>
+      </w:r>
+      <w:r>
+        <w:rPr>
+          <w:rFonts w:ascii="Calibri" w:cs="Calibri" w:eastAsia="Calibri" w:hAnsi="Calibri"/>
+          <w:b/>
+          <w:bCs/>
+        </w:rPr>
+        <w:t xml:space="preserve">Today’s Classes</w:t>
+      </w:r>
+      <w:r>
+        <w:rPr>
+          <w:rFonts w:ascii="Calibri" w:cs="Calibri" w:eastAsia="Calibri" w:hAnsi="Calibri"/>
+        </w:rPr>
+        <w:t xml:space="preserve"> at the top. It shows the number of periods you have today.</w:t>
+      </w:r>
+    </w:p>
+    <w:p>
+      <w:pPr>
+        <w:pStyle w:val="ListParagraph"/>
+        <w:numPr>
+          <w:ilvl w:val="0"/>
+          <w:numId w:val="4"/>
+        </w:numPr>
+        <w:spacing w:after="80" w:line="290"/>
+      </w:pPr>
+      <w:r>
+        <w:rPr>
+          <w:rFonts w:ascii="Calibri" w:cs="Calibri" w:eastAsia="Calibri" w:hAnsi="Calibri"/>
+        </w:rPr>
+        <w:t xml:space="preserve">Scroll down to the </w:t>
+      </w:r>
+      <w:r>
+        <w:rPr>
+          <w:rFonts w:ascii="Calibri" w:cs="Calibri" w:eastAsia="Calibri" w:hAnsi="Calibri"/>
+          <w:b/>
+          <w:bCs/>
+        </w:rPr>
+        <w:t xml:space="preserve">Today’s Schedule</w:t>
+      </w:r>
+      <w:r>
+        <w:rPr>
+          <w:rFonts w:ascii="Calibri" w:cs="Calibri" w:eastAsia="Calibri" w:hAnsi="Calibri"/>
+        </w:rPr>
+        <w:t xml:space="preserve"> card.</w:t>
+      </w:r>
+    </w:p>
+    <w:p>
+      <w:pPr>
+        <w:pStyle w:val="ListParagraph"/>
+        <w:numPr>
+          <w:ilvl w:val="0"/>
+          <w:numId w:val="4"/>
+        </w:numPr>
+        <w:spacing w:after="80" w:line="290"/>
+      </w:pPr>
+      <w:r>
+        <w:rPr>
+          <w:rFonts w:ascii="Calibri" w:cs="Calibri" w:eastAsia="Calibri" w:hAnsi="Calibri"/>
+        </w:rPr>
+        <w:t xml:space="preserve">Read each row from top to bottom. The rows are in period order.</w:t>
+      </w:r>
+    </w:p>
+    <w:p>
+      <w:pPr>
+        <w:pStyle w:val="Heading3"/>
+      </w:pPr>
+      <w:r>
+        <w:rPr>
+          <w:rFonts w:ascii="Calibri" w:cs="Calibri" w:eastAsia="Calibri" w:hAnsi="Calibri"/>
+        </w:rPr>
+        <w:t xml:space="preserve">To open another module from the Dashboard</w:t>
+      </w:r>
+    </w:p>
+    <w:p>
+      <w:pPr>
+        <w:pStyle w:val="ListParagraph"/>
+        <w:numPr>
+          <w:ilvl w:val="0"/>
+          <w:numId w:val="5"/>
+        </w:numPr>
+        <w:spacing w:after="80" w:line="290"/>
+      </w:pPr>
+      <w:r>
+        <w:rPr>
+          <w:rFonts w:ascii="Calibri" w:cs="Calibri" w:eastAsia="Calibri" w:hAnsi="Calibri"/>
+        </w:rPr>
+        <w:t xml:space="preserve">Find the shortcut card for the module (for example, </w:t>
+      </w:r>
+      <w:r>
+        <w:rPr>
+          <w:rFonts w:ascii="Calibri" w:cs="Calibri" w:eastAsia="Calibri" w:hAnsi="Calibri"/>
+          <w:b/>
+          <w:bCs/>
+        </w:rPr>
+        <w:t xml:space="preserve">My Timetable</w:t>
+      </w:r>
+      <w:r>
+        <w:rPr>
+          <w:rFonts w:ascii="Calibri" w:cs="Calibri" w:eastAsia="Calibri" w:hAnsi="Calibri"/>
+        </w:rPr>
+        <w:t xml:space="preserve">).</w:t>
+      </w:r>
+    </w:p>
+    <w:p>
+      <w:pPr>
+        <w:pStyle w:val="ListParagraph"/>
+        <w:numPr>
+          <w:ilvl w:val="0"/>
+          <w:numId w:val="5"/>
+        </w:numPr>
+        <w:spacing w:after="80" w:line="290"/>
+      </w:pPr>
+      <w:r>
+        <w:rPr>
+          <w:rFonts w:ascii="Calibri" w:cs="Calibri" w:eastAsia="Calibri" w:hAnsi="Calibri"/>
+        </w:rPr>
+        <w:t xml:space="preserve">Click or tap the card. The module opens.</w:t>
+      </w:r>
+    </w:p>
+    <w:p>
+      <w:pPr>
+        <w:pStyle w:val="ListParagraph"/>
+        <w:numPr>
+          <w:ilvl w:val="0"/>
+          <w:numId w:val="5"/>
+        </w:numPr>
+        <w:spacing w:after="80" w:line="290"/>
+      </w:pPr>
+      <w:r>
+        <w:rPr>
+          <w:rFonts w:ascii="Calibri" w:cs="Calibri" w:eastAsia="Calibri" w:hAnsi="Calibri"/>
+        </w:rPr>
+        <w:t xml:space="preserve">To return, click </w:t>
+      </w:r>
+      <w:r>
+        <w:rPr>
+          <w:rFonts w:ascii="Calibri" w:cs="Calibri" w:eastAsia="Calibri" w:hAnsi="Calibri"/>
+          <w:b/>
+          <w:bCs/>
+        </w:rPr>
+        <w:t xml:space="preserve">Dashboard</w:t>
+      </w:r>
+      <w:r>
+        <w:rPr>
+          <w:rFonts w:ascii="Calibri" w:cs="Calibri" w:eastAsia="Calibri" w:hAnsi="Calibri"/>
+        </w:rPr>
+        <w:t xml:space="preserve"> in the menu, or use the </w:t>
+      </w:r>
+      <w:r>
+        <w:rPr>
+          <w:rFonts w:ascii="Calibri" w:cs="Calibri" w:eastAsia="Calibri" w:hAnsi="Calibri"/>
+          <w:b/>
+          <w:bCs/>
+        </w:rPr>
+        <w:t xml:space="preserve">Back to Dashboard</w:t>
+      </w:r>
+      <w:r>
+        <w:rPr>
+          <w:rFonts w:ascii="Calibri" w:cs="Calibri" w:eastAsia="Calibri" w:hAnsi="Calibri"/>
+        </w:rPr>
+        <w:t xml:space="preserve"> button where it is shown (for example, on the Attendance page).</w:t>
+      </w:r>
+    </w:p>
+    <w:p>
+      <w:pPr>
+        <w:pStyle w:val="Heading2"/>
+      </w:pPr>
+      <w:r>
+        <w:rPr>
+          <w:rFonts w:ascii="Calibri" w:cs="Calibri" w:eastAsia="Calibri" w:hAnsi="Calibri"/>
+        </w:rPr>
+        <w:t xml:space="preserve">1.4 Screen Explanation</w:t>
+      </w:r>
+    </w:p>
+    <w:p>
+      <w:pPr>
+        <w:pStyle w:val="Heading3"/>
+      </w:pPr>
+      <w:r>
+        <w:rPr>
+          <w:rFonts w:ascii="Calibri" w:cs="Calibri" w:eastAsia="Calibri" w:hAnsi="Calibri"/>
+        </w:rPr>
+        <w:t xml:space="preserve">Header</w:t>
+      </w:r>
+    </w:p>
+    <w:p>
+      <w:pPr>
+        <w:spacing w:after="120" w:line="300"/>
+      </w:pPr>
+      <w:r>
+        <w:rPr>
+          <w:rFonts w:ascii="Calibri" w:cs="Calibri" w:eastAsia="Calibri" w:hAnsi="Calibri"/>
+        </w:rPr>
+        <w:t xml:space="preserve">The title says “Welcome” followed by your first name. Under it you see your Regd. No and your class, separated by a dot.</w:t>
+      </w:r>
+    </w:p>
+    <w:p>
+      <w:pPr>
+        <w:pStyle w:val="Heading3"/>
+      </w:pPr>
+      <w:r>
+        <w:rPr>
+          <w:rFonts w:ascii="Calibri" w:cs="Calibri" w:eastAsia="Calibri" w:hAnsi="Calibri"/>
+        </w:rPr>
+        <w:t xml:space="preserve">Summary boxes</w:t>
+      </w:r>
+    </w:p>
+    <w:tbl>
+      <w:tblPr>
+        <w:tblW w:type="dxa" w:w="9360"/>
+        <w:tblBorders>
+          <w:top w:val="single" w:color="auto" w:sz="4"/>
+          <w:left w:val="single" w:color="auto" w:sz="4"/>
+          <w:bottom w:val="single" w:color="auto" w:sz="4"/>
+          <w:right w:val="single" w:color="auto" w:sz="4"/>
+          <w:insideH w:val="single" w:color="auto" w:sz="4"/>
+          <w:insideV w:val="single" w:color="auto" w:sz="4"/>
+        </w:tblBorders>
+      </w:tblPr>
+      <w:tblGrid>
+        <w:gridCol w:w="2400"/>
+        <w:gridCol w:w="6960"/>
+      </w:tblGrid>
+      <w:tr>
+        <w:trPr>
+          <w:tblHeader/>
+        </w:trPr>
+        <w:tc>
+          <w:tcPr>
+            <w:tcW w:type="dxa" w:w="2400"/>
+            <w:tcBorders>
+              <w:top w:val="single" w:color="BFBFBF" w:sz="4"/>
+              <w:left w:val="single" w:color="BFBFBF" w:sz="4"/>
+              <w:bottom w:val="single" w:color="BFBFBF" w:sz="4"/>
+              <w:right w:val="single" w:color="BFBFBF" w:sz="4"/>
+            </w:tcBorders>
+            <w:shd w:fill="1F3864" w:color="auto" w:val="clear"/>
+            <w:tcMar>
+              <w:top w:type="dxa" w:w="70"/>
+              <w:left w:type="dxa" w:w="110"/>
+              <w:bottom w:type="dxa" w:w="70"/>
+              <w:right w:type="dxa" w:w="110"/>
+            </w:tcMar>
+          </w:tcPr>
+          <w:p>
+            <w:pPr>
+              <w:spacing w:after="0"/>
+            </w:pPr>
+            <w:r>
+              <w:rPr>
+                <w:rFonts w:ascii="Calibri" w:cs="Calibri" w:eastAsia="Calibri" w:hAnsi="Calibri"/>
+                <w:b/>
+                <w:bCs/>
+                <w:color w:val="FFFFFF"/>
+                <w:sz w:val="21"/>
+                <w:szCs w:val="21"/>
+              </w:rPr>
+              <w:t xml:space="preserve">Box</w:t>
+            </w:r>
+          </w:p>
+        </w:tc>
+        <w:tc>
+          <w:tcPr>
+            <w:tcW w:type="dxa" w:w="6960"/>
+            <w:tcBorders>
+              <w:top w:val="single" w:color="BFBFBF" w:sz="4"/>
+              <w:left w:val="single" w:color="BFBFBF" w:sz="4"/>
+              <w:bottom w:val="single" w:color="BFBFBF" w:sz="4"/>
+              <w:right w:val="single" w:color="BFBFBF" w:sz="4"/>
+            </w:tcBorders>
+            <w:shd w:fill="1F3864" w:color="auto" w:val="clear"/>
+            <w:tcMar>
+              <w:top w:type="dxa" w:w="70"/>
+              <w:left w:type="dxa" w:w="110"/>
+              <w:bottom w:type="dxa" w:w="70"/>
+              <w:right w:type="dxa" w:w="110"/>
+            </w:tcMar>
+          </w:tcPr>
+          <w:p>
+            <w:pPr>
+              <w:spacing w:after="0"/>
+            </w:pPr>
+            <w:r>
+              <w:rPr>
+                <w:rFonts w:ascii="Calibri" w:cs="Calibri" w:eastAsia="Calibri" w:hAnsi="Calibri"/>
+                <w:b/>
+                <w:bCs/>
+                <w:color w:val="FFFFFF"/>
+                <w:sz w:val="21"/>
+                <w:szCs w:val="21"/>
+              </w:rPr>
+              <w:t xml:space="preserve">What it shows</w:t>
+            </w:r>
+          </w:p>
+        </w:tc>
+      </w:tr>
+      <w:tr>
+        <w:trPr>
+          <w:cantSplit/>
+        </w:trPr>
+        <w:tc>
+          <w:tcPr>
+            <w:tcW w:type="dxa" w:w="2400"/>
+            <w:tcBorders>
+              <w:top w:val="single" w:color="BFBFBF" w:sz="4"/>
+              <w:left w:val="single" w:color="BFBFBF" w:sz="4"/>
+              <w:bottom w:val="single" w:color="BFBFBF" w:sz="4"/>
+              <w:right w:val="single" w:color="BFBFBF" w:sz="4"/>
+            </w:tcBorders>
+            <w:tcMar>
+              <w:top w:type="dxa" w:w="70"/>
+              <w:left w:type="dxa" w:w="110"/>
+              <w:bottom w:type="dxa" w:w="70"/>
+              <w:right w:type="dxa" w:w="110"/>
+            </w:tcMar>
+          </w:tcPr>
+          <w:p>
+            <w:pPr>
+              <w:spacing w:after="0"/>
+            </w:pPr>
+            <w:r>
+              <w:rPr>
+                <w:rFonts w:ascii="Calibri" w:cs="Calibri" w:eastAsia="Calibri" w:hAnsi="Calibri"/>
+                <w:sz w:val="21"/>
+                <w:szCs w:val="21"/>
+              </w:rPr>
+              <w:t xml:space="preserve">Today’s Classes</w:t>
+            </w:r>
+          </w:p>
+        </w:tc>
+        <w:tc>
+          <w:tcPr>
+            <w:tcW w:type="dxa" w:w="6960"/>
+            <w:tcBorders>
+              <w:top w:val="single" w:color="BFBFBF" w:sz="4"/>
+              <w:left w:val="single" w:color="BFBFBF" w:sz="4"/>
+              <w:bottom w:val="single" w:color="BFBFBF" w:sz="4"/>
+              <w:right w:val="single" w:color="BFBFBF" w:sz="4"/>
+            </w:tcBorders>
+            <w:tcMar>
+              <w:top w:type="dxa" w:w="70"/>
+              <w:left w:type="dxa" w:w="110"/>
+              <w:bottom w:type="dxa" w:w="70"/>
+              <w:right w:type="dxa" w:w="110"/>
+            </w:tcMar>
+          </w:tcPr>
+          <w:p>
+            <w:pPr>
+              <w:spacing w:after="0"/>
+            </w:pPr>
+            <w:r>
+              <w:rPr>
+                <w:rFonts w:ascii="Calibri" w:cs="Calibri" w:eastAsia="Calibri" w:hAnsi="Calibri"/>
+                <w:sz w:val="21"/>
+                <w:szCs w:val="21"/>
+              </w:rPr>
+              <w:t xml:space="preserve">The number of periods you have today, for example “6 Periods”.</w:t>
+            </w:r>
+          </w:p>
+        </w:tc>
+      </w:tr>
+      <w:tr>
+        <w:trPr>
+          <w:cantSplit/>
+        </w:trPr>
+        <w:tc>
+          <w:tcPr>
+            <w:tcW w:type="dxa" w:w="2400"/>
+            <w:tcBorders>
+              <w:top w:val="single" w:color="BFBFBF" w:sz="4"/>
+              <w:left w:val="single" w:color="BFBFBF" w:sz="4"/>
+              <w:bottom w:val="single" w:color="BFBFBF" w:sz="4"/>
+              <w:right w:val="single" w:color="BFBFBF" w:sz="4"/>
+            </w:tcBorders>
+            <w:tcMar>
+              <w:top w:type="dxa" w:w="70"/>
+              <w:left w:type="dxa" w:w="110"/>
+              <w:bottom w:type="dxa" w:w="70"/>
+              <w:right w:type="dxa" w:w="110"/>
+            </w:tcMar>
+          </w:tcPr>
+          <w:p>
+            <w:pPr>
+              <w:spacing w:after="0"/>
+            </w:pPr>
+            <w:r>
+              <w:rPr>
+                <w:rFonts w:ascii="Calibri" w:cs="Calibri" w:eastAsia="Calibri" w:hAnsi="Calibri"/>
+                <w:sz w:val="21"/>
+                <w:szCs w:val="21"/>
+              </w:rPr>
+              <w:t xml:space="preserve">Permissions</w:t>
+            </w:r>
+          </w:p>
+        </w:tc>
+        <w:tc>
+          <w:tcPr>
+            <w:tcW w:type="dxa" w:w="6960"/>
+            <w:tcBorders>
+              <w:top w:val="single" w:color="BFBFBF" w:sz="4"/>
+              <w:left w:val="single" w:color="BFBFBF" w:sz="4"/>
+              <w:bottom w:val="single" w:color="BFBFBF" w:sz="4"/>
+              <w:right w:val="single" w:color="BFBFBF" w:sz="4"/>
+            </w:tcBorders>
+            <w:tcMar>
+              <w:top w:type="dxa" w:w="70"/>
+              <w:left w:type="dxa" w:w="110"/>
+              <w:bottom w:type="dxa" w:w="70"/>
+              <w:right w:type="dxa" w:w="110"/>
+            </w:tcMar>
+          </w:tcPr>
+          <w:p>
+            <w:pPr>
+              <w:spacing w:after="0"/>
+            </w:pPr>
+            <w:r>
+              <w:rPr>
+                <w:rFonts w:ascii="Calibri" w:cs="Calibri" w:eastAsia="Calibri" w:hAnsi="Calibri"/>
+                <w:sz w:val="21"/>
+                <w:szCs w:val="21"/>
+              </w:rPr>
+              <w:t xml:space="preserve">A small information box that shows “On Duty”. It is only a label.</w:t>
+            </w:r>
+          </w:p>
+        </w:tc>
+      </w:tr>
+      <w:tr>
+        <w:trPr>
+          <w:cantSplit/>
+        </w:trPr>
+        <w:tc>
+          <w:tcPr>
+            <w:tcW w:type="dxa" w:w="2400"/>
+            <w:tcBorders>
+              <w:top w:val="single" w:color="BFBFBF" w:sz="4"/>
+              <w:left w:val="single" w:color="BFBFBF" w:sz="4"/>
+              <w:bottom w:val="single" w:color="BFBFBF" w:sz="4"/>
+              <w:right w:val="single" w:color="BFBFBF" w:sz="4"/>
+            </w:tcBorders>
+            <w:tcMar>
+              <w:top w:type="dxa" w:w="70"/>
+              <w:left w:type="dxa" w:w="110"/>
+              <w:bottom w:type="dxa" w:w="70"/>
+              <w:right w:type="dxa" w:w="110"/>
+            </w:tcMar>
+          </w:tcPr>
+          <w:p>
+            <w:pPr>
+              <w:spacing w:after="0"/>
+            </w:pPr>
+            <w:r>
+              <w:rPr>
+                <w:rFonts w:ascii="Calibri" w:cs="Calibri" w:eastAsia="Calibri" w:hAnsi="Calibri"/>
+                <w:sz w:val="21"/>
+                <w:szCs w:val="21"/>
+              </w:rPr>
+              <w:t xml:space="preserve">Section</w:t>
+            </w:r>
+          </w:p>
+        </w:tc>
+        <w:tc>
+          <w:tcPr>
+            <w:tcW w:type="dxa" w:w="6960"/>
+            <w:tcBorders>
+              <w:top w:val="single" w:color="BFBFBF" w:sz="4"/>
+              <w:left w:val="single" w:color="BFBFBF" w:sz="4"/>
+              <w:bottom w:val="single" w:color="BFBFBF" w:sz="4"/>
+              <w:right w:val="single" w:color="BFBFBF" w:sz="4"/>
+            </w:tcBorders>
+            <w:tcMar>
+              <w:top w:type="dxa" w:w="70"/>
+              <w:left w:type="dxa" w:w="110"/>
+              <w:bottom w:type="dxa" w:w="70"/>
+              <w:right w:type="dxa" w:w="110"/>
+            </w:tcMar>
+          </w:tcPr>
+          <w:p>
+            <w:pPr>
+              <w:spacing w:after="0"/>
+            </w:pPr>
+            <w:r>
+              <w:rPr>
+                <w:rFonts w:ascii="Calibri" w:cs="Calibri" w:eastAsia="Calibri" w:hAnsi="Calibri"/>
+                <w:sz w:val="21"/>
+                <w:szCs w:val="21"/>
+              </w:rPr>
+              <w:t xml:space="preserve">Your class and section.</w:t>
+            </w:r>
+          </w:p>
+        </w:tc>
+      </w:tr>
+      <w:tr>
+        <w:trPr>
+          <w:cantSplit/>
+        </w:trPr>
+        <w:tc>
+          <w:tcPr>
+            <w:tcW w:type="dxa" w:w="2400"/>
+            <w:tcBorders>
+              <w:top w:val="single" w:color="BFBFBF" w:sz="4"/>
+              <w:left w:val="single" w:color="BFBFBF" w:sz="4"/>
+              <w:bottom w:val="single" w:color="BFBFBF" w:sz="4"/>
+              <w:right w:val="single" w:color="BFBFBF" w:sz="4"/>
+            </w:tcBorders>
+            <w:tcMar>
+              <w:top w:type="dxa" w:w="70"/>
+              <w:left w:type="dxa" w:w="110"/>
+              <w:bottom w:type="dxa" w:w="70"/>
+              <w:right w:type="dxa" w:w="110"/>
+            </w:tcMar>
+          </w:tcPr>
+          <w:p>
+            <w:pPr>
+              <w:spacing w:after="0"/>
+            </w:pPr>
+            <w:r>
+              <w:rPr>
+                <w:rFonts w:ascii="Calibri" w:cs="Calibri" w:eastAsia="Calibri" w:hAnsi="Calibri"/>
+                <w:sz w:val="21"/>
+                <w:szCs w:val="21"/>
+              </w:rPr>
+              <w:t xml:space="preserve">Regd. No</w:t>
+            </w:r>
+          </w:p>
+        </w:tc>
+        <w:tc>
+          <w:tcPr>
+            <w:tcW w:type="dxa" w:w="6960"/>
+            <w:tcBorders>
+              <w:top w:val="single" w:color="BFBFBF" w:sz="4"/>
+              <w:left w:val="single" w:color="BFBFBF" w:sz="4"/>
+              <w:bottom w:val="single" w:color="BFBFBF" w:sz="4"/>
+              <w:right w:val="single" w:color="BFBFBF" w:sz="4"/>
+            </w:tcBorders>
+            <w:tcMar>
+              <w:top w:type="dxa" w:w="70"/>
+              <w:left w:type="dxa" w:w="110"/>
+              <w:bottom w:type="dxa" w:w="70"/>
+              <w:right w:type="dxa" w:w="110"/>
+            </w:tcMar>
+          </w:tcPr>
+          <w:p>
+            <w:pPr>
+              <w:spacing w:after="0"/>
+            </w:pPr>
+            <w:r>
+              <w:rPr>
+                <w:rFonts w:ascii="Calibri" w:cs="Calibri" w:eastAsia="Calibri" w:hAnsi="Calibri"/>
+                <w:sz w:val="21"/>
+                <w:szCs w:val="21"/>
+              </w:rPr>
+              <w:t xml:space="preserve">Your registration number.</w:t>
+            </w:r>
+          </w:p>
+        </w:tc>
+      </w:tr>
+    </w:tbl>
+    <w:p>
+      <w:pPr>
+        <w:spacing w:after="120"/>
+      </w:pPr>
+    </w:p>
+    <w:p>
+      <w:pPr>
+        <w:pStyle w:val="Heading3"/>
+      </w:pPr>
+      <w:r>
+        <w:rPr>
+          <w:rFonts w:ascii="Calibri" w:cs="Calibri" w:eastAsia="Calibri" w:hAnsi="Calibri"/>
+        </w:rPr>
+        <w:t xml:space="preserve">Shortcut cards</w:t>
+      </w:r>
+    </w:p>
+    <w:p>
+      <w:pPr>
+        <w:spacing w:after="120" w:line="300"/>
+      </w:pPr>
+      <w:r>
+        <w:rPr>
+          <w:rFonts w:ascii="Calibri" w:cs="Calibri" w:eastAsia="Calibri" w:hAnsi="Calibri"/>
+        </w:rPr>
+        <w:t xml:space="preserve">The cards are grouped under two headings.</w:t>
+      </w:r>
+    </w:p>
+    <w:tbl>
+      <w:tblPr>
+        <w:tblW w:type="dxa" w:w="9360"/>
+        <w:tblBorders>
+          <w:top w:val="single" w:color="auto" w:sz="4"/>
+          <w:left w:val="single" w:color="auto" w:sz="4"/>
+          <w:bottom w:val="single" w:color="auto" w:sz="4"/>
+          <w:right w:val="single" w:color="auto" w:sz="4"/>
+          <w:insideH w:val="single" w:color="auto" w:sz="4"/>
+          <w:insideV w:val="single" w:color="auto" w:sz="4"/>
+        </w:tblBorders>
+      </w:tblPr>
+      <w:tblGrid>
+        <w:gridCol w:w="2600"/>
+        <w:gridCol w:w="3000"/>
+        <w:gridCol w:w="3760"/>
+      </w:tblGrid>
+      <w:tr>
+        <w:trPr>
+          <w:tblHeader/>
+        </w:trPr>
+        <w:tc>
+          <w:tcPr>
+            <w:tcW w:type="dxa" w:w="2600"/>
+            <w:tcBorders>
+              <w:top w:val="single" w:color="BFBFBF" w:sz="4"/>
+              <w:left w:val="single" w:color="BFBFBF" w:sz="4"/>
+              <w:bottom w:val="single" w:color="BFBFBF" w:sz="4"/>
+              <w:right w:val="single" w:color="BFBFBF" w:sz="4"/>
+            </w:tcBorders>
+            <w:shd w:fill="1F3864" w:color="auto" w:val="clear"/>
+            <w:tcMar>
+              <w:top w:type="dxa" w:w="70"/>
+              <w:left w:type="dxa" w:w="110"/>
+              <w:bottom w:type="dxa" w:w="70"/>
+              <w:right w:type="dxa" w:w="110"/>
+            </w:tcMar>
+          </w:tcPr>
+          <w:p>
+            <w:pPr>
+              <w:spacing w:after="0"/>
+            </w:pPr>
+            <w:r>
+              <w:rPr>
+                <w:rFonts w:ascii="Calibri" w:cs="Calibri" w:eastAsia="Calibri" w:hAnsi="Calibri"/>
+                <w:b/>
+                <w:bCs/>
+                <w:color w:val="FFFFFF"/>
+                <w:sz w:val="21"/>
+                <w:szCs w:val="21"/>
+              </w:rPr>
               <w:t xml:space="preserve">Card</w:t>
             </w:r>
           </w:p>
@@ -3770,7 +5003,7 @@
         <w:rPr>
           <w:rFonts w:ascii="Calibri" w:cs="Calibri" w:eastAsia="Calibri" w:hAnsi="Calibri"/>
         </w:rPr>
-        <w:t xml:space="preserve">2. Timetable</w:t>
+        <w:t xml:space="preserve">Module 2: Timetable</w:t>
       </w:r>
     </w:p>
     <w:p>
@@ -6250,7 +7483,7 @@
         <w:rPr>
           <w:rFonts w:ascii="Calibri" w:cs="Calibri" w:eastAsia="Calibri" w:hAnsi="Calibri"/>
         </w:rPr>
-        <w:t xml:space="preserve">3. Attendance</w:t>
+        <w:t xml:space="preserve">Module 3: Attendance</w:t>
       </w:r>
     </w:p>
     <w:p>
@@ -8734,7 +9967,7 @@
         <w:rPr>
           <w:rFonts w:ascii="Calibri" w:cs="Calibri" w:eastAsia="Calibri" w:hAnsi="Calibri"/>
         </w:rPr>
-        <w:t xml:space="preserve">4. Holidays</w:t>
+        <w:t xml:space="preserve">Module 4: Holidays</w:t>
       </w:r>
     </w:p>
     <w:p>
@@ -10160,7 +11393,7 @@
         <w:rPr>
           <w:rFonts w:ascii="Calibri" w:cs="Calibri" w:eastAsia="Calibri" w:hAnsi="Calibri"/>
         </w:rPr>
-        <w:t xml:space="preserve">5. Mentoring</w:t>
+        <w:t xml:space="preserve">Module 5: Mentoring</w:t>
       </w:r>
     </w:p>
     <w:p>
@@ -12594,18 +13827,18 @@
         <w:rPr>
           <w:rFonts w:ascii="Calibri" w:cs="Calibri" w:eastAsia="Calibri" w:hAnsi="Calibri"/>
         </w:rPr>
-        <w:t xml:space="preserve">Quick Help and Contacts</w:t>
-      </w:r>
-    </w:p>
-    <w:p>
-      <w:pPr>
-        <w:pStyle w:val="Heading2"/>
-      </w:pPr>
-      <w:r>
-        <w:rPr>
-          <w:rFonts w:ascii="Calibri" w:cs="Calibri" w:eastAsia="Calibri" w:hAnsi="Calibri"/>
-        </w:rPr>
-        <w:t xml:space="preserve">Who to contact</w:t>
+        <w:t xml:space="preserve">Troubleshooting</w:t>
+      </w:r>
+    </w:p>
+    <w:p>
+      <w:pPr>
+        <w:spacing w:after="120" w:line="300"/>
+      </w:pPr>
+      <w:r>
+        <w:rPr>
+          <w:rFonts w:ascii="Calibri" w:cs="Calibri" w:eastAsia="Calibri" w:hAnsi="Calibri"/>
+        </w:rPr>
+        <w:t xml:space="preserve">These are problems that can happen in any module. Problems that belong to one module are explained at the end of that module’s chapter.</w:t>
       </w:r>
     </w:p>
     <w:tbl>
@@ -12621,8 +13854,8 @@
         </w:tblBorders>
       </w:tblPr>
       <w:tblGrid>
-        <w:gridCol w:w="3600"/>
-        <w:gridCol w:w="5760"/>
+        <w:gridCol w:w="3300"/>
+        <w:gridCol w:w="6060"/>
       </w:tblGrid>
       <w:tr>
         <w:trPr>
@@ -12630,7 +13863,7 @@
         </w:trPr>
         <w:tc>
           <w:tcPr>
-            <w:tcW w:type="dxa" w:w="3600"/>
+            <w:tcW w:type="dxa" w:w="3300"/>
             <w:tcBorders>
               <w:top w:val="single" w:color="BFBFBF" w:sz="4"/>
               <w:left w:val="single" w:color="BFBFBF" w:sz="4"/>
@@ -12658,13 +13891,13 @@
                 <w:sz w:val="21"/>
                 <w:szCs w:val="21"/>
               </w:rPr>
-              <w:t xml:space="preserve">If you need help with</w:t>
-            </w:r>
-          </w:p>
-        </w:tc>
-        <w:tc>
-          <w:tcPr>
-            <w:tcW w:type="dxa" w:w="5760"/>
+              <w:t xml:space="preserve">Problem</w:t>
+            </w:r>
+          </w:p>
+        </w:tc>
+        <w:tc>
+          <w:tcPr>
+            <w:tcW w:type="dxa" w:w="6060"/>
             <w:tcBorders>
               <w:top w:val="single" w:color="BFBFBF" w:sz="4"/>
               <w:left w:val="single" w:color="BFBFBF" w:sz="4"/>
@@ -12692,7 +13925,7 @@
                 <w:sz w:val="21"/>
                 <w:szCs w:val="21"/>
               </w:rPr>
-              <w:t xml:space="preserve">Contact</w:t>
+              <w:t xml:space="preserve">What to do</w:t>
             </w:r>
           </w:p>
         </w:tc>
@@ -12703,61 +13936,61 @@
         </w:trPr>
         <w:tc>
           <w:tcPr>
-            <w:tcW w:type="dxa" w:w="3600"/>
-            <w:tcBorders>
-              <w:top w:val="single" w:color="BFBFBF" w:sz="4"/>
-              <w:left w:val="single" w:color="BFBFBF" w:sz="4"/>
-              <w:bottom w:val="single" w:color="BFBFBF" w:sz="4"/>
-              <w:right w:val="single" w:color="BFBFBF" w:sz="4"/>
-            </w:tcBorders>
-            <w:tcMar>
-              <w:top w:type="dxa" w:w="70"/>
-              <w:left w:type="dxa" w:w="110"/>
-              <w:bottom w:type="dxa" w:w="70"/>
-              <w:right w:type="dxa" w:w="110"/>
-            </w:tcMar>
-          </w:tcPr>
-          <w:p>
-            <w:pPr>
-              <w:spacing w:after="0"/>
-            </w:pPr>
-            <w:r>
-              <w:rPr>
-                <w:rFonts w:ascii="Calibri" w:cs="Calibri" w:eastAsia="Calibri" w:hAnsi="Calibri"/>
-                <w:sz w:val="21"/>
-                <w:szCs w:val="21"/>
-              </w:rPr>
-              <w:t xml:space="preserve">Sign-in, password or linking your login to your record</w:t>
-            </w:r>
-          </w:p>
-        </w:tc>
-        <w:tc>
-          <w:tcPr>
-            <w:tcW w:type="dxa" w:w="5760"/>
-            <w:tcBorders>
-              <w:top w:val="single" w:color="BFBFBF" w:sz="4"/>
-              <w:left w:val="single" w:color="BFBFBF" w:sz="4"/>
-              <w:bottom w:val="single" w:color="BFBFBF" w:sz="4"/>
-              <w:right w:val="single" w:color="BFBFBF" w:sz="4"/>
-            </w:tcBorders>
-            <w:tcMar>
-              <w:top w:type="dxa" w:w="70"/>
-              <w:left w:type="dxa" w:w="110"/>
-              <w:bottom w:type="dxa" w:w="70"/>
-              <w:right w:type="dxa" w:w="110"/>
-            </w:tcMar>
-          </w:tcPr>
-          <w:p>
-            <w:pPr>
-              <w:spacing w:after="0"/>
-            </w:pPr>
-            <w:r>
-              <w:rPr>
-                <w:rFonts w:ascii="Calibri" w:cs="Calibri" w:eastAsia="Calibri" w:hAnsi="Calibri"/>
-                <w:sz w:val="21"/>
-                <w:szCs w:val="21"/>
-              </w:rPr>
-              <w:t xml:space="preserve">College Office</w:t>
+            <w:tcW w:type="dxa" w:w="3300"/>
+            <w:tcBorders>
+              <w:top w:val="single" w:color="BFBFBF" w:sz="4"/>
+              <w:left w:val="single" w:color="BFBFBF" w:sz="4"/>
+              <w:bottom w:val="single" w:color="BFBFBF" w:sz="4"/>
+              <w:right w:val="single" w:color="BFBFBF" w:sz="4"/>
+            </w:tcBorders>
+            <w:tcMar>
+              <w:top w:type="dxa" w:w="70"/>
+              <w:left w:type="dxa" w:w="110"/>
+              <w:bottom w:type="dxa" w:w="70"/>
+              <w:right w:type="dxa" w:w="110"/>
+            </w:tcMar>
+          </w:tcPr>
+          <w:p>
+            <w:pPr>
+              <w:spacing w:after="0"/>
+            </w:pPr>
+            <w:r>
+              <w:rPr>
+                <w:rFonts w:ascii="Calibri" w:cs="Calibri" w:eastAsia="Calibri" w:hAnsi="Calibri"/>
+                <w:sz w:val="21"/>
+                <w:szCs w:val="21"/>
+              </w:rPr>
+              <w:t xml:space="preserve">A page does not load, or a “Failed to load” message appears.</w:t>
+            </w:r>
+          </w:p>
+        </w:tc>
+        <w:tc>
+          <w:tcPr>
+            <w:tcW w:type="dxa" w:w="6060"/>
+            <w:tcBorders>
+              <w:top w:val="single" w:color="BFBFBF" w:sz="4"/>
+              <w:left w:val="single" w:color="BFBFBF" w:sz="4"/>
+              <w:bottom w:val="single" w:color="BFBFBF" w:sz="4"/>
+              <w:right w:val="single" w:color="BFBFBF" w:sz="4"/>
+            </w:tcBorders>
+            <w:tcMar>
+              <w:top w:type="dxa" w:w="70"/>
+              <w:left w:type="dxa" w:w="110"/>
+              <w:bottom w:type="dxa" w:w="70"/>
+              <w:right w:type="dxa" w:w="110"/>
+            </w:tcMar>
+          </w:tcPr>
+          <w:p>
+            <w:pPr>
+              <w:spacing w:after="0"/>
+            </w:pPr>
+            <w:r>
+              <w:rPr>
+                <w:rFonts w:ascii="Calibri" w:cs="Calibri" w:eastAsia="Calibri" w:hAnsi="Calibri"/>
+                <w:sz w:val="21"/>
+                <w:szCs w:val="21"/>
+              </w:rPr>
+              <w:t xml:space="preserve">Check your internet connection and refresh the page. If it still fails, sign out, sign in again and tell the College Office.</w:t>
             </w:r>
           </w:p>
         </w:tc>
@@ -12768,61 +14001,61 @@
         </w:trPr>
         <w:tc>
           <w:tcPr>
-            <w:tcW w:type="dxa" w:w="3600"/>
-            <w:tcBorders>
-              <w:top w:val="single" w:color="BFBFBF" w:sz="4"/>
-              <w:left w:val="single" w:color="BFBFBF" w:sz="4"/>
-              <w:bottom w:val="single" w:color="BFBFBF" w:sz="4"/>
-              <w:right w:val="single" w:color="BFBFBF" w:sz="4"/>
-            </w:tcBorders>
-            <w:tcMar>
-              <w:top w:type="dxa" w:w="70"/>
-              <w:left w:type="dxa" w:w="110"/>
-              <w:bottom w:type="dxa" w:w="70"/>
-              <w:right w:type="dxa" w:w="110"/>
-            </w:tcMar>
-          </w:tcPr>
-          <w:p>
-            <w:pPr>
-              <w:spacing w:after="0"/>
-            </w:pPr>
-            <w:r>
-              <w:rPr>
-                <w:rFonts w:ascii="Calibri" w:cs="Calibri" w:eastAsia="Calibri" w:hAnsi="Calibri"/>
-                <w:sz w:val="21"/>
-                <w:szCs w:val="21"/>
-              </w:rPr>
-              <w:t xml:space="preserve">Section, class or timetable not set up</w:t>
-            </w:r>
-          </w:p>
-        </w:tc>
-        <w:tc>
-          <w:tcPr>
-            <w:tcW w:type="dxa" w:w="5760"/>
-            <w:tcBorders>
-              <w:top w:val="single" w:color="BFBFBF" w:sz="4"/>
-              <w:left w:val="single" w:color="BFBFBF" w:sz="4"/>
-              <w:bottom w:val="single" w:color="BFBFBF" w:sz="4"/>
-              <w:right w:val="single" w:color="BFBFBF" w:sz="4"/>
-            </w:tcBorders>
-            <w:tcMar>
-              <w:top w:type="dxa" w:w="70"/>
-              <w:left w:type="dxa" w:w="110"/>
-              <w:bottom w:type="dxa" w:w="70"/>
-              <w:right w:type="dxa" w:w="110"/>
-            </w:tcMar>
-          </w:tcPr>
-          <w:p>
-            <w:pPr>
-              <w:spacing w:after="0"/>
-            </w:pPr>
-            <w:r>
-              <w:rPr>
-                <w:rFonts w:ascii="Calibri" w:cs="Calibri" w:eastAsia="Calibri" w:hAnsi="Calibri"/>
-                <w:sz w:val="21"/>
-                <w:szCs w:val="21"/>
-              </w:rPr>
-              <w:t xml:space="preserve">College Office or your HOD</w:t>
+            <w:tcW w:type="dxa" w:w="3300"/>
+            <w:tcBorders>
+              <w:top w:val="single" w:color="BFBFBF" w:sz="4"/>
+              <w:left w:val="single" w:color="BFBFBF" w:sz="4"/>
+              <w:bottom w:val="single" w:color="BFBFBF" w:sz="4"/>
+              <w:right w:val="single" w:color="BFBFBF" w:sz="4"/>
+            </w:tcBorders>
+            <w:tcMar>
+              <w:top w:type="dxa" w:w="70"/>
+              <w:left w:type="dxa" w:w="110"/>
+              <w:bottom w:type="dxa" w:w="70"/>
+              <w:right w:type="dxa" w:w="110"/>
+            </w:tcMar>
+          </w:tcPr>
+          <w:p>
+            <w:pPr>
+              <w:spacing w:after="0"/>
+            </w:pPr>
+            <w:r>
+              <w:rPr>
+                <w:rFonts w:ascii="Calibri" w:cs="Calibri" w:eastAsia="Calibri" w:hAnsi="Calibri"/>
+                <w:sz w:val="21"/>
+                <w:szCs w:val="21"/>
+              </w:rPr>
+              <w:t xml:space="preserve">You are asked to change your password when you sign in.</w:t>
+            </w:r>
+          </w:p>
+        </w:tc>
+        <w:tc>
+          <w:tcPr>
+            <w:tcW w:type="dxa" w:w="6060"/>
+            <w:tcBorders>
+              <w:top w:val="single" w:color="BFBFBF" w:sz="4"/>
+              <w:left w:val="single" w:color="BFBFBF" w:sz="4"/>
+              <w:bottom w:val="single" w:color="BFBFBF" w:sz="4"/>
+              <w:right w:val="single" w:color="BFBFBF" w:sz="4"/>
+            </w:tcBorders>
+            <w:tcMar>
+              <w:top w:type="dxa" w:w="70"/>
+              <w:left w:type="dxa" w:w="110"/>
+              <w:bottom w:type="dxa" w:w="70"/>
+              <w:right w:type="dxa" w:w="110"/>
+            </w:tcMar>
+          </w:tcPr>
+          <w:p>
+            <w:pPr>
+              <w:spacing w:after="0"/>
+            </w:pPr>
+            <w:r>
+              <w:rPr>
+                <w:rFonts w:ascii="Calibri" w:cs="Calibri" w:eastAsia="Calibri" w:hAnsi="Calibri"/>
+                <w:sz w:val="21"/>
+                <w:szCs w:val="21"/>
+              </w:rPr>
+              <w:t xml:space="preserve">This is normal for a first sign-in with the one-time password. Choose a new password to continue.</w:t>
             </w:r>
           </w:p>
         </w:tc>
@@ -12833,61 +14066,61 @@
         </w:trPr>
         <w:tc>
           <w:tcPr>
-            <w:tcW w:type="dxa" w:w="3600"/>
-            <w:tcBorders>
-              <w:top w:val="single" w:color="BFBFBF" w:sz="4"/>
-              <w:left w:val="single" w:color="BFBFBF" w:sz="4"/>
-              <w:bottom w:val="single" w:color="BFBFBF" w:sz="4"/>
-              <w:right w:val="single" w:color="BFBFBF" w:sz="4"/>
-            </w:tcBorders>
-            <w:tcMar>
-              <w:top w:type="dxa" w:w="70"/>
-              <w:left w:type="dxa" w:w="110"/>
-              <w:bottom w:type="dxa" w:w="70"/>
-              <w:right w:type="dxa" w:w="110"/>
-            </w:tcMar>
-          </w:tcPr>
-          <w:p>
-            <w:pPr>
-              <w:spacing w:after="0"/>
-            </w:pPr>
-            <w:r>
-              <w:rPr>
-                <w:rFonts w:ascii="Calibri" w:cs="Calibri" w:eastAsia="Calibri" w:hAnsi="Calibri"/>
-                <w:sz w:val="21"/>
-                <w:szCs w:val="21"/>
-              </w:rPr>
-              <w:t xml:space="preserve">Wrong attendance entry</w:t>
-            </w:r>
-          </w:p>
-        </w:tc>
-        <w:tc>
-          <w:tcPr>
-            <w:tcW w:type="dxa" w:w="5760"/>
-            <w:tcBorders>
-              <w:top w:val="single" w:color="BFBFBF" w:sz="4"/>
-              <w:left w:val="single" w:color="BFBFBF" w:sz="4"/>
-              <w:bottom w:val="single" w:color="BFBFBF" w:sz="4"/>
-              <w:right w:val="single" w:color="BFBFBF" w:sz="4"/>
-            </w:tcBorders>
-            <w:tcMar>
-              <w:top w:type="dxa" w:w="70"/>
-              <w:left w:type="dxa" w:w="110"/>
-              <w:bottom w:type="dxa" w:w="70"/>
-              <w:right w:type="dxa" w:w="110"/>
-            </w:tcMar>
-          </w:tcPr>
-          <w:p>
-            <w:pPr>
-              <w:spacing w:after="0"/>
-            </w:pPr>
-            <w:r>
-              <w:rPr>
-                <w:rFonts w:ascii="Calibri" w:cs="Calibri" w:eastAsia="Calibri" w:hAnsi="Calibri"/>
-                <w:sz w:val="21"/>
-                <w:szCs w:val="21"/>
-              </w:rPr>
-              <w:t xml:space="preserve">The subject teacher</w:t>
+            <w:tcW w:type="dxa" w:w="3300"/>
+            <w:tcBorders>
+              <w:top w:val="single" w:color="BFBFBF" w:sz="4"/>
+              <w:left w:val="single" w:color="BFBFBF" w:sz="4"/>
+              <w:bottom w:val="single" w:color="BFBFBF" w:sz="4"/>
+              <w:right w:val="single" w:color="BFBFBF" w:sz="4"/>
+            </w:tcBorders>
+            <w:tcMar>
+              <w:top w:type="dxa" w:w="70"/>
+              <w:left w:type="dxa" w:w="110"/>
+              <w:bottom w:type="dxa" w:w="70"/>
+              <w:right w:type="dxa" w:w="110"/>
+            </w:tcMar>
+          </w:tcPr>
+          <w:p>
+            <w:pPr>
+              <w:spacing w:after="0"/>
+            </w:pPr>
+            <w:r>
+              <w:rPr>
+                <w:rFonts w:ascii="Calibri" w:cs="Calibri" w:eastAsia="Calibri" w:hAnsi="Calibri"/>
+                <w:sz w:val="21"/>
+                <w:szCs w:val="21"/>
+              </w:rPr>
+              <w:t xml:space="preserve">You cannot sign in.</w:t>
+            </w:r>
+          </w:p>
+        </w:tc>
+        <w:tc>
+          <w:tcPr>
+            <w:tcW w:type="dxa" w:w="6060"/>
+            <w:tcBorders>
+              <w:top w:val="single" w:color="BFBFBF" w:sz="4"/>
+              <w:left w:val="single" w:color="BFBFBF" w:sz="4"/>
+              <w:bottom w:val="single" w:color="BFBFBF" w:sz="4"/>
+              <w:right w:val="single" w:color="BFBFBF" w:sz="4"/>
+            </w:tcBorders>
+            <w:tcMar>
+              <w:top w:type="dxa" w:w="70"/>
+              <w:left w:type="dxa" w:w="110"/>
+              <w:bottom w:type="dxa" w:w="70"/>
+              <w:right w:type="dxa" w:w="110"/>
+            </w:tcMar>
+          </w:tcPr>
+          <w:p>
+            <w:pPr>
+              <w:spacing w:after="0"/>
+            </w:pPr>
+            <w:r>
+              <w:rPr>
+                <w:rFonts w:ascii="Calibri" w:cs="Calibri" w:eastAsia="Calibri" w:hAnsi="Calibri"/>
+                <w:sz w:val="21"/>
+                <w:szCs w:val="21"/>
+              </w:rPr>
+              <w:t xml:space="preserve">Check your username and password carefully. If it still does not work, contact the College Office.</w:t>
             </w:r>
           </w:p>
         </w:tc>
@@ -12898,61 +14131,61 @@
         </w:trPr>
         <w:tc>
           <w:tcPr>
-            <w:tcW w:type="dxa" w:w="3600"/>
-            <w:tcBorders>
-              <w:top w:val="single" w:color="BFBFBF" w:sz="4"/>
-              <w:left w:val="single" w:color="BFBFBF" w:sz="4"/>
-              <w:bottom w:val="single" w:color="BFBFBF" w:sz="4"/>
-              <w:right w:val="single" w:color="BFBFBF" w:sz="4"/>
-            </w:tcBorders>
-            <w:tcMar>
-              <w:top w:type="dxa" w:w="70"/>
-              <w:left w:type="dxa" w:w="110"/>
-              <w:bottom w:type="dxa" w:w="70"/>
-              <w:right w:type="dxa" w:w="110"/>
-            </w:tcMar>
-          </w:tcPr>
-          <w:p>
-            <w:pPr>
-              <w:spacing w:after="0"/>
-            </w:pPr>
-            <w:r>
-              <w:rPr>
-                <w:rFonts w:ascii="Calibri" w:cs="Calibri" w:eastAsia="Calibri" w:hAnsi="Calibri"/>
-                <w:sz w:val="21"/>
-                <w:szCs w:val="21"/>
-              </w:rPr>
-              <w:t xml:space="preserve">Mentor not assigned, or mentoring record details</w:t>
-            </w:r>
-          </w:p>
-        </w:tc>
-        <w:tc>
-          <w:tcPr>
-            <w:tcW w:type="dxa" w:w="5760"/>
-            <w:tcBorders>
-              <w:top w:val="single" w:color="BFBFBF" w:sz="4"/>
-              <w:left w:val="single" w:color="BFBFBF" w:sz="4"/>
-              <w:bottom w:val="single" w:color="BFBFBF" w:sz="4"/>
-              <w:right w:val="single" w:color="BFBFBF" w:sz="4"/>
-            </w:tcBorders>
-            <w:tcMar>
-              <w:top w:type="dxa" w:w="70"/>
-              <w:left w:type="dxa" w:w="110"/>
-              <w:bottom w:type="dxa" w:w="70"/>
-              <w:right w:type="dxa" w:w="110"/>
-            </w:tcMar>
-          </w:tcPr>
-          <w:p>
-            <w:pPr>
-              <w:spacing w:after="0"/>
-            </w:pPr>
-            <w:r>
-              <w:rPr>
-                <w:rFonts w:ascii="Calibri" w:cs="Calibri" w:eastAsia="Calibri" w:hAnsi="Calibri"/>
-                <w:sz w:val="21"/>
-                <w:szCs w:val="21"/>
-              </w:rPr>
-              <w:t xml:space="preserve">Your HOD or your mentor</w:t>
+            <w:tcW w:type="dxa" w:w="3300"/>
+            <w:tcBorders>
+              <w:top w:val="single" w:color="BFBFBF" w:sz="4"/>
+              <w:left w:val="single" w:color="BFBFBF" w:sz="4"/>
+              <w:bottom w:val="single" w:color="BFBFBF" w:sz="4"/>
+              <w:right w:val="single" w:color="BFBFBF" w:sz="4"/>
+            </w:tcBorders>
+            <w:tcMar>
+              <w:top w:type="dxa" w:w="70"/>
+              <w:left w:type="dxa" w:w="110"/>
+              <w:bottom w:type="dxa" w:w="70"/>
+              <w:right w:type="dxa" w:w="110"/>
+            </w:tcMar>
+          </w:tcPr>
+          <w:p>
+            <w:pPr>
+              <w:spacing w:after="0"/>
+            </w:pPr>
+            <w:r>
+              <w:rPr>
+                <w:rFonts w:ascii="Calibri" w:cs="Calibri" w:eastAsia="Calibri" w:hAnsi="Calibri"/>
+                <w:sz w:val="21"/>
+                <w:szCs w:val="21"/>
+              </w:rPr>
+              <w:t xml:space="preserve">The portal says your login is not linked to a student record.</w:t>
+            </w:r>
+          </w:p>
+        </w:tc>
+        <w:tc>
+          <w:tcPr>
+            <w:tcW w:type="dxa" w:w="6060"/>
+            <w:tcBorders>
+              <w:top w:val="single" w:color="BFBFBF" w:sz="4"/>
+              <w:left w:val="single" w:color="BFBFBF" w:sz="4"/>
+              <w:bottom w:val="single" w:color="BFBFBF" w:sz="4"/>
+              <w:right w:val="single" w:color="BFBFBF" w:sz="4"/>
+            </w:tcBorders>
+            <w:tcMar>
+              <w:top w:type="dxa" w:w="70"/>
+              <w:left w:type="dxa" w:w="110"/>
+              <w:bottom w:type="dxa" w:w="70"/>
+              <w:right w:type="dxa" w:w="110"/>
+            </w:tcMar>
+          </w:tcPr>
+          <w:p>
+            <w:pPr>
+              <w:spacing w:after="0"/>
+            </w:pPr>
+            <w:r>
+              <w:rPr>
+                <w:rFonts w:ascii="Calibri" w:cs="Calibri" w:eastAsia="Calibri" w:hAnsi="Calibri"/>
+                <w:sz w:val="21"/>
+                <w:szCs w:val="21"/>
+              </w:rPr>
+              <w:t xml:space="preserve">Contact the College Office. They must link your login to your student record.</w:t>
             </w:r>
           </w:p>
         </w:tc>
@@ -12963,61 +14196,256 @@
         </w:trPr>
         <w:tc>
           <w:tcPr>
-            <w:tcW w:type="dxa" w:w="3600"/>
-            <w:tcBorders>
-              <w:top w:val="single" w:color="BFBFBF" w:sz="4"/>
-              <w:left w:val="single" w:color="BFBFBF" w:sz="4"/>
-              <w:bottom w:val="single" w:color="BFBFBF" w:sz="4"/>
-              <w:right w:val="single" w:color="BFBFBF" w:sz="4"/>
-            </w:tcBorders>
-            <w:tcMar>
-              <w:top w:type="dxa" w:w="70"/>
-              <w:left w:type="dxa" w:w="110"/>
-              <w:bottom w:type="dxa" w:w="70"/>
-              <w:right w:type="dxa" w:w="110"/>
-            </w:tcMar>
-          </w:tcPr>
-          <w:p>
-            <w:pPr>
-              <w:spacing w:after="0"/>
-            </w:pPr>
-            <w:r>
-              <w:rPr>
-                <w:rFonts w:ascii="Calibri" w:cs="Calibri" w:eastAsia="Calibri" w:hAnsi="Calibri"/>
-                <w:sz w:val="21"/>
-                <w:szCs w:val="21"/>
-              </w:rPr>
-              <w:t xml:space="preserve">Missing holiday dates</w:t>
-            </w:r>
-          </w:p>
-        </w:tc>
-        <w:tc>
-          <w:tcPr>
-            <w:tcW w:type="dxa" w:w="5760"/>
-            <w:tcBorders>
-              <w:top w:val="single" w:color="BFBFBF" w:sz="4"/>
-              <w:left w:val="single" w:color="BFBFBF" w:sz="4"/>
-              <w:bottom w:val="single" w:color="BFBFBF" w:sz="4"/>
-              <w:right w:val="single" w:color="BFBFBF" w:sz="4"/>
-            </w:tcBorders>
-            <w:tcMar>
-              <w:top w:type="dxa" w:w="70"/>
-              <w:left w:type="dxa" w:w="110"/>
-              <w:bottom w:type="dxa" w:w="70"/>
-              <w:right w:type="dxa" w:w="110"/>
-            </w:tcMar>
-          </w:tcPr>
-          <w:p>
-            <w:pPr>
-              <w:spacing w:after="0"/>
-            </w:pPr>
-            <w:r>
-              <w:rPr>
-                <w:rFonts w:ascii="Calibri" w:cs="Calibri" w:eastAsia="Calibri" w:hAnsi="Calibri"/>
-                <w:sz w:val="21"/>
-                <w:szCs w:val="21"/>
-              </w:rPr>
-              <w:t xml:space="preserve">Academics office</w:t>
+            <w:tcW w:type="dxa" w:w="3300"/>
+            <w:tcBorders>
+              <w:top w:val="single" w:color="BFBFBF" w:sz="4"/>
+              <w:left w:val="single" w:color="BFBFBF" w:sz="4"/>
+              <w:bottom w:val="single" w:color="BFBFBF" w:sz="4"/>
+              <w:right w:val="single" w:color="BFBFBF" w:sz="4"/>
+            </w:tcBorders>
+            <w:tcMar>
+              <w:top w:type="dxa" w:w="70"/>
+              <w:left w:type="dxa" w:w="110"/>
+              <w:bottom w:type="dxa" w:w="70"/>
+              <w:right w:type="dxa" w:w="110"/>
+            </w:tcMar>
+          </w:tcPr>
+          <w:p>
+            <w:pPr>
+              <w:spacing w:after="0"/>
+            </w:pPr>
+            <w:r>
+              <w:rPr>
+                <w:rFonts w:ascii="Calibri" w:cs="Calibri" w:eastAsia="Calibri" w:hAnsi="Calibri"/>
+                <w:sz w:val="21"/>
+                <w:szCs w:val="21"/>
+              </w:rPr>
+              <w:t xml:space="preserve">A module in this manual is missing from your menu.</w:t>
+            </w:r>
+          </w:p>
+        </w:tc>
+        <w:tc>
+          <w:tcPr>
+            <w:tcW w:type="dxa" w:w="6060"/>
+            <w:tcBorders>
+              <w:top w:val="single" w:color="BFBFBF" w:sz="4"/>
+              <w:left w:val="single" w:color="BFBFBF" w:sz="4"/>
+              <w:bottom w:val="single" w:color="BFBFBF" w:sz="4"/>
+              <w:right w:val="single" w:color="BFBFBF" w:sz="4"/>
+            </w:tcBorders>
+            <w:tcMar>
+              <w:top w:type="dxa" w:w="70"/>
+              <w:left w:type="dxa" w:w="110"/>
+              <w:bottom w:type="dxa" w:w="70"/>
+              <w:right w:type="dxa" w:w="110"/>
+            </w:tcMar>
+          </w:tcPr>
+          <w:p>
+            <w:pPr>
+              <w:spacing w:after="0"/>
+            </w:pPr>
+            <w:r>
+              <w:rPr>
+                <w:rFonts w:ascii="Calibri" w:cs="Calibri" w:eastAsia="Calibri" w:hAnsi="Calibri"/>
+                <w:sz w:val="21"/>
+                <w:szCs w:val="21"/>
+              </w:rPr>
+              <w:t xml:space="preserve">Your college may have switched it off. Ask the College Office.</w:t>
+            </w:r>
+          </w:p>
+        </w:tc>
+      </w:tr>
+      <w:tr>
+        <w:trPr>
+          <w:cantSplit/>
+        </w:trPr>
+        <w:tc>
+          <w:tcPr>
+            <w:tcW w:type="dxa" w:w="3300"/>
+            <w:tcBorders>
+              <w:top w:val="single" w:color="BFBFBF" w:sz="4"/>
+              <w:left w:val="single" w:color="BFBFBF" w:sz="4"/>
+              <w:bottom w:val="single" w:color="BFBFBF" w:sz="4"/>
+              <w:right w:val="single" w:color="BFBFBF" w:sz="4"/>
+            </w:tcBorders>
+            <w:tcMar>
+              <w:top w:type="dxa" w:w="70"/>
+              <w:left w:type="dxa" w:w="110"/>
+              <w:bottom w:type="dxa" w:w="70"/>
+              <w:right w:type="dxa" w:w="110"/>
+            </w:tcMar>
+          </w:tcPr>
+          <w:p>
+            <w:pPr>
+              <w:spacing w:after="0"/>
+            </w:pPr>
+            <w:r>
+              <w:rPr>
+                <w:rFonts w:ascii="Calibri" w:cs="Calibri" w:eastAsia="Calibri" w:hAnsi="Calibri"/>
+                <w:sz w:val="21"/>
+                <w:szCs w:val="21"/>
+              </w:rPr>
+              <w:t xml:space="preserve">The information shown is wrong or out of date.</w:t>
+            </w:r>
+          </w:p>
+        </w:tc>
+        <w:tc>
+          <w:tcPr>
+            <w:tcW w:type="dxa" w:w="6060"/>
+            <w:tcBorders>
+              <w:top w:val="single" w:color="BFBFBF" w:sz="4"/>
+              <w:left w:val="single" w:color="BFBFBF" w:sz="4"/>
+              <w:bottom w:val="single" w:color="BFBFBF" w:sz="4"/>
+              <w:right w:val="single" w:color="BFBFBF" w:sz="4"/>
+            </w:tcBorders>
+            <w:tcMar>
+              <w:top w:type="dxa" w:w="70"/>
+              <w:left w:type="dxa" w:w="110"/>
+              <w:bottom w:type="dxa" w:w="70"/>
+              <w:right w:type="dxa" w:w="110"/>
+            </w:tcMar>
+          </w:tcPr>
+          <w:p>
+            <w:pPr>
+              <w:spacing w:after="0"/>
+            </w:pPr>
+            <w:r>
+              <w:rPr>
+                <w:rFonts w:ascii="Calibri" w:cs="Calibri" w:eastAsia="Calibri" w:hAnsi="Calibri"/>
+                <w:sz w:val="21"/>
+                <w:szCs w:val="21"/>
+              </w:rPr>
+              <w:t xml:space="preserve">The portal only shows what the college has entered. Tell the person who manages it: the subject teacher for attendance, your HOD or mentor for mentoring, the Academics office for holidays, or the College Office for your class and details.</w:t>
+            </w:r>
+          </w:p>
+        </w:tc>
+      </w:tr>
+      <w:tr>
+        <w:trPr>
+          <w:cantSplit/>
+        </w:trPr>
+        <w:tc>
+          <w:tcPr>
+            <w:tcW w:type="dxa" w:w="3300"/>
+            <w:tcBorders>
+              <w:top w:val="single" w:color="BFBFBF" w:sz="4"/>
+              <w:left w:val="single" w:color="BFBFBF" w:sz="4"/>
+              <w:bottom w:val="single" w:color="BFBFBF" w:sz="4"/>
+              <w:right w:val="single" w:color="BFBFBF" w:sz="4"/>
+            </w:tcBorders>
+            <w:tcMar>
+              <w:top w:type="dxa" w:w="70"/>
+              <w:left w:type="dxa" w:w="110"/>
+              <w:bottom w:type="dxa" w:w="70"/>
+              <w:right w:type="dxa" w:w="110"/>
+            </w:tcMar>
+          </w:tcPr>
+          <w:p>
+            <w:pPr>
+              <w:spacing w:after="0"/>
+            </w:pPr>
+            <w:r>
+              <w:rPr>
+                <w:rFonts w:ascii="Calibri" w:cs="Calibri" w:eastAsia="Calibri" w:hAnsi="Calibri"/>
+                <w:sz w:val="21"/>
+                <w:szCs w:val="21"/>
+              </w:rPr>
+              <w:t xml:space="preserve">You cannot find an Edit or Add button.</w:t>
+            </w:r>
+          </w:p>
+        </w:tc>
+        <w:tc>
+          <w:tcPr>
+            <w:tcW w:type="dxa" w:w="6060"/>
+            <w:tcBorders>
+              <w:top w:val="single" w:color="BFBFBF" w:sz="4"/>
+              <w:left w:val="single" w:color="BFBFBF" w:sz="4"/>
+              <w:bottom w:val="single" w:color="BFBFBF" w:sz="4"/>
+              <w:right w:val="single" w:color="BFBFBF" w:sz="4"/>
+            </w:tcBorders>
+            <w:tcMar>
+              <w:top w:type="dxa" w:w="70"/>
+              <w:left w:type="dxa" w:w="110"/>
+              <w:bottom w:type="dxa" w:w="70"/>
+              <w:right w:type="dxa" w:w="110"/>
+            </w:tcMar>
+          </w:tcPr>
+          <w:p>
+            <w:pPr>
+              <w:spacing w:after="0"/>
+            </w:pPr>
+            <w:r>
+              <w:rPr>
+                <w:rFonts w:ascii="Calibri" w:cs="Calibri" w:eastAsia="Calibri" w:hAnsi="Calibri"/>
+                <w:sz w:val="21"/>
+                <w:szCs w:val="21"/>
+              </w:rPr>
+              <w:t xml:space="preserve">The five modules in this manual are for viewing. You cannot change timetable, attendance, holidays or the mentoring record yourself.</w:t>
+            </w:r>
+          </w:p>
+        </w:tc>
+      </w:tr>
+      <w:tr>
+        <w:trPr>
+          <w:cantSplit/>
+        </w:trPr>
+        <w:tc>
+          <w:tcPr>
+            <w:tcW w:type="dxa" w:w="3300"/>
+            <w:tcBorders>
+              <w:top w:val="single" w:color="BFBFBF" w:sz="4"/>
+              <w:left w:val="single" w:color="BFBFBF" w:sz="4"/>
+              <w:bottom w:val="single" w:color="BFBFBF" w:sz="4"/>
+              <w:right w:val="single" w:color="BFBFBF" w:sz="4"/>
+            </w:tcBorders>
+            <w:tcMar>
+              <w:top w:type="dxa" w:w="70"/>
+              <w:left w:type="dxa" w:w="110"/>
+              <w:bottom w:type="dxa" w:w="70"/>
+              <w:right w:type="dxa" w:w="110"/>
+            </w:tcMar>
+          </w:tcPr>
+          <w:p>
+            <w:pPr>
+              <w:spacing w:after="0"/>
+            </w:pPr>
+            <w:r>
+              <w:rPr>
+                <w:rFonts w:ascii="Calibri" w:cs="Calibri" w:eastAsia="Calibri" w:hAnsi="Calibri"/>
+                <w:sz w:val="21"/>
+                <w:szCs w:val="21"/>
+              </w:rPr>
+              <w:t xml:space="preserve">The page looks different from this manual.</w:t>
+            </w:r>
+          </w:p>
+        </w:tc>
+        <w:tc>
+          <w:tcPr>
+            <w:tcW w:type="dxa" w:w="6060"/>
+            <w:tcBorders>
+              <w:top w:val="single" w:color="BFBFBF" w:sz="4"/>
+              <w:left w:val="single" w:color="BFBFBF" w:sz="4"/>
+              <w:bottom w:val="single" w:color="BFBFBF" w:sz="4"/>
+              <w:right w:val="single" w:color="BFBFBF" w:sz="4"/>
+            </w:tcBorders>
+            <w:tcMar>
+              <w:top w:type="dxa" w:w="70"/>
+              <w:left w:type="dxa" w:w="110"/>
+              <w:bottom w:type="dxa" w:w="70"/>
+              <w:right w:type="dxa" w:w="110"/>
+            </w:tcMar>
+          </w:tcPr>
+          <w:p>
+            <w:pPr>
+              <w:spacing w:after="0"/>
+            </w:pPr>
+            <w:r>
+              <w:rPr>
+                <w:rFonts w:ascii="Calibri" w:cs="Calibri" w:eastAsia="Calibri" w:hAnsi="Calibri"/>
+                <w:sz w:val="21"/>
+                <w:szCs w:val="21"/>
+              </w:rPr>
+              <w:t xml:space="preserve">The portal may have been updated, or your college may use different settings. The steps are usually the same. Ask the College Office if you are unsure.</w:t>
             </w:r>
           </w:p>
         </w:tc>
@@ -13025,84 +14453,2706 @@
     </w:tbl>
     <w:p>
       <w:pPr>
+        <w:pStyle w:val="Heading1"/>
+        <w:pageBreakBefore/>
+      </w:pPr>
+      <w:r>
+        <w:rPr>
+          <w:rFonts w:ascii="Calibri" w:cs="Calibri" w:eastAsia="Calibri" w:hAnsi="Calibri"/>
+        </w:rPr>
+        <w:t xml:space="preserve">Frequently Asked Questions</w:t>
+      </w:r>
+    </w:p>
+    <w:p>
+      <w:pPr>
+        <w:keepNext/>
+        <w:spacing w:after="40" w:before="160"/>
+      </w:pPr>
+      <w:r>
+        <w:rPr>
+          <w:rFonts w:ascii="Calibri" w:cs="Calibri" w:eastAsia="Calibri" w:hAnsi="Calibri"/>
+          <w:b/>
+          <w:bCs/>
+          <w:color w:val="1F3864"/>
+        </w:rPr>
+        <w:t xml:space="preserve">Q. Why does the Dashboard show only today’s classes?</w:t>
+      </w:r>
+    </w:p>
+    <w:p>
+      <w:pPr>
+        <w:spacing w:after="80" w:line="290"/>
+        <w:ind w:left="360"/>
+      </w:pPr>
+      <w:r>
+        <w:rPr>
+          <w:rFonts w:ascii="Calibri" w:cs="Calibri" w:eastAsia="Calibri" w:hAnsi="Calibri"/>
+        </w:rPr>
+        <w:t xml:space="preserve">The Dashboard shows today only. Open the Timetable module to see other days and weeks.</w:t>
+      </w:r>
+    </w:p>
+    <w:p>
+      <w:pPr>
+        <w:keepNext/>
+        <w:spacing w:after="40" w:before="160"/>
+      </w:pPr>
+      <w:r>
+        <w:rPr>
+          <w:rFonts w:ascii="Calibri" w:cs="Calibri" w:eastAsia="Calibri" w:hAnsi="Calibri"/>
+          <w:b/>
+          <w:bCs/>
+          <w:color w:val="1F3864"/>
+        </w:rPr>
+        <w:t xml:space="preserve">Q. Can I download my timetable?</w:t>
+      </w:r>
+    </w:p>
+    <w:p>
+      <w:pPr>
+        <w:spacing w:after="80" w:line="290"/>
+        <w:ind w:left="360"/>
+      </w:pPr>
+      <w:r>
+        <w:rPr>
+          <w:rFonts w:ascii="Calibri" w:cs="Calibri" w:eastAsia="Calibri" w:hAnsi="Calibri"/>
+        </w:rPr>
+        <w:t xml:space="preserve">Yes. Show the week table in the Timetable module, then use Download PDF, Export Excel or Print.</w:t>
+      </w:r>
+    </w:p>
+    <w:p>
+      <w:pPr>
+        <w:keepNext/>
+        <w:spacing w:after="40" w:before="160"/>
+      </w:pPr>
+      <w:r>
+        <w:rPr>
+          <w:rFonts w:ascii="Calibri" w:cs="Calibri" w:eastAsia="Calibri" w:hAnsi="Calibri"/>
+          <w:b/>
+          <w:bCs/>
+          <w:color w:val="1F3864"/>
+        </w:rPr>
+        <w:t xml:space="preserve">Q. Why do I not see the Lab batch box in the Timetable?</w:t>
+      </w:r>
+    </w:p>
+    <w:p>
+      <w:pPr>
+        <w:spacing w:after="80" w:line="290"/>
+        <w:ind w:left="360"/>
+      </w:pPr>
+      <w:r>
+        <w:rPr>
+          <w:rFonts w:ascii="Calibri" w:cs="Calibri" w:eastAsia="Calibri" w:hAnsi="Calibri"/>
+        </w:rPr>
+        <w:t xml:space="preserve">It appears only if you have not been given a lab batch. If you already have a batch, the timetable shows your batch automatically.</w:t>
+      </w:r>
+    </w:p>
+    <w:p>
+      <w:pPr>
+        <w:keepNext/>
+        <w:spacing w:after="40" w:before="160"/>
+      </w:pPr>
+      <w:r>
+        <w:rPr>
+          <w:rFonts w:ascii="Calibri" w:cs="Calibri" w:eastAsia="Calibri" w:hAnsi="Calibri"/>
+          <w:b/>
+          <w:bCs/>
+          <w:color w:val="1F3864"/>
+        </w:rPr>
+        <w:t xml:space="preserve">Q. Why is my attendance report empty when I open the page?</w:t>
+      </w:r>
+    </w:p>
+    <w:p>
+      <w:pPr>
+        <w:spacing w:after="80" w:line="290"/>
+        <w:ind w:left="360"/>
+      </w:pPr>
+      <w:r>
+        <w:rPr>
+          <w:rFonts w:ascii="Calibri" w:cs="Calibri" w:eastAsia="Calibri" w:hAnsi="Calibri"/>
+        </w:rPr>
+        <w:t xml:space="preserve">The report is not loaded by itself. Choose a view and click Load Report.</w:t>
+      </w:r>
+    </w:p>
+    <w:p>
+      <w:pPr>
+        <w:keepNext/>
+        <w:spacing w:after="40" w:before="160"/>
+      </w:pPr>
+      <w:r>
+        <w:rPr>
+          <w:rFonts w:ascii="Calibri" w:cs="Calibri" w:eastAsia="Calibri" w:hAnsi="Calibri"/>
+          <w:b/>
+          <w:bCs/>
+          <w:color w:val="1F3864"/>
+        </w:rPr>
+        <w:t xml:space="preserve">Q. Why is a percentage shown in red?</w:t>
+      </w:r>
+    </w:p>
+    <w:p>
+      <w:pPr>
+        <w:spacing w:after="80" w:line="290"/>
+        <w:ind w:left="360"/>
+      </w:pPr>
+      <w:r>
+        <w:rPr>
+          <w:rFonts w:ascii="Calibri" w:cs="Calibri" w:eastAsia="Calibri" w:hAnsi="Calibri"/>
+        </w:rPr>
+        <w:t xml:space="preserve">It is below 75. Check with your HOD what this means for your college.</w:t>
+      </w:r>
+    </w:p>
+    <w:p>
+      <w:pPr>
+        <w:keepNext/>
+        <w:spacing w:after="40" w:before="160"/>
+      </w:pPr>
+      <w:r>
+        <w:rPr>
+          <w:rFonts w:ascii="Calibri" w:cs="Calibri" w:eastAsia="Calibri" w:hAnsi="Calibri"/>
+          <w:b/>
+          <w:bCs/>
+          <w:color w:val="1F3864"/>
+        </w:rPr>
+        <w:t xml:space="preserve">Q. Can I correct my attendance myself?</w:t>
+      </w:r>
+    </w:p>
+    <w:p>
+      <w:pPr>
+        <w:spacing w:after="80" w:line="290"/>
+        <w:ind w:left="360"/>
+      </w:pPr>
+      <w:r>
+        <w:rPr>
+          <w:rFonts w:ascii="Calibri" w:cs="Calibri" w:eastAsia="Calibri" w:hAnsi="Calibri"/>
+        </w:rPr>
+        <w:t xml:space="preserve">No. Speak to the subject teacher.</w:t>
+      </w:r>
+    </w:p>
+    <w:p>
+      <w:pPr>
+        <w:keepNext/>
+        <w:spacing w:after="40" w:before="160"/>
+      </w:pPr>
+      <w:r>
+        <w:rPr>
+          <w:rFonts w:ascii="Calibri" w:cs="Calibri" w:eastAsia="Calibri" w:hAnsi="Calibri"/>
+          <w:b/>
+          <w:bCs/>
+          <w:color w:val="1F3864"/>
+        </w:rPr>
+        <w:t xml:space="preserve">Q. Where can I see holidays for another academic year?</w:t>
+      </w:r>
+    </w:p>
+    <w:p>
+      <w:pPr>
+        <w:spacing w:after="80" w:line="290"/>
+        <w:ind w:left="360"/>
+      </w:pPr>
+      <w:r>
+        <w:rPr>
+          <w:rFonts w:ascii="Calibri" w:cs="Calibri" w:eastAsia="Calibri" w:hAnsi="Calibri"/>
+        </w:rPr>
+        <w:t xml:space="preserve">In the Holidays module, use the academic year box at the top and choose the year.</w:t>
+      </w:r>
+    </w:p>
+    <w:p>
+      <w:pPr>
+        <w:keepNext/>
+        <w:spacing w:after="40" w:before="160"/>
+      </w:pPr>
+      <w:r>
+        <w:rPr>
+          <w:rFonts w:ascii="Calibri" w:cs="Calibri" w:eastAsia="Calibri" w:hAnsi="Calibri"/>
+          <w:b/>
+          <w:bCs/>
+          <w:color w:val="1F3864"/>
+        </w:rPr>
+        <w:t xml:space="preserve">Q. What does “Classwork Suspended” mean?</w:t>
+      </w:r>
+    </w:p>
+    <w:p>
+      <w:pPr>
+        <w:spacing w:after="80" w:line="290"/>
+        <w:ind w:left="360"/>
+      </w:pPr>
+      <w:r>
+        <w:rPr>
+          <w:rFonts w:ascii="Calibri" w:cs="Calibri" w:eastAsia="Calibri" w:hAnsi="Calibri"/>
+        </w:rPr>
+        <w:t xml:space="preserve">Classes do not run that day, but it may not be a full holiday. Follow your college’s notices.</w:t>
+      </w:r>
+    </w:p>
+    <w:p>
+      <w:pPr>
+        <w:keepNext/>
+        <w:spacing w:after="40" w:before="160"/>
+      </w:pPr>
+      <w:r>
+        <w:rPr>
+          <w:rFonts w:ascii="Calibri" w:cs="Calibri" w:eastAsia="Calibri" w:hAnsi="Calibri"/>
+          <w:b/>
+          <w:bCs/>
+          <w:color w:val="1F3864"/>
+        </w:rPr>
+        <w:t xml:space="preserve">Q. How do I know who my mentor is?</w:t>
+      </w:r>
+    </w:p>
+    <w:p>
+      <w:pPr>
+        <w:spacing w:after="80" w:line="290"/>
+        <w:ind w:left="360"/>
+      </w:pPr>
+      <w:r>
+        <w:rPr>
+          <w:rFonts w:ascii="Calibri" w:cs="Calibri" w:eastAsia="Calibri" w:hAnsi="Calibri"/>
+        </w:rPr>
+        <w:t xml:space="preserve">Open the Mentoring module. Your mentor’s name is in the “Your mentor” card at the top.</w:t>
+      </w:r>
+    </w:p>
+    <w:p>
+      <w:pPr>
+        <w:keepNext/>
+        <w:spacing w:after="40" w:before="160"/>
+      </w:pPr>
+      <w:r>
+        <w:rPr>
+          <w:rFonts w:ascii="Calibri" w:cs="Calibri" w:eastAsia="Calibri" w:hAnsi="Calibri"/>
+          <w:b/>
+          <w:bCs/>
+          <w:color w:val="1F3864"/>
+        </w:rPr>
+        <w:t xml:space="preserve">Q. Can I write in my Mentoring Record?</w:t>
+      </w:r>
+    </w:p>
+    <w:p>
+      <w:pPr>
+        <w:spacing w:after="80" w:line="290"/>
+        <w:ind w:left="360"/>
+      </w:pPr>
+      <w:r>
+        <w:rPr>
+          <w:rFonts w:ascii="Calibri" w:cs="Calibri" w:eastAsia="Calibri" w:hAnsi="Calibri"/>
+        </w:rPr>
+        <w:t xml:space="preserve">No. You can only read it. Your mentor updates it.</w:t>
+      </w:r>
+    </w:p>
+    <w:p>
+      <w:pPr>
+        <w:keepNext/>
+        <w:spacing w:after="40" w:before="160"/>
+      </w:pPr>
+      <w:r>
+        <w:rPr>
+          <w:rFonts w:ascii="Calibri" w:cs="Calibri" w:eastAsia="Calibri" w:hAnsi="Calibri"/>
+          <w:b/>
+          <w:bCs/>
+          <w:color w:val="1F3864"/>
+        </w:rPr>
+        <w:t xml:space="preserve">Q. Why can I not see some parts of my record that my mentor mentioned?</w:t>
+      </w:r>
+    </w:p>
+    <w:p>
+      <w:pPr>
+        <w:spacing w:after="80" w:line="290"/>
+        <w:ind w:left="360"/>
+      </w:pPr>
+      <w:r>
+        <w:rPr>
+          <w:rFonts w:ascii="Calibri" w:cs="Calibri" w:eastAsia="Calibri" w:hAnsi="Calibri"/>
+        </w:rPr>
+        <w:t xml:space="preserve">Some parts are kept for the mentor and HOD only: referrals, the health record and the mentor’s remarks for each semester.</w:t>
+      </w:r>
+    </w:p>
+    <w:p>
+      <w:pPr>
+        <w:keepNext/>
+        <w:spacing w:after="40" w:before="160"/>
+      </w:pPr>
+      <w:r>
+        <w:rPr>
+          <w:rFonts w:ascii="Calibri" w:cs="Calibri" w:eastAsia="Calibri" w:hAnsi="Calibri"/>
+          <w:b/>
+          <w:bCs/>
+          <w:color w:val="1F3864"/>
+        </w:rPr>
+        <w:t xml:space="preserve">Q. Why are my SGPA and CGPA blank?</w:t>
+      </w:r>
+    </w:p>
+    <w:p>
+      <w:pPr>
+        <w:spacing w:after="80" w:line="290"/>
+        <w:ind w:left="360"/>
+      </w:pPr>
+      <w:r>
+        <w:rPr>
+          <w:rFonts w:ascii="Calibri" w:cs="Calibri" w:eastAsia="Calibri" w:hAnsi="Calibri"/>
+        </w:rPr>
+        <w:t xml:space="preserve">They appear only after the results are published.</w:t>
+      </w:r>
+    </w:p>
+    <w:p>
+      <w:pPr>
+        <w:pStyle w:val="Heading1"/>
+        <w:pageBreakBefore/>
+      </w:pPr>
+      <w:r>
+        <w:rPr>
+          <w:rFonts w:ascii="Calibri" w:cs="Calibri" w:eastAsia="Calibri" w:hAnsi="Calibri"/>
+        </w:rPr>
+        <w:t xml:space="preserve">Contact and Further Help</w:t>
+      </w:r>
+    </w:p>
+    <w:p>
+      <w:pPr>
+        <w:spacing w:after="120" w:line="300"/>
+      </w:pPr>
+      <w:r>
+        <w:rPr>
+          <w:rFonts w:ascii="Calibri" w:cs="Calibri" w:eastAsia="Calibri" w:hAnsi="Calibri"/>
+        </w:rPr>
+        <w:t xml:space="preserve">If this manual does not solve your problem, contact the right person from the table below.</w:t>
+      </w:r>
+    </w:p>
+    <w:tbl>
+      <w:tblPr>
+        <w:tblW w:type="dxa" w:w="9360"/>
+        <w:tblBorders>
+          <w:top w:val="single" w:color="auto" w:sz="4"/>
+          <w:left w:val="single" w:color="auto" w:sz="4"/>
+          <w:bottom w:val="single" w:color="auto" w:sz="4"/>
+          <w:right w:val="single" w:color="auto" w:sz="4"/>
+          <w:insideH w:val="single" w:color="auto" w:sz="4"/>
+          <w:insideV w:val="single" w:color="auto" w:sz="4"/>
+        </w:tblBorders>
+      </w:tblPr>
+      <w:tblGrid>
+        <w:gridCol w:w="3300"/>
+        <w:gridCol w:w="2700"/>
+        <w:gridCol w:w="3360"/>
+      </w:tblGrid>
+      <w:tr>
+        <w:trPr>
+          <w:tblHeader/>
+        </w:trPr>
+        <w:tc>
+          <w:tcPr>
+            <w:tcW w:type="dxa" w:w="3300"/>
+            <w:tcBorders>
+              <w:top w:val="single" w:color="BFBFBF" w:sz="4"/>
+              <w:left w:val="single" w:color="BFBFBF" w:sz="4"/>
+              <w:bottom w:val="single" w:color="BFBFBF" w:sz="4"/>
+              <w:right w:val="single" w:color="BFBFBF" w:sz="4"/>
+            </w:tcBorders>
+            <w:shd w:fill="1F3864" w:color="auto" w:val="clear"/>
+            <w:tcMar>
+              <w:top w:type="dxa" w:w="70"/>
+              <w:left w:type="dxa" w:w="110"/>
+              <w:bottom w:type="dxa" w:w="70"/>
+              <w:right w:type="dxa" w:w="110"/>
+            </w:tcMar>
+          </w:tcPr>
+          <w:p>
+            <w:pPr>
+              <w:spacing w:after="0"/>
+            </w:pPr>
+            <w:r>
+              <w:rPr>
+                <w:rFonts w:ascii="Calibri" w:cs="Calibri" w:eastAsia="Calibri" w:hAnsi="Calibri"/>
+                <w:b/>
+                <w:bCs/>
+                <w:color w:val="FFFFFF"/>
+                <w:sz w:val="21"/>
+                <w:szCs w:val="21"/>
+              </w:rPr>
+              <w:t xml:space="preserve">If you need help with</w:t>
+            </w:r>
+          </w:p>
+        </w:tc>
+        <w:tc>
+          <w:tcPr>
+            <w:tcW w:type="dxa" w:w="2700"/>
+            <w:tcBorders>
+              <w:top w:val="single" w:color="BFBFBF" w:sz="4"/>
+              <w:left w:val="single" w:color="BFBFBF" w:sz="4"/>
+              <w:bottom w:val="single" w:color="BFBFBF" w:sz="4"/>
+              <w:right w:val="single" w:color="BFBFBF" w:sz="4"/>
+            </w:tcBorders>
+            <w:shd w:fill="1F3864" w:color="auto" w:val="clear"/>
+            <w:tcMar>
+              <w:top w:type="dxa" w:w="70"/>
+              <w:left w:type="dxa" w:w="110"/>
+              <w:bottom w:type="dxa" w:w="70"/>
+              <w:right w:type="dxa" w:w="110"/>
+            </w:tcMar>
+          </w:tcPr>
+          <w:p>
+            <w:pPr>
+              <w:spacing w:after="0"/>
+            </w:pPr>
+            <w:r>
+              <w:rPr>
+                <w:rFonts w:ascii="Calibri" w:cs="Calibri" w:eastAsia="Calibri" w:hAnsi="Calibri"/>
+                <w:b/>
+                <w:bCs/>
+                <w:color w:val="FFFFFF"/>
+                <w:sz w:val="21"/>
+                <w:szCs w:val="21"/>
+              </w:rPr>
+              <w:t xml:space="preserve">Contact</w:t>
+            </w:r>
+          </w:p>
+        </w:tc>
+        <w:tc>
+          <w:tcPr>
+            <w:tcW w:type="dxa" w:w="3360"/>
+            <w:tcBorders>
+              <w:top w:val="single" w:color="BFBFBF" w:sz="4"/>
+              <w:left w:val="single" w:color="BFBFBF" w:sz="4"/>
+              <w:bottom w:val="single" w:color="BFBFBF" w:sz="4"/>
+              <w:right w:val="single" w:color="BFBFBF" w:sz="4"/>
+            </w:tcBorders>
+            <w:shd w:fill="1F3864" w:color="auto" w:val="clear"/>
+            <w:tcMar>
+              <w:top w:type="dxa" w:w="70"/>
+              <w:left w:type="dxa" w:w="110"/>
+              <w:bottom w:type="dxa" w:w="70"/>
+              <w:right w:type="dxa" w:w="110"/>
+            </w:tcMar>
+          </w:tcPr>
+          <w:p>
+            <w:pPr>
+              <w:spacing w:after="0"/>
+            </w:pPr>
+            <w:r>
+              <w:rPr>
+                <w:rFonts w:ascii="Calibri" w:cs="Calibri" w:eastAsia="Calibri" w:hAnsi="Calibri"/>
+                <w:b/>
+                <w:bCs/>
+                <w:color w:val="FFFFFF"/>
+                <w:sz w:val="21"/>
+                <w:szCs w:val="21"/>
+              </w:rPr>
+              <w:t xml:space="preserve">Phone / E-mail</w:t>
+            </w:r>
+          </w:p>
+        </w:tc>
+      </w:tr>
+      <w:tr>
+        <w:trPr>
+          <w:cantSplit/>
+        </w:trPr>
+        <w:tc>
+          <w:tcPr>
+            <w:tcW w:type="dxa" w:w="3300"/>
+            <w:tcBorders>
+              <w:top w:val="single" w:color="BFBFBF" w:sz="4"/>
+              <w:left w:val="single" w:color="BFBFBF" w:sz="4"/>
+              <w:bottom w:val="single" w:color="BFBFBF" w:sz="4"/>
+              <w:right w:val="single" w:color="BFBFBF" w:sz="4"/>
+            </w:tcBorders>
+            <w:tcMar>
+              <w:top w:type="dxa" w:w="70"/>
+              <w:left w:type="dxa" w:w="110"/>
+              <w:bottom w:type="dxa" w:w="70"/>
+              <w:right w:type="dxa" w:w="110"/>
+            </w:tcMar>
+          </w:tcPr>
+          <w:p>
+            <w:pPr>
+              <w:spacing w:after="0"/>
+            </w:pPr>
+            <w:r>
+              <w:rPr>
+                <w:rFonts w:ascii="Calibri" w:cs="Calibri" w:eastAsia="Calibri" w:hAnsi="Calibri"/>
+                <w:sz w:val="21"/>
+                <w:szCs w:val="21"/>
+              </w:rPr>
+              <w:t xml:space="preserve">Sign-in, password, or linking your login to your record</w:t>
+            </w:r>
+          </w:p>
+        </w:tc>
+        <w:tc>
+          <w:tcPr>
+            <w:tcW w:type="dxa" w:w="2700"/>
+            <w:tcBorders>
+              <w:top w:val="single" w:color="BFBFBF" w:sz="4"/>
+              <w:left w:val="single" w:color="BFBFBF" w:sz="4"/>
+              <w:bottom w:val="single" w:color="BFBFBF" w:sz="4"/>
+              <w:right w:val="single" w:color="BFBFBF" w:sz="4"/>
+            </w:tcBorders>
+            <w:tcMar>
+              <w:top w:type="dxa" w:w="70"/>
+              <w:left w:type="dxa" w:w="110"/>
+              <w:bottom w:type="dxa" w:w="70"/>
+              <w:right w:type="dxa" w:w="110"/>
+            </w:tcMar>
+          </w:tcPr>
+          <w:p>
+            <w:pPr>
+              <w:spacing w:after="0"/>
+            </w:pPr>
+            <w:r>
+              <w:rPr>
+                <w:rFonts w:ascii="Calibri" w:cs="Calibri" w:eastAsia="Calibri" w:hAnsi="Calibri"/>
+                <w:sz w:val="21"/>
+                <w:szCs w:val="21"/>
+              </w:rPr>
+              <w:t xml:space="preserve">College Office</w:t>
+            </w:r>
+          </w:p>
+        </w:tc>
+        <w:tc>
+          <w:tcPr>
+            <w:tcW w:type="dxa" w:w="3360"/>
+            <w:tcBorders>
+              <w:top w:val="single" w:color="BFBFBF" w:sz="4"/>
+              <w:left w:val="single" w:color="BFBFBF" w:sz="4"/>
+              <w:bottom w:val="single" w:color="BFBFBF" w:sz="4"/>
+              <w:right w:val="single" w:color="BFBFBF" w:sz="4"/>
+            </w:tcBorders>
+            <w:tcMar>
+              <w:top w:type="dxa" w:w="70"/>
+              <w:left w:type="dxa" w:w="110"/>
+              <w:bottom w:type="dxa" w:w="70"/>
+              <w:right w:type="dxa" w:w="110"/>
+            </w:tcMar>
+          </w:tcPr>
+          <w:p>
+            <w:pPr>
+              <w:spacing w:after="0"/>
+            </w:pPr>
+            <w:r>
+              <w:rPr>
+                <w:rFonts w:ascii="Calibri" w:cs="Calibri" w:eastAsia="Calibri" w:hAnsi="Calibri"/>
+                <w:sz w:val="21"/>
+                <w:szCs w:val="21"/>
+              </w:rPr>
+              <w:t xml:space="preserve"> </w:t>
+            </w:r>
+          </w:p>
+        </w:tc>
+      </w:tr>
+      <w:tr>
+        <w:trPr>
+          <w:cantSplit/>
+        </w:trPr>
+        <w:tc>
+          <w:tcPr>
+            <w:tcW w:type="dxa" w:w="3300"/>
+            <w:tcBorders>
+              <w:top w:val="single" w:color="BFBFBF" w:sz="4"/>
+              <w:left w:val="single" w:color="BFBFBF" w:sz="4"/>
+              <w:bottom w:val="single" w:color="BFBFBF" w:sz="4"/>
+              <w:right w:val="single" w:color="BFBFBF" w:sz="4"/>
+            </w:tcBorders>
+            <w:tcMar>
+              <w:top w:type="dxa" w:w="70"/>
+              <w:left w:type="dxa" w:w="110"/>
+              <w:bottom w:type="dxa" w:w="70"/>
+              <w:right w:type="dxa" w:w="110"/>
+            </w:tcMar>
+          </w:tcPr>
+          <w:p>
+            <w:pPr>
+              <w:spacing w:after="0"/>
+            </w:pPr>
+            <w:r>
+              <w:rPr>
+                <w:rFonts w:ascii="Calibri" w:cs="Calibri" w:eastAsia="Calibri" w:hAnsi="Calibri"/>
+                <w:sz w:val="21"/>
+                <w:szCs w:val="21"/>
+              </w:rPr>
+              <w:t xml:space="preserve">Class or section not set, or timetable not ready</w:t>
+            </w:r>
+          </w:p>
+        </w:tc>
+        <w:tc>
+          <w:tcPr>
+            <w:tcW w:type="dxa" w:w="2700"/>
+            <w:tcBorders>
+              <w:top w:val="single" w:color="BFBFBF" w:sz="4"/>
+              <w:left w:val="single" w:color="BFBFBF" w:sz="4"/>
+              <w:bottom w:val="single" w:color="BFBFBF" w:sz="4"/>
+              <w:right w:val="single" w:color="BFBFBF" w:sz="4"/>
+            </w:tcBorders>
+            <w:tcMar>
+              <w:top w:type="dxa" w:w="70"/>
+              <w:left w:type="dxa" w:w="110"/>
+              <w:bottom w:type="dxa" w:w="70"/>
+              <w:right w:type="dxa" w:w="110"/>
+            </w:tcMar>
+          </w:tcPr>
+          <w:p>
+            <w:pPr>
+              <w:spacing w:after="0"/>
+            </w:pPr>
+            <w:r>
+              <w:rPr>
+                <w:rFonts w:ascii="Calibri" w:cs="Calibri" w:eastAsia="Calibri" w:hAnsi="Calibri"/>
+                <w:sz w:val="21"/>
+                <w:szCs w:val="21"/>
+              </w:rPr>
+              <w:t xml:space="preserve">College Office or your HOD</w:t>
+            </w:r>
+          </w:p>
+        </w:tc>
+        <w:tc>
+          <w:tcPr>
+            <w:tcW w:type="dxa" w:w="3360"/>
+            <w:tcBorders>
+              <w:top w:val="single" w:color="BFBFBF" w:sz="4"/>
+              <w:left w:val="single" w:color="BFBFBF" w:sz="4"/>
+              <w:bottom w:val="single" w:color="BFBFBF" w:sz="4"/>
+              <w:right w:val="single" w:color="BFBFBF" w:sz="4"/>
+            </w:tcBorders>
+            <w:tcMar>
+              <w:top w:type="dxa" w:w="70"/>
+              <w:left w:type="dxa" w:w="110"/>
+              <w:bottom w:type="dxa" w:w="70"/>
+              <w:right w:type="dxa" w:w="110"/>
+            </w:tcMar>
+          </w:tcPr>
+          <w:p>
+            <w:pPr>
+              <w:spacing w:after="0"/>
+            </w:pPr>
+            <w:r>
+              <w:rPr>
+                <w:rFonts w:ascii="Calibri" w:cs="Calibri" w:eastAsia="Calibri" w:hAnsi="Calibri"/>
+                <w:sz w:val="21"/>
+                <w:szCs w:val="21"/>
+              </w:rPr>
+              <w:t xml:space="preserve"> </w:t>
+            </w:r>
+          </w:p>
+        </w:tc>
+      </w:tr>
+      <w:tr>
+        <w:trPr>
+          <w:cantSplit/>
+        </w:trPr>
+        <w:tc>
+          <w:tcPr>
+            <w:tcW w:type="dxa" w:w="3300"/>
+            <w:tcBorders>
+              <w:top w:val="single" w:color="BFBFBF" w:sz="4"/>
+              <w:left w:val="single" w:color="BFBFBF" w:sz="4"/>
+              <w:bottom w:val="single" w:color="BFBFBF" w:sz="4"/>
+              <w:right w:val="single" w:color="BFBFBF" w:sz="4"/>
+            </w:tcBorders>
+            <w:tcMar>
+              <w:top w:type="dxa" w:w="70"/>
+              <w:left w:type="dxa" w:w="110"/>
+              <w:bottom w:type="dxa" w:w="70"/>
+              <w:right w:type="dxa" w:w="110"/>
+            </w:tcMar>
+          </w:tcPr>
+          <w:p>
+            <w:pPr>
+              <w:spacing w:after="0"/>
+            </w:pPr>
+            <w:r>
+              <w:rPr>
+                <w:rFonts w:ascii="Calibri" w:cs="Calibri" w:eastAsia="Calibri" w:hAnsi="Calibri"/>
+                <w:sz w:val="21"/>
+                <w:szCs w:val="21"/>
+              </w:rPr>
+              <w:t xml:space="preserve">Wrong attendance entry</w:t>
+            </w:r>
+          </w:p>
+        </w:tc>
+        <w:tc>
+          <w:tcPr>
+            <w:tcW w:type="dxa" w:w="2700"/>
+            <w:tcBorders>
+              <w:top w:val="single" w:color="BFBFBF" w:sz="4"/>
+              <w:left w:val="single" w:color="BFBFBF" w:sz="4"/>
+              <w:bottom w:val="single" w:color="BFBFBF" w:sz="4"/>
+              <w:right w:val="single" w:color="BFBFBF" w:sz="4"/>
+            </w:tcBorders>
+            <w:tcMar>
+              <w:top w:type="dxa" w:w="70"/>
+              <w:left w:type="dxa" w:w="110"/>
+              <w:bottom w:type="dxa" w:w="70"/>
+              <w:right w:type="dxa" w:w="110"/>
+            </w:tcMar>
+          </w:tcPr>
+          <w:p>
+            <w:pPr>
+              <w:spacing w:after="0"/>
+            </w:pPr>
+            <w:r>
+              <w:rPr>
+                <w:rFonts w:ascii="Calibri" w:cs="Calibri" w:eastAsia="Calibri" w:hAnsi="Calibri"/>
+                <w:sz w:val="21"/>
+                <w:szCs w:val="21"/>
+              </w:rPr>
+              <w:t xml:space="preserve">The subject teacher</w:t>
+            </w:r>
+          </w:p>
+        </w:tc>
+        <w:tc>
+          <w:tcPr>
+            <w:tcW w:type="dxa" w:w="3360"/>
+            <w:tcBorders>
+              <w:top w:val="single" w:color="BFBFBF" w:sz="4"/>
+              <w:left w:val="single" w:color="BFBFBF" w:sz="4"/>
+              <w:bottom w:val="single" w:color="BFBFBF" w:sz="4"/>
+              <w:right w:val="single" w:color="BFBFBF" w:sz="4"/>
+            </w:tcBorders>
+            <w:tcMar>
+              <w:top w:type="dxa" w:w="70"/>
+              <w:left w:type="dxa" w:w="110"/>
+              <w:bottom w:type="dxa" w:w="70"/>
+              <w:right w:type="dxa" w:w="110"/>
+            </w:tcMar>
+          </w:tcPr>
+          <w:p>
+            <w:pPr>
+              <w:spacing w:after="0"/>
+            </w:pPr>
+            <w:r>
+              <w:rPr>
+                <w:rFonts w:ascii="Calibri" w:cs="Calibri" w:eastAsia="Calibri" w:hAnsi="Calibri"/>
+                <w:sz w:val="21"/>
+                <w:szCs w:val="21"/>
+              </w:rPr>
+              <w:t xml:space="preserve"> </w:t>
+            </w:r>
+          </w:p>
+        </w:tc>
+      </w:tr>
+      <w:tr>
+        <w:trPr>
+          <w:cantSplit/>
+        </w:trPr>
+        <w:tc>
+          <w:tcPr>
+            <w:tcW w:type="dxa" w:w="3300"/>
+            <w:tcBorders>
+              <w:top w:val="single" w:color="BFBFBF" w:sz="4"/>
+              <w:left w:val="single" w:color="BFBFBF" w:sz="4"/>
+              <w:bottom w:val="single" w:color="BFBFBF" w:sz="4"/>
+              <w:right w:val="single" w:color="BFBFBF" w:sz="4"/>
+            </w:tcBorders>
+            <w:tcMar>
+              <w:top w:type="dxa" w:w="70"/>
+              <w:left w:type="dxa" w:w="110"/>
+              <w:bottom w:type="dxa" w:w="70"/>
+              <w:right w:type="dxa" w:w="110"/>
+            </w:tcMar>
+          </w:tcPr>
+          <w:p>
+            <w:pPr>
+              <w:spacing w:after="0"/>
+            </w:pPr>
+            <w:r>
+              <w:rPr>
+                <w:rFonts w:ascii="Calibri" w:cs="Calibri" w:eastAsia="Calibri" w:hAnsi="Calibri"/>
+                <w:sz w:val="21"/>
+                <w:szCs w:val="21"/>
+              </w:rPr>
+              <w:t xml:space="preserve">Mentor not assigned, or mentoring record details</w:t>
+            </w:r>
+          </w:p>
+        </w:tc>
+        <w:tc>
+          <w:tcPr>
+            <w:tcW w:type="dxa" w:w="2700"/>
+            <w:tcBorders>
+              <w:top w:val="single" w:color="BFBFBF" w:sz="4"/>
+              <w:left w:val="single" w:color="BFBFBF" w:sz="4"/>
+              <w:bottom w:val="single" w:color="BFBFBF" w:sz="4"/>
+              <w:right w:val="single" w:color="BFBFBF" w:sz="4"/>
+            </w:tcBorders>
+            <w:tcMar>
+              <w:top w:type="dxa" w:w="70"/>
+              <w:left w:type="dxa" w:w="110"/>
+              <w:bottom w:type="dxa" w:w="70"/>
+              <w:right w:type="dxa" w:w="110"/>
+            </w:tcMar>
+          </w:tcPr>
+          <w:p>
+            <w:pPr>
+              <w:spacing w:after="0"/>
+            </w:pPr>
+            <w:r>
+              <w:rPr>
+                <w:rFonts w:ascii="Calibri" w:cs="Calibri" w:eastAsia="Calibri" w:hAnsi="Calibri"/>
+                <w:sz w:val="21"/>
+                <w:szCs w:val="21"/>
+              </w:rPr>
+              <w:t xml:space="preserve">Your HOD or your mentor</w:t>
+            </w:r>
+          </w:p>
+        </w:tc>
+        <w:tc>
+          <w:tcPr>
+            <w:tcW w:type="dxa" w:w="3360"/>
+            <w:tcBorders>
+              <w:top w:val="single" w:color="BFBFBF" w:sz="4"/>
+              <w:left w:val="single" w:color="BFBFBF" w:sz="4"/>
+              <w:bottom w:val="single" w:color="BFBFBF" w:sz="4"/>
+              <w:right w:val="single" w:color="BFBFBF" w:sz="4"/>
+            </w:tcBorders>
+            <w:tcMar>
+              <w:top w:type="dxa" w:w="70"/>
+              <w:left w:type="dxa" w:w="110"/>
+              <w:bottom w:type="dxa" w:w="70"/>
+              <w:right w:type="dxa" w:w="110"/>
+            </w:tcMar>
+          </w:tcPr>
+          <w:p>
+            <w:pPr>
+              <w:spacing w:after="0"/>
+            </w:pPr>
+            <w:r>
+              <w:rPr>
+                <w:rFonts w:ascii="Calibri" w:cs="Calibri" w:eastAsia="Calibri" w:hAnsi="Calibri"/>
+                <w:sz w:val="21"/>
+                <w:szCs w:val="21"/>
+              </w:rPr>
+              <w:t xml:space="preserve"> </w:t>
+            </w:r>
+          </w:p>
+        </w:tc>
+      </w:tr>
+      <w:tr>
+        <w:trPr>
+          <w:cantSplit/>
+        </w:trPr>
+        <w:tc>
+          <w:tcPr>
+            <w:tcW w:type="dxa" w:w="3300"/>
+            <w:tcBorders>
+              <w:top w:val="single" w:color="BFBFBF" w:sz="4"/>
+              <w:left w:val="single" w:color="BFBFBF" w:sz="4"/>
+              <w:bottom w:val="single" w:color="BFBFBF" w:sz="4"/>
+              <w:right w:val="single" w:color="BFBFBF" w:sz="4"/>
+            </w:tcBorders>
+            <w:tcMar>
+              <w:top w:type="dxa" w:w="70"/>
+              <w:left w:type="dxa" w:w="110"/>
+              <w:bottom w:type="dxa" w:w="70"/>
+              <w:right w:type="dxa" w:w="110"/>
+            </w:tcMar>
+          </w:tcPr>
+          <w:p>
+            <w:pPr>
+              <w:spacing w:after="0"/>
+            </w:pPr>
+            <w:r>
+              <w:rPr>
+                <w:rFonts w:ascii="Calibri" w:cs="Calibri" w:eastAsia="Calibri" w:hAnsi="Calibri"/>
+                <w:sz w:val="21"/>
+                <w:szCs w:val="21"/>
+              </w:rPr>
+              <w:t xml:space="preserve">Missing holiday dates</w:t>
+            </w:r>
+          </w:p>
+        </w:tc>
+        <w:tc>
+          <w:tcPr>
+            <w:tcW w:type="dxa" w:w="2700"/>
+            <w:tcBorders>
+              <w:top w:val="single" w:color="BFBFBF" w:sz="4"/>
+              <w:left w:val="single" w:color="BFBFBF" w:sz="4"/>
+              <w:bottom w:val="single" w:color="BFBFBF" w:sz="4"/>
+              <w:right w:val="single" w:color="BFBFBF" w:sz="4"/>
+            </w:tcBorders>
+            <w:tcMar>
+              <w:top w:type="dxa" w:w="70"/>
+              <w:left w:type="dxa" w:w="110"/>
+              <w:bottom w:type="dxa" w:w="70"/>
+              <w:right w:type="dxa" w:w="110"/>
+            </w:tcMar>
+          </w:tcPr>
+          <w:p>
+            <w:pPr>
+              <w:spacing w:after="0"/>
+            </w:pPr>
+            <w:r>
+              <w:rPr>
+                <w:rFonts w:ascii="Calibri" w:cs="Calibri" w:eastAsia="Calibri" w:hAnsi="Calibri"/>
+                <w:sz w:val="21"/>
+                <w:szCs w:val="21"/>
+              </w:rPr>
+              <w:t xml:space="preserve">Academics office</w:t>
+            </w:r>
+          </w:p>
+        </w:tc>
+        <w:tc>
+          <w:tcPr>
+            <w:tcW w:type="dxa" w:w="3360"/>
+            <w:tcBorders>
+              <w:top w:val="single" w:color="BFBFBF" w:sz="4"/>
+              <w:left w:val="single" w:color="BFBFBF" w:sz="4"/>
+              <w:bottom w:val="single" w:color="BFBFBF" w:sz="4"/>
+              <w:right w:val="single" w:color="BFBFBF" w:sz="4"/>
+            </w:tcBorders>
+            <w:tcMar>
+              <w:top w:type="dxa" w:w="70"/>
+              <w:left w:type="dxa" w:w="110"/>
+              <w:bottom w:type="dxa" w:w="70"/>
+              <w:right w:type="dxa" w:w="110"/>
+            </w:tcMar>
+          </w:tcPr>
+          <w:p>
+            <w:pPr>
+              <w:spacing w:after="0"/>
+            </w:pPr>
+            <w:r>
+              <w:rPr>
+                <w:rFonts w:ascii="Calibri" w:cs="Calibri" w:eastAsia="Calibri" w:hAnsi="Calibri"/>
+                <w:sz w:val="21"/>
+                <w:szCs w:val="21"/>
+              </w:rPr>
+              <w:t xml:space="preserve"> </w:t>
+            </w:r>
+          </w:p>
+        </w:tc>
+      </w:tr>
+    </w:tbl>
+    <w:p>
+      <w:pPr>
         <w:spacing w:after="120"/>
       </w:pPr>
     </w:p>
     <w:p>
       <w:pPr>
-        <w:pStyle w:val="Heading2"/>
-      </w:pPr>
-      <w:r>
-        <w:rPr>
-          <w:rFonts w:ascii="Calibri" w:cs="Calibri" w:eastAsia="Calibri" w:hAnsi="Calibri"/>
-        </w:rPr>
-        <w:t xml:space="preserve">General tips</w:t>
-      </w:r>
-    </w:p>
-    <w:p>
-      <w:pPr>
-        <w:pStyle w:val="ListParagraph"/>
-        <w:numPr>
-          <w:ilvl w:val="0"/>
-          <w:numId w:val="2"/>
-        </w:numPr>
-        <w:spacing w:after="80" w:line="290"/>
-      </w:pPr>
-      <w:r>
-        <w:rPr>
-          <w:rFonts w:ascii="Calibri" w:cs="Calibri" w:eastAsia="Calibri" w:hAnsi="Calibri"/>
-        </w:rPr>
-        <w:t xml:space="preserve">Check your Dashboard every morning.</w:t>
-      </w:r>
-    </w:p>
-    <w:p>
-      <w:pPr>
-        <w:pStyle w:val="ListParagraph"/>
-        <w:numPr>
-          <w:ilvl w:val="0"/>
-          <w:numId w:val="2"/>
-        </w:numPr>
-        <w:spacing w:after="80" w:line="290"/>
-      </w:pPr>
-      <w:r>
-        <w:rPr>
-          <w:rFonts w:ascii="Calibri" w:cs="Calibri" w:eastAsia="Calibri" w:hAnsi="Calibri"/>
-        </w:rPr>
-        <w:t xml:space="preserve">Check Attendance regularly so you can act early if a percentage is low.</w:t>
-      </w:r>
-    </w:p>
-    <w:p>
-      <w:pPr>
-        <w:pStyle w:val="ListParagraph"/>
-        <w:numPr>
-          <w:ilvl w:val="0"/>
-          <w:numId w:val="2"/>
-        </w:numPr>
-        <w:spacing w:after="80" w:line="290"/>
-      </w:pPr>
-      <w:r>
-        <w:rPr>
-          <w:rFonts w:ascii="Calibri" w:cs="Calibri" w:eastAsia="Calibri" w:hAnsi="Calibri"/>
-        </w:rPr>
-        <w:t xml:space="preserve">If a page shows an error, refresh it first.</w:t>
-      </w:r>
-    </w:p>
-    <w:p>
-      <w:pPr>
-        <w:pStyle w:val="ListParagraph"/>
-        <w:numPr>
-          <w:ilvl w:val="0"/>
-          <w:numId w:val="2"/>
-        </w:numPr>
-        <w:spacing w:after="80" w:line="290"/>
-      </w:pPr>
-      <w:r>
-        <w:rPr>
-          <w:rFonts w:ascii="Calibri" w:cs="Calibri" w:eastAsia="Calibri" w:hAnsi="Calibri"/>
-        </w:rPr>
-        <w:t xml:space="preserve">Sign out when you finish, especially on a shared computer.</w:t>
-      </w:r>
-    </w:p>
+        <w:spacing w:after="120" w:line="300"/>
+      </w:pPr>
+      <w:r>
+        <w:rPr>
+          <w:rFonts w:ascii="Calibri" w:cs="Calibri" w:eastAsia="Calibri" w:hAnsi="Calibri"/>
+        </w:rPr>
+        <w:t xml:space="preserve">When you ask for help, tell them your name, Regd. No, the module you were using, and what you saw on the screen. This helps them solve the problem faster.</w:t>
+      </w:r>
+    </w:p>
+    <w:p>
+      <w:pPr>
+        <w:pStyle w:val="Heading1"/>
+        <w:pageBreakBefore/>
+      </w:pPr>
+      <w:r>
+        <w:rPr>
+          <w:rFonts w:ascii="Calibri" w:cs="Calibri" w:eastAsia="Calibri" w:hAnsi="Calibri"/>
+        </w:rPr>
+        <w:t xml:space="preserve">Glossary</w:t>
+      </w:r>
+    </w:p>
+    <w:tbl>
+      <w:tblPr>
+        <w:tblW w:type="dxa" w:w="9360"/>
+        <w:tblBorders>
+          <w:top w:val="single" w:color="auto" w:sz="4"/>
+          <w:left w:val="single" w:color="auto" w:sz="4"/>
+          <w:bottom w:val="single" w:color="auto" w:sz="4"/>
+          <w:right w:val="single" w:color="auto" w:sz="4"/>
+          <w:insideH w:val="single" w:color="auto" w:sz="4"/>
+          <w:insideV w:val="single" w:color="auto" w:sz="4"/>
+        </w:tblBorders>
+      </w:tblPr>
+      <w:tblGrid>
+        <w:gridCol w:w="2800"/>
+        <w:gridCol w:w="6560"/>
+      </w:tblGrid>
+      <w:tr>
+        <w:trPr>
+          <w:tblHeader/>
+        </w:trPr>
+        <w:tc>
+          <w:tcPr>
+            <w:tcW w:type="dxa" w:w="2800"/>
+            <w:tcBorders>
+              <w:top w:val="single" w:color="BFBFBF" w:sz="4"/>
+              <w:left w:val="single" w:color="BFBFBF" w:sz="4"/>
+              <w:bottom w:val="single" w:color="BFBFBF" w:sz="4"/>
+              <w:right w:val="single" w:color="BFBFBF" w:sz="4"/>
+            </w:tcBorders>
+            <w:shd w:fill="1F3864" w:color="auto" w:val="clear"/>
+            <w:tcMar>
+              <w:top w:type="dxa" w:w="70"/>
+              <w:left w:type="dxa" w:w="110"/>
+              <w:bottom w:type="dxa" w:w="70"/>
+              <w:right w:type="dxa" w:w="110"/>
+            </w:tcMar>
+          </w:tcPr>
+          <w:p>
+            <w:pPr>
+              <w:spacing w:after="0"/>
+            </w:pPr>
+            <w:r>
+              <w:rPr>
+                <w:rFonts w:ascii="Calibri" w:cs="Calibri" w:eastAsia="Calibri" w:hAnsi="Calibri"/>
+                <w:b/>
+                <w:bCs/>
+                <w:color w:val="FFFFFF"/>
+                <w:sz w:val="21"/>
+                <w:szCs w:val="21"/>
+              </w:rPr>
+              <w:t xml:space="preserve">Term</w:t>
+            </w:r>
+          </w:p>
+        </w:tc>
+        <w:tc>
+          <w:tcPr>
+            <w:tcW w:type="dxa" w:w="6560"/>
+            <w:tcBorders>
+              <w:top w:val="single" w:color="BFBFBF" w:sz="4"/>
+              <w:left w:val="single" w:color="BFBFBF" w:sz="4"/>
+              <w:bottom w:val="single" w:color="BFBFBF" w:sz="4"/>
+              <w:right w:val="single" w:color="BFBFBF" w:sz="4"/>
+            </w:tcBorders>
+            <w:shd w:fill="1F3864" w:color="auto" w:val="clear"/>
+            <w:tcMar>
+              <w:top w:type="dxa" w:w="70"/>
+              <w:left w:type="dxa" w:w="110"/>
+              <w:bottom w:type="dxa" w:w="70"/>
+              <w:right w:type="dxa" w:w="110"/>
+            </w:tcMar>
+          </w:tcPr>
+          <w:p>
+            <w:pPr>
+              <w:spacing w:after="0"/>
+            </w:pPr>
+            <w:r>
+              <w:rPr>
+                <w:rFonts w:ascii="Calibri" w:cs="Calibri" w:eastAsia="Calibri" w:hAnsi="Calibri"/>
+                <w:b/>
+                <w:bCs/>
+                <w:color w:val="FFFFFF"/>
+                <w:sz w:val="21"/>
+                <w:szCs w:val="21"/>
+              </w:rPr>
+              <w:t xml:space="preserve">Meaning</w:t>
+            </w:r>
+          </w:p>
+        </w:tc>
+      </w:tr>
+      <w:tr>
+        <w:trPr>
+          <w:cantSplit/>
+        </w:trPr>
+        <w:tc>
+          <w:tcPr>
+            <w:tcW w:type="dxa" w:w="2800"/>
+            <w:tcBorders>
+              <w:top w:val="single" w:color="BFBFBF" w:sz="4"/>
+              <w:left w:val="single" w:color="BFBFBF" w:sz="4"/>
+              <w:bottom w:val="single" w:color="BFBFBF" w:sz="4"/>
+              <w:right w:val="single" w:color="BFBFBF" w:sz="4"/>
+            </w:tcBorders>
+            <w:tcMar>
+              <w:top w:type="dxa" w:w="70"/>
+              <w:left w:type="dxa" w:w="110"/>
+              <w:bottom w:type="dxa" w:w="70"/>
+              <w:right w:type="dxa" w:w="110"/>
+            </w:tcMar>
+          </w:tcPr>
+          <w:p>
+            <w:pPr>
+              <w:spacing w:after="0"/>
+            </w:pPr>
+            <w:r>
+              <w:rPr>
+                <w:rFonts w:ascii="Calibri" w:cs="Calibri" w:eastAsia="Calibri" w:hAnsi="Calibri"/>
+                <w:sz w:val="21"/>
+                <w:szCs w:val="21"/>
+              </w:rPr>
+              <w:t xml:space="preserve">Academic year</w:t>
+            </w:r>
+          </w:p>
+        </w:tc>
+        <w:tc>
+          <w:tcPr>
+            <w:tcW w:type="dxa" w:w="6560"/>
+            <w:tcBorders>
+              <w:top w:val="single" w:color="BFBFBF" w:sz="4"/>
+              <w:left w:val="single" w:color="BFBFBF" w:sz="4"/>
+              <w:bottom w:val="single" w:color="BFBFBF" w:sz="4"/>
+              <w:right w:val="single" w:color="BFBFBF" w:sz="4"/>
+            </w:tcBorders>
+            <w:tcMar>
+              <w:top w:type="dxa" w:w="70"/>
+              <w:left w:type="dxa" w:w="110"/>
+              <w:bottom w:type="dxa" w:w="70"/>
+              <w:right w:type="dxa" w:w="110"/>
+            </w:tcMar>
+          </w:tcPr>
+          <w:p>
+            <w:pPr>
+              <w:spacing w:after="0"/>
+            </w:pPr>
+            <w:r>
+              <w:rPr>
+                <w:rFonts w:ascii="Calibri" w:cs="Calibri" w:eastAsia="Calibri" w:hAnsi="Calibri"/>
+                <w:sz w:val="21"/>
+                <w:szCs w:val="21"/>
+              </w:rPr>
+              <w:t xml:space="preserve">The college year, shown like 2025-26. It is not the calendar year.</w:t>
+            </w:r>
+          </w:p>
+        </w:tc>
+      </w:tr>
+      <w:tr>
+        <w:trPr>
+          <w:cantSplit/>
+        </w:trPr>
+        <w:tc>
+          <w:tcPr>
+            <w:tcW w:type="dxa" w:w="2800"/>
+            <w:tcBorders>
+              <w:top w:val="single" w:color="BFBFBF" w:sz="4"/>
+              <w:left w:val="single" w:color="BFBFBF" w:sz="4"/>
+              <w:bottom w:val="single" w:color="BFBFBF" w:sz="4"/>
+              <w:right w:val="single" w:color="BFBFBF" w:sz="4"/>
+            </w:tcBorders>
+            <w:tcMar>
+              <w:top w:type="dxa" w:w="70"/>
+              <w:left w:type="dxa" w:w="110"/>
+              <w:bottom w:type="dxa" w:w="70"/>
+              <w:right w:type="dxa" w:w="110"/>
+            </w:tcMar>
+          </w:tcPr>
+          <w:p>
+            <w:pPr>
+              <w:spacing w:after="0"/>
+            </w:pPr>
+            <w:r>
+              <w:rPr>
+                <w:rFonts w:ascii="Calibri" w:cs="Calibri" w:eastAsia="Calibri" w:hAnsi="Calibri"/>
+                <w:sz w:val="21"/>
+                <w:szCs w:val="21"/>
+              </w:rPr>
+              <w:t xml:space="preserve">Attend</w:t>
+            </w:r>
+          </w:p>
+        </w:tc>
+        <w:tc>
+          <w:tcPr>
+            <w:tcW w:type="dxa" w:w="6560"/>
+            <w:tcBorders>
+              <w:top w:val="single" w:color="BFBFBF" w:sz="4"/>
+              <w:left w:val="single" w:color="BFBFBF" w:sz="4"/>
+              <w:bottom w:val="single" w:color="BFBFBF" w:sz="4"/>
+              <w:right w:val="single" w:color="BFBFBF" w:sz="4"/>
+            </w:tcBorders>
+            <w:tcMar>
+              <w:top w:type="dxa" w:w="70"/>
+              <w:left w:type="dxa" w:w="110"/>
+              <w:bottom w:type="dxa" w:w="70"/>
+              <w:right w:type="dxa" w:w="110"/>
+            </w:tcMar>
+          </w:tcPr>
+          <w:p>
+            <w:pPr>
+              <w:spacing w:after="0"/>
+            </w:pPr>
+            <w:r>
+              <w:rPr>
+                <w:rFonts w:ascii="Calibri" w:cs="Calibri" w:eastAsia="Calibri" w:hAnsi="Calibri"/>
+                <w:sz w:val="21"/>
+                <w:szCs w:val="21"/>
+              </w:rPr>
+              <w:t xml:space="preserve">The number of classes you were present for.</w:t>
+            </w:r>
+          </w:p>
+        </w:tc>
+      </w:tr>
+      <w:tr>
+        <w:trPr>
+          <w:cantSplit/>
+        </w:trPr>
+        <w:tc>
+          <w:tcPr>
+            <w:tcW w:type="dxa" w:w="2800"/>
+            <w:tcBorders>
+              <w:top w:val="single" w:color="BFBFBF" w:sz="4"/>
+              <w:left w:val="single" w:color="BFBFBF" w:sz="4"/>
+              <w:bottom w:val="single" w:color="BFBFBF" w:sz="4"/>
+              <w:right w:val="single" w:color="BFBFBF" w:sz="4"/>
+            </w:tcBorders>
+            <w:tcMar>
+              <w:top w:type="dxa" w:w="70"/>
+              <w:left w:type="dxa" w:w="110"/>
+              <w:bottom w:type="dxa" w:w="70"/>
+              <w:right w:type="dxa" w:w="110"/>
+            </w:tcMar>
+          </w:tcPr>
+          <w:p>
+            <w:pPr>
+              <w:spacing w:after="0"/>
+            </w:pPr>
+            <w:r>
+              <w:rPr>
+                <w:rFonts w:ascii="Calibri" w:cs="Calibri" w:eastAsia="Calibri" w:hAnsi="Calibri"/>
+                <w:sz w:val="21"/>
+                <w:szCs w:val="21"/>
+              </w:rPr>
+              <w:t xml:space="preserve">Backlog</w:t>
+            </w:r>
+          </w:p>
+        </w:tc>
+        <w:tc>
+          <w:tcPr>
+            <w:tcW w:type="dxa" w:w="6560"/>
+            <w:tcBorders>
+              <w:top w:val="single" w:color="BFBFBF" w:sz="4"/>
+              <w:left w:val="single" w:color="BFBFBF" w:sz="4"/>
+              <w:bottom w:val="single" w:color="BFBFBF" w:sz="4"/>
+              <w:right w:val="single" w:color="BFBFBF" w:sz="4"/>
+            </w:tcBorders>
+            <w:tcMar>
+              <w:top w:type="dxa" w:w="70"/>
+              <w:left w:type="dxa" w:w="110"/>
+              <w:bottom w:type="dxa" w:w="70"/>
+              <w:right w:type="dxa" w:w="110"/>
+            </w:tcMar>
+          </w:tcPr>
+          <w:p>
+            <w:pPr>
+              <w:spacing w:after="0"/>
+            </w:pPr>
+            <w:r>
+              <w:rPr>
+                <w:rFonts w:ascii="Calibri" w:cs="Calibri" w:eastAsia="Calibri" w:hAnsi="Calibri"/>
+                <w:sz w:val="21"/>
+                <w:szCs w:val="21"/>
+              </w:rPr>
+              <w:t xml:space="preserve">A subject that you have not passed yet.</w:t>
+            </w:r>
+          </w:p>
+        </w:tc>
+      </w:tr>
+      <w:tr>
+        <w:trPr>
+          <w:cantSplit/>
+        </w:trPr>
+        <w:tc>
+          <w:tcPr>
+            <w:tcW w:type="dxa" w:w="2800"/>
+            <w:tcBorders>
+              <w:top w:val="single" w:color="BFBFBF" w:sz="4"/>
+              <w:left w:val="single" w:color="BFBFBF" w:sz="4"/>
+              <w:bottom w:val="single" w:color="BFBFBF" w:sz="4"/>
+              <w:right w:val="single" w:color="BFBFBF" w:sz="4"/>
+            </w:tcBorders>
+            <w:tcMar>
+              <w:top w:type="dxa" w:w="70"/>
+              <w:left w:type="dxa" w:w="110"/>
+              <w:bottom w:type="dxa" w:w="70"/>
+              <w:right w:type="dxa" w:w="110"/>
+            </w:tcMar>
+          </w:tcPr>
+          <w:p>
+            <w:pPr>
+              <w:spacing w:after="0"/>
+            </w:pPr>
+            <w:r>
+              <w:rPr>
+                <w:rFonts w:ascii="Calibri" w:cs="Calibri" w:eastAsia="Calibri" w:hAnsi="Calibri"/>
+                <w:sz w:val="21"/>
+                <w:szCs w:val="21"/>
+              </w:rPr>
+              <w:t xml:space="preserve">Break (Sem break)</w:t>
+            </w:r>
+          </w:p>
+        </w:tc>
+        <w:tc>
+          <w:tcPr>
+            <w:tcW w:type="dxa" w:w="6560"/>
+            <w:tcBorders>
+              <w:top w:val="single" w:color="BFBFBF" w:sz="4"/>
+              <w:left w:val="single" w:color="BFBFBF" w:sz="4"/>
+              <w:bottom w:val="single" w:color="BFBFBF" w:sz="4"/>
+              <w:right w:val="single" w:color="BFBFBF" w:sz="4"/>
+            </w:tcBorders>
+            <w:tcMar>
+              <w:top w:type="dxa" w:w="70"/>
+              <w:left w:type="dxa" w:w="110"/>
+              <w:bottom w:type="dxa" w:w="70"/>
+              <w:right w:type="dxa" w:w="110"/>
+            </w:tcMar>
+          </w:tcPr>
+          <w:p>
+            <w:pPr>
+              <w:spacing w:after="0"/>
+            </w:pPr>
+            <w:r>
+              <w:rPr>
+                <w:rFonts w:ascii="Calibri" w:cs="Calibri" w:eastAsia="Calibri" w:hAnsi="Calibri"/>
+                <w:sz w:val="21"/>
+                <w:szCs w:val="21"/>
+              </w:rPr>
+              <w:t xml:space="preserve">A holiday period between semesters, such as the Winter or Summer Sem Break.</w:t>
+            </w:r>
+          </w:p>
+        </w:tc>
+      </w:tr>
+      <w:tr>
+        <w:trPr>
+          <w:cantSplit/>
+        </w:trPr>
+        <w:tc>
+          <w:tcPr>
+            <w:tcW w:type="dxa" w:w="2800"/>
+            <w:tcBorders>
+              <w:top w:val="single" w:color="BFBFBF" w:sz="4"/>
+              <w:left w:val="single" w:color="BFBFBF" w:sz="4"/>
+              <w:bottom w:val="single" w:color="BFBFBF" w:sz="4"/>
+              <w:right w:val="single" w:color="BFBFBF" w:sz="4"/>
+            </w:tcBorders>
+            <w:tcMar>
+              <w:top w:type="dxa" w:w="70"/>
+              <w:left w:type="dxa" w:w="110"/>
+              <w:bottom w:type="dxa" w:w="70"/>
+              <w:right w:type="dxa" w:w="110"/>
+            </w:tcMar>
+          </w:tcPr>
+          <w:p>
+            <w:pPr>
+              <w:spacing w:after="0"/>
+            </w:pPr>
+            <w:r>
+              <w:rPr>
+                <w:rFonts w:ascii="Calibri" w:cs="Calibri" w:eastAsia="Calibri" w:hAnsi="Calibri"/>
+                <w:sz w:val="21"/>
+                <w:szCs w:val="21"/>
+              </w:rPr>
+              <w:t xml:space="preserve">CGPA</w:t>
+            </w:r>
+          </w:p>
+        </w:tc>
+        <w:tc>
+          <w:tcPr>
+            <w:tcW w:type="dxa" w:w="6560"/>
+            <w:tcBorders>
+              <w:top w:val="single" w:color="BFBFBF" w:sz="4"/>
+              <w:left w:val="single" w:color="BFBFBF" w:sz="4"/>
+              <w:bottom w:val="single" w:color="BFBFBF" w:sz="4"/>
+              <w:right w:val="single" w:color="BFBFBF" w:sz="4"/>
+            </w:tcBorders>
+            <w:tcMar>
+              <w:top w:type="dxa" w:w="70"/>
+              <w:left w:type="dxa" w:w="110"/>
+              <w:bottom w:type="dxa" w:w="70"/>
+              <w:right w:type="dxa" w:w="110"/>
+            </w:tcMar>
+          </w:tcPr>
+          <w:p>
+            <w:pPr>
+              <w:spacing w:after="0"/>
+            </w:pPr>
+            <w:r>
+              <w:rPr>
+                <w:rFonts w:ascii="Calibri" w:cs="Calibri" w:eastAsia="Calibri" w:hAnsi="Calibri"/>
+                <w:sz w:val="21"/>
+                <w:szCs w:val="21"/>
+              </w:rPr>
+              <w:t xml:space="preserve">Cumulative Grade Point Average: your overall grade average up to a semester.</w:t>
+            </w:r>
+          </w:p>
+        </w:tc>
+      </w:tr>
+      <w:tr>
+        <w:trPr>
+          <w:cantSplit/>
+        </w:trPr>
+        <w:tc>
+          <w:tcPr>
+            <w:tcW w:type="dxa" w:w="2800"/>
+            <w:tcBorders>
+              <w:top w:val="single" w:color="BFBFBF" w:sz="4"/>
+              <w:left w:val="single" w:color="BFBFBF" w:sz="4"/>
+              <w:bottom w:val="single" w:color="BFBFBF" w:sz="4"/>
+              <w:right w:val="single" w:color="BFBFBF" w:sz="4"/>
+            </w:tcBorders>
+            <w:tcMar>
+              <w:top w:type="dxa" w:w="70"/>
+              <w:left w:type="dxa" w:w="110"/>
+              <w:bottom w:type="dxa" w:w="70"/>
+              <w:right w:type="dxa" w:w="110"/>
+            </w:tcMar>
+          </w:tcPr>
+          <w:p>
+            <w:pPr>
+              <w:spacing w:after="0"/>
+            </w:pPr>
+            <w:r>
+              <w:rPr>
+                <w:rFonts w:ascii="Calibri" w:cs="Calibri" w:eastAsia="Calibri" w:hAnsi="Calibri"/>
+                <w:sz w:val="21"/>
+                <w:szCs w:val="21"/>
+              </w:rPr>
+              <w:t xml:space="preserve">Classwork Suspended</w:t>
+            </w:r>
+          </w:p>
+        </w:tc>
+        <w:tc>
+          <w:tcPr>
+            <w:tcW w:type="dxa" w:w="6560"/>
+            <w:tcBorders>
+              <w:top w:val="single" w:color="BFBFBF" w:sz="4"/>
+              <w:left w:val="single" w:color="BFBFBF" w:sz="4"/>
+              <w:bottom w:val="single" w:color="BFBFBF" w:sz="4"/>
+              <w:right w:val="single" w:color="BFBFBF" w:sz="4"/>
+            </w:tcBorders>
+            <w:tcMar>
+              <w:top w:type="dxa" w:w="70"/>
+              <w:left w:type="dxa" w:w="110"/>
+              <w:bottom w:type="dxa" w:w="70"/>
+              <w:right w:type="dxa" w:w="110"/>
+            </w:tcMar>
+          </w:tcPr>
+          <w:p>
+            <w:pPr>
+              <w:spacing w:after="0"/>
+            </w:pPr>
+            <w:r>
+              <w:rPr>
+                <w:rFonts w:ascii="Calibri" w:cs="Calibri" w:eastAsia="Calibri" w:hAnsi="Calibri"/>
+                <w:sz w:val="21"/>
+                <w:szCs w:val="21"/>
+              </w:rPr>
+              <w:t xml:space="preserve">A day when classes do not run.</w:t>
+            </w:r>
+          </w:p>
+        </w:tc>
+      </w:tr>
+      <w:tr>
+        <w:trPr>
+          <w:cantSplit/>
+        </w:trPr>
+        <w:tc>
+          <w:tcPr>
+            <w:tcW w:type="dxa" w:w="2800"/>
+            <w:tcBorders>
+              <w:top w:val="single" w:color="BFBFBF" w:sz="4"/>
+              <w:left w:val="single" w:color="BFBFBF" w:sz="4"/>
+              <w:bottom w:val="single" w:color="BFBFBF" w:sz="4"/>
+              <w:right w:val="single" w:color="BFBFBF" w:sz="4"/>
+            </w:tcBorders>
+            <w:tcMar>
+              <w:top w:type="dxa" w:w="70"/>
+              <w:left w:type="dxa" w:w="110"/>
+              <w:bottom w:type="dxa" w:w="70"/>
+              <w:right w:type="dxa" w:w="110"/>
+            </w:tcMar>
+          </w:tcPr>
+          <w:p>
+            <w:pPr>
+              <w:spacing w:after="0"/>
+            </w:pPr>
+            <w:r>
+              <w:rPr>
+                <w:rFonts w:ascii="Calibri" w:cs="Calibri" w:eastAsia="Calibri" w:hAnsi="Calibri"/>
+                <w:sz w:val="21"/>
+                <w:szCs w:val="21"/>
+              </w:rPr>
+              <w:t xml:space="preserve">College Office</w:t>
+            </w:r>
+          </w:p>
+        </w:tc>
+        <w:tc>
+          <w:tcPr>
+            <w:tcW w:type="dxa" w:w="6560"/>
+            <w:tcBorders>
+              <w:top w:val="single" w:color="BFBFBF" w:sz="4"/>
+              <w:left w:val="single" w:color="BFBFBF" w:sz="4"/>
+              <w:bottom w:val="single" w:color="BFBFBF" w:sz="4"/>
+              <w:right w:val="single" w:color="BFBFBF" w:sz="4"/>
+            </w:tcBorders>
+            <w:tcMar>
+              <w:top w:type="dxa" w:w="70"/>
+              <w:left w:type="dxa" w:w="110"/>
+              <w:bottom w:type="dxa" w:w="70"/>
+              <w:right w:type="dxa" w:w="110"/>
+            </w:tcMar>
+          </w:tcPr>
+          <w:p>
+            <w:pPr>
+              <w:spacing w:after="0"/>
+            </w:pPr>
+            <w:r>
+              <w:rPr>
+                <w:rFonts w:ascii="Calibri" w:cs="Calibri" w:eastAsia="Calibri" w:hAnsi="Calibri"/>
+                <w:sz w:val="21"/>
+                <w:szCs w:val="21"/>
+              </w:rPr>
+              <w:t xml:space="preserve">The office that manages student records and logins.</w:t>
+            </w:r>
+          </w:p>
+        </w:tc>
+      </w:tr>
+      <w:tr>
+        <w:trPr>
+          <w:cantSplit/>
+        </w:trPr>
+        <w:tc>
+          <w:tcPr>
+            <w:tcW w:type="dxa" w:w="2800"/>
+            <w:tcBorders>
+              <w:top w:val="single" w:color="BFBFBF" w:sz="4"/>
+              <w:left w:val="single" w:color="BFBFBF" w:sz="4"/>
+              <w:bottom w:val="single" w:color="BFBFBF" w:sz="4"/>
+              <w:right w:val="single" w:color="BFBFBF" w:sz="4"/>
+            </w:tcBorders>
+            <w:tcMar>
+              <w:top w:type="dxa" w:w="70"/>
+              <w:left w:type="dxa" w:w="110"/>
+              <w:bottom w:type="dxa" w:w="70"/>
+              <w:right w:type="dxa" w:w="110"/>
+            </w:tcMar>
+          </w:tcPr>
+          <w:p>
+            <w:pPr>
+              <w:spacing w:after="0"/>
+            </w:pPr>
+            <w:r>
+              <w:rPr>
+                <w:rFonts w:ascii="Calibri" w:cs="Calibri" w:eastAsia="Calibri" w:hAnsi="Calibri"/>
+                <w:sz w:val="21"/>
+                <w:szCs w:val="21"/>
+              </w:rPr>
+              <w:t xml:space="preserve">Credits</w:t>
+            </w:r>
+          </w:p>
+        </w:tc>
+        <w:tc>
+          <w:tcPr>
+            <w:tcW w:type="dxa" w:w="6560"/>
+            <w:tcBorders>
+              <w:top w:val="single" w:color="BFBFBF" w:sz="4"/>
+              <w:left w:val="single" w:color="BFBFBF" w:sz="4"/>
+              <w:bottom w:val="single" w:color="BFBFBF" w:sz="4"/>
+              <w:right w:val="single" w:color="BFBFBF" w:sz="4"/>
+            </w:tcBorders>
+            <w:tcMar>
+              <w:top w:type="dxa" w:w="70"/>
+              <w:left w:type="dxa" w:w="110"/>
+              <w:bottom w:type="dxa" w:w="70"/>
+              <w:right w:type="dxa" w:w="110"/>
+            </w:tcMar>
+          </w:tcPr>
+          <w:p>
+            <w:pPr>
+              <w:spacing w:after="0"/>
+            </w:pPr>
+            <w:r>
+              <w:rPr>
+                <w:rFonts w:ascii="Calibri" w:cs="Calibri" w:eastAsia="Calibri" w:hAnsi="Calibri"/>
+                <w:sz w:val="21"/>
+                <w:szCs w:val="21"/>
+              </w:rPr>
+              <w:t xml:space="preserve">The weight of a subject. More credits means more weight in your grades.</w:t>
+            </w:r>
+          </w:p>
+        </w:tc>
+      </w:tr>
+      <w:tr>
+        <w:trPr>
+          <w:cantSplit/>
+        </w:trPr>
+        <w:tc>
+          <w:tcPr>
+            <w:tcW w:type="dxa" w:w="2800"/>
+            <w:tcBorders>
+              <w:top w:val="single" w:color="BFBFBF" w:sz="4"/>
+              <w:left w:val="single" w:color="BFBFBF" w:sz="4"/>
+              <w:bottom w:val="single" w:color="BFBFBF" w:sz="4"/>
+              <w:right w:val="single" w:color="BFBFBF" w:sz="4"/>
+            </w:tcBorders>
+            <w:tcMar>
+              <w:top w:type="dxa" w:w="70"/>
+              <w:left w:type="dxa" w:w="110"/>
+              <w:bottom w:type="dxa" w:w="70"/>
+              <w:right w:type="dxa" w:w="110"/>
+            </w:tcMar>
+          </w:tcPr>
+          <w:p>
+            <w:pPr>
+              <w:spacing w:after="0"/>
+            </w:pPr>
+            <w:r>
+              <w:rPr>
+                <w:rFonts w:ascii="Calibri" w:cs="Calibri" w:eastAsia="Calibri" w:hAnsi="Calibri"/>
+                <w:sz w:val="21"/>
+                <w:szCs w:val="21"/>
+              </w:rPr>
+              <w:t xml:space="preserve">Dashboard</w:t>
+            </w:r>
+          </w:p>
+        </w:tc>
+        <w:tc>
+          <w:tcPr>
+            <w:tcW w:type="dxa" w:w="6560"/>
+            <w:tcBorders>
+              <w:top w:val="single" w:color="BFBFBF" w:sz="4"/>
+              <w:left w:val="single" w:color="BFBFBF" w:sz="4"/>
+              <w:bottom w:val="single" w:color="BFBFBF" w:sz="4"/>
+              <w:right w:val="single" w:color="BFBFBF" w:sz="4"/>
+            </w:tcBorders>
+            <w:tcMar>
+              <w:top w:type="dxa" w:w="70"/>
+              <w:left w:type="dxa" w:w="110"/>
+              <w:bottom w:type="dxa" w:w="70"/>
+              <w:right w:type="dxa" w:w="110"/>
+            </w:tcMar>
+          </w:tcPr>
+          <w:p>
+            <w:pPr>
+              <w:spacing w:after="0"/>
+            </w:pPr>
+            <w:r>
+              <w:rPr>
+                <w:rFonts w:ascii="Calibri" w:cs="Calibri" w:eastAsia="Calibri" w:hAnsi="Calibri"/>
+                <w:sz w:val="21"/>
+                <w:szCs w:val="21"/>
+              </w:rPr>
+              <w:t xml:space="preserve">The home screen of the portal.</w:t>
+            </w:r>
+          </w:p>
+        </w:tc>
+      </w:tr>
+      <w:tr>
+        <w:trPr>
+          <w:cantSplit/>
+        </w:trPr>
+        <w:tc>
+          <w:tcPr>
+            <w:tcW w:type="dxa" w:w="2800"/>
+            <w:tcBorders>
+              <w:top w:val="single" w:color="BFBFBF" w:sz="4"/>
+              <w:left w:val="single" w:color="BFBFBF" w:sz="4"/>
+              <w:bottom w:val="single" w:color="BFBFBF" w:sz="4"/>
+              <w:right w:val="single" w:color="BFBFBF" w:sz="4"/>
+            </w:tcBorders>
+            <w:tcMar>
+              <w:top w:type="dxa" w:w="70"/>
+              <w:left w:type="dxa" w:w="110"/>
+              <w:bottom w:type="dxa" w:w="70"/>
+              <w:right w:type="dxa" w:w="110"/>
+            </w:tcMar>
+          </w:tcPr>
+          <w:p>
+            <w:pPr>
+              <w:spacing w:after="0"/>
+            </w:pPr>
+            <w:r>
+              <w:rPr>
+                <w:rFonts w:ascii="Calibri" w:cs="Calibri" w:eastAsia="Calibri" w:hAnsi="Calibri"/>
+                <w:sz w:val="21"/>
+                <w:szCs w:val="21"/>
+              </w:rPr>
+              <w:t xml:space="preserve">Held</w:t>
+            </w:r>
+          </w:p>
+        </w:tc>
+        <w:tc>
+          <w:tcPr>
+            <w:tcW w:type="dxa" w:w="6560"/>
+            <w:tcBorders>
+              <w:top w:val="single" w:color="BFBFBF" w:sz="4"/>
+              <w:left w:val="single" w:color="BFBFBF" w:sz="4"/>
+              <w:bottom w:val="single" w:color="BFBFBF" w:sz="4"/>
+              <w:right w:val="single" w:color="BFBFBF" w:sz="4"/>
+            </w:tcBorders>
+            <w:tcMar>
+              <w:top w:type="dxa" w:w="70"/>
+              <w:left w:type="dxa" w:w="110"/>
+              <w:bottom w:type="dxa" w:w="70"/>
+              <w:right w:type="dxa" w:w="110"/>
+            </w:tcMar>
+          </w:tcPr>
+          <w:p>
+            <w:pPr>
+              <w:spacing w:after="0"/>
+            </w:pPr>
+            <w:r>
+              <w:rPr>
+                <w:rFonts w:ascii="Calibri" w:cs="Calibri" w:eastAsia="Calibri" w:hAnsi="Calibri"/>
+                <w:sz w:val="21"/>
+                <w:szCs w:val="21"/>
+              </w:rPr>
+              <w:t xml:space="preserve">The number of classes that were conducted for a subject.</w:t>
+            </w:r>
+          </w:p>
+        </w:tc>
+      </w:tr>
+      <w:tr>
+        <w:trPr>
+          <w:cantSplit/>
+        </w:trPr>
+        <w:tc>
+          <w:tcPr>
+            <w:tcW w:type="dxa" w:w="2800"/>
+            <w:tcBorders>
+              <w:top w:val="single" w:color="BFBFBF" w:sz="4"/>
+              <w:left w:val="single" w:color="BFBFBF" w:sz="4"/>
+              <w:bottom w:val="single" w:color="BFBFBF" w:sz="4"/>
+              <w:right w:val="single" w:color="BFBFBF" w:sz="4"/>
+            </w:tcBorders>
+            <w:tcMar>
+              <w:top w:type="dxa" w:w="70"/>
+              <w:left w:type="dxa" w:w="110"/>
+              <w:bottom w:type="dxa" w:w="70"/>
+              <w:right w:type="dxa" w:w="110"/>
+            </w:tcMar>
+          </w:tcPr>
+          <w:p>
+            <w:pPr>
+              <w:spacing w:after="0"/>
+            </w:pPr>
+            <w:r>
+              <w:rPr>
+                <w:rFonts w:ascii="Calibri" w:cs="Calibri" w:eastAsia="Calibri" w:hAnsi="Calibri"/>
+                <w:sz w:val="21"/>
+                <w:szCs w:val="21"/>
+              </w:rPr>
+              <w:t xml:space="preserve">HOD</w:t>
+            </w:r>
+          </w:p>
+        </w:tc>
+        <w:tc>
+          <w:tcPr>
+            <w:tcW w:type="dxa" w:w="6560"/>
+            <w:tcBorders>
+              <w:top w:val="single" w:color="BFBFBF" w:sz="4"/>
+              <w:left w:val="single" w:color="BFBFBF" w:sz="4"/>
+              <w:bottom w:val="single" w:color="BFBFBF" w:sz="4"/>
+              <w:right w:val="single" w:color="BFBFBF" w:sz="4"/>
+            </w:tcBorders>
+            <w:tcMar>
+              <w:top w:type="dxa" w:w="70"/>
+              <w:left w:type="dxa" w:w="110"/>
+              <w:bottom w:type="dxa" w:w="70"/>
+              <w:right w:type="dxa" w:w="110"/>
+            </w:tcMar>
+          </w:tcPr>
+          <w:p>
+            <w:pPr>
+              <w:spacing w:after="0"/>
+            </w:pPr>
+            <w:r>
+              <w:rPr>
+                <w:rFonts w:ascii="Calibri" w:cs="Calibri" w:eastAsia="Calibri" w:hAnsi="Calibri"/>
+                <w:sz w:val="21"/>
+                <w:szCs w:val="21"/>
+              </w:rPr>
+              <w:t xml:space="preserve">Head of Department.</w:t>
+            </w:r>
+          </w:p>
+        </w:tc>
+      </w:tr>
+      <w:tr>
+        <w:trPr>
+          <w:cantSplit/>
+        </w:trPr>
+        <w:tc>
+          <w:tcPr>
+            <w:tcW w:type="dxa" w:w="2800"/>
+            <w:tcBorders>
+              <w:top w:val="single" w:color="BFBFBF" w:sz="4"/>
+              <w:left w:val="single" w:color="BFBFBF" w:sz="4"/>
+              <w:bottom w:val="single" w:color="BFBFBF" w:sz="4"/>
+              <w:right w:val="single" w:color="BFBFBF" w:sz="4"/>
+            </w:tcBorders>
+            <w:tcMar>
+              <w:top w:type="dxa" w:w="70"/>
+              <w:left w:type="dxa" w:w="110"/>
+              <w:bottom w:type="dxa" w:w="70"/>
+              <w:right w:type="dxa" w:w="110"/>
+            </w:tcMar>
+          </w:tcPr>
+          <w:p>
+            <w:pPr>
+              <w:spacing w:after="0"/>
+            </w:pPr>
+            <w:r>
+              <w:rPr>
+                <w:rFonts w:ascii="Calibri" w:cs="Calibri" w:eastAsia="Calibri" w:hAnsi="Calibri"/>
+                <w:sz w:val="21"/>
+                <w:szCs w:val="21"/>
+              </w:rPr>
+              <w:t xml:space="preserve">Hosteller</w:t>
+            </w:r>
+          </w:p>
+        </w:tc>
+        <w:tc>
+          <w:tcPr>
+            <w:tcW w:type="dxa" w:w="6560"/>
+            <w:tcBorders>
+              <w:top w:val="single" w:color="BFBFBF" w:sz="4"/>
+              <w:left w:val="single" w:color="BFBFBF" w:sz="4"/>
+              <w:bottom w:val="single" w:color="BFBFBF" w:sz="4"/>
+              <w:right w:val="single" w:color="BFBFBF" w:sz="4"/>
+            </w:tcBorders>
+            <w:tcMar>
+              <w:top w:type="dxa" w:w="70"/>
+              <w:left w:type="dxa" w:w="110"/>
+              <w:bottom w:type="dxa" w:w="70"/>
+              <w:right w:type="dxa" w:w="110"/>
+            </w:tcMar>
+          </w:tcPr>
+          <w:p>
+            <w:pPr>
+              <w:spacing w:after="0"/>
+            </w:pPr>
+            <w:r>
+              <w:rPr>
+                <w:rFonts w:ascii="Calibri" w:cs="Calibri" w:eastAsia="Calibri" w:hAnsi="Calibri"/>
+                <w:sz w:val="21"/>
+                <w:szCs w:val="21"/>
+              </w:rPr>
+              <w:t xml:space="preserve">A student who lives in the college hostel.</w:t>
+            </w:r>
+          </w:p>
+        </w:tc>
+      </w:tr>
+      <w:tr>
+        <w:trPr>
+          <w:cantSplit/>
+        </w:trPr>
+        <w:tc>
+          <w:tcPr>
+            <w:tcW w:type="dxa" w:w="2800"/>
+            <w:tcBorders>
+              <w:top w:val="single" w:color="BFBFBF" w:sz="4"/>
+              <w:left w:val="single" w:color="BFBFBF" w:sz="4"/>
+              <w:bottom w:val="single" w:color="BFBFBF" w:sz="4"/>
+              <w:right w:val="single" w:color="BFBFBF" w:sz="4"/>
+            </w:tcBorders>
+            <w:tcMar>
+              <w:top w:type="dxa" w:w="70"/>
+              <w:left w:type="dxa" w:w="110"/>
+              <w:bottom w:type="dxa" w:w="70"/>
+              <w:right w:type="dxa" w:w="110"/>
+            </w:tcMar>
+          </w:tcPr>
+          <w:p>
+            <w:pPr>
+              <w:spacing w:after="0"/>
+            </w:pPr>
+            <w:r>
+              <w:rPr>
+                <w:rFonts w:ascii="Calibri" w:cs="Calibri" w:eastAsia="Calibri" w:hAnsi="Calibri"/>
+                <w:sz w:val="21"/>
+                <w:szCs w:val="21"/>
+              </w:rPr>
+              <w:t xml:space="preserve">Lab batch</w:t>
+            </w:r>
+          </w:p>
+        </w:tc>
+        <w:tc>
+          <w:tcPr>
+            <w:tcW w:type="dxa" w:w="6560"/>
+            <w:tcBorders>
+              <w:top w:val="single" w:color="BFBFBF" w:sz="4"/>
+              <w:left w:val="single" w:color="BFBFBF" w:sz="4"/>
+              <w:bottom w:val="single" w:color="BFBFBF" w:sz="4"/>
+              <w:right w:val="single" w:color="BFBFBF" w:sz="4"/>
+            </w:tcBorders>
+            <w:tcMar>
+              <w:top w:type="dxa" w:w="70"/>
+              <w:left w:type="dxa" w:w="110"/>
+              <w:bottom w:type="dxa" w:w="70"/>
+              <w:right w:type="dxa" w:w="110"/>
+            </w:tcMar>
+          </w:tcPr>
+          <w:p>
+            <w:pPr>
+              <w:spacing w:after="0"/>
+            </w:pPr>
+            <w:r>
+              <w:rPr>
+                <w:rFonts w:ascii="Calibri" w:cs="Calibri" w:eastAsia="Calibri" w:hAnsi="Calibri"/>
+                <w:sz w:val="21"/>
+                <w:szCs w:val="21"/>
+              </w:rPr>
+              <w:t xml:space="preserve">A small group of students who do lab work together.</w:t>
+            </w:r>
+          </w:p>
+        </w:tc>
+      </w:tr>
+      <w:tr>
+        <w:trPr>
+          <w:cantSplit/>
+        </w:trPr>
+        <w:tc>
+          <w:tcPr>
+            <w:tcW w:type="dxa" w:w="2800"/>
+            <w:tcBorders>
+              <w:top w:val="single" w:color="BFBFBF" w:sz="4"/>
+              <w:left w:val="single" w:color="BFBFBF" w:sz="4"/>
+              <w:bottom w:val="single" w:color="BFBFBF" w:sz="4"/>
+              <w:right w:val="single" w:color="BFBFBF" w:sz="4"/>
+            </w:tcBorders>
+            <w:tcMar>
+              <w:top w:type="dxa" w:w="70"/>
+              <w:left w:type="dxa" w:w="110"/>
+              <w:bottom w:type="dxa" w:w="70"/>
+              <w:right w:type="dxa" w:w="110"/>
+            </w:tcMar>
+          </w:tcPr>
+          <w:p>
+            <w:pPr>
+              <w:spacing w:after="0"/>
+            </w:pPr>
+            <w:r>
+              <w:rPr>
+                <w:rFonts w:ascii="Calibri" w:cs="Calibri" w:eastAsia="Calibri" w:hAnsi="Calibri"/>
+                <w:sz w:val="21"/>
+                <w:szCs w:val="21"/>
+              </w:rPr>
+              <w:t xml:space="preserve">Mentor</w:t>
+            </w:r>
+          </w:p>
+        </w:tc>
+        <w:tc>
+          <w:tcPr>
+            <w:tcW w:type="dxa" w:w="6560"/>
+            <w:tcBorders>
+              <w:top w:val="single" w:color="BFBFBF" w:sz="4"/>
+              <w:left w:val="single" w:color="BFBFBF" w:sz="4"/>
+              <w:bottom w:val="single" w:color="BFBFBF" w:sz="4"/>
+              <w:right w:val="single" w:color="BFBFBF" w:sz="4"/>
+            </w:tcBorders>
+            <w:tcMar>
+              <w:top w:type="dxa" w:w="70"/>
+              <w:left w:type="dxa" w:w="110"/>
+              <w:bottom w:type="dxa" w:w="70"/>
+              <w:right w:type="dxa" w:w="110"/>
+            </w:tcMar>
+          </w:tcPr>
+          <w:p>
+            <w:pPr>
+              <w:spacing w:after="0"/>
+            </w:pPr>
+            <w:r>
+              <w:rPr>
+                <w:rFonts w:ascii="Calibri" w:cs="Calibri" w:eastAsia="Calibri" w:hAnsi="Calibri"/>
+                <w:sz w:val="21"/>
+                <w:szCs w:val="21"/>
+              </w:rPr>
+              <w:t xml:space="preserve">A teacher who guides and supports you during your studies.</w:t>
+            </w:r>
+          </w:p>
+        </w:tc>
+      </w:tr>
+      <w:tr>
+        <w:trPr>
+          <w:cantSplit/>
+        </w:trPr>
+        <w:tc>
+          <w:tcPr>
+            <w:tcW w:type="dxa" w:w="2800"/>
+            <w:tcBorders>
+              <w:top w:val="single" w:color="BFBFBF" w:sz="4"/>
+              <w:left w:val="single" w:color="BFBFBF" w:sz="4"/>
+              <w:bottom w:val="single" w:color="BFBFBF" w:sz="4"/>
+              <w:right w:val="single" w:color="BFBFBF" w:sz="4"/>
+            </w:tcBorders>
+            <w:tcMar>
+              <w:top w:type="dxa" w:w="70"/>
+              <w:left w:type="dxa" w:w="110"/>
+              <w:bottom w:type="dxa" w:w="70"/>
+              <w:right w:type="dxa" w:w="110"/>
+            </w:tcMar>
+          </w:tcPr>
+          <w:p>
+            <w:pPr>
+              <w:spacing w:after="0"/>
+            </w:pPr>
+            <w:r>
+              <w:rPr>
+                <w:rFonts w:ascii="Calibri" w:cs="Calibri" w:eastAsia="Calibri" w:hAnsi="Calibri"/>
+                <w:sz w:val="21"/>
+                <w:szCs w:val="21"/>
+              </w:rPr>
+              <w:t xml:space="preserve">Mentoring Record</w:t>
+            </w:r>
+          </w:p>
+        </w:tc>
+        <w:tc>
+          <w:tcPr>
+            <w:tcW w:type="dxa" w:w="6560"/>
+            <w:tcBorders>
+              <w:top w:val="single" w:color="BFBFBF" w:sz="4"/>
+              <w:left w:val="single" w:color="BFBFBF" w:sz="4"/>
+              <w:bottom w:val="single" w:color="BFBFBF" w:sz="4"/>
+              <w:right w:val="single" w:color="BFBFBF" w:sz="4"/>
+            </w:tcBorders>
+            <w:tcMar>
+              <w:top w:type="dxa" w:w="70"/>
+              <w:left w:type="dxa" w:w="110"/>
+              <w:bottom w:type="dxa" w:w="70"/>
+              <w:right w:type="dxa" w:w="110"/>
+            </w:tcMar>
+          </w:tcPr>
+          <w:p>
+            <w:pPr>
+              <w:spacing w:after="0"/>
+            </w:pPr>
+            <w:r>
+              <w:rPr>
+                <w:rFonts w:ascii="Calibri" w:cs="Calibri" w:eastAsia="Calibri" w:hAnsi="Calibri"/>
+                <w:sz w:val="21"/>
+                <w:szCs w:val="21"/>
+              </w:rPr>
+              <w:t xml:space="preserve">The record kept by your mentor about your details, progress and meetings.</w:t>
+            </w:r>
+          </w:p>
+        </w:tc>
+      </w:tr>
+      <w:tr>
+        <w:trPr>
+          <w:cantSplit/>
+        </w:trPr>
+        <w:tc>
+          <w:tcPr>
+            <w:tcW w:type="dxa" w:w="2800"/>
+            <w:tcBorders>
+              <w:top w:val="single" w:color="BFBFBF" w:sz="4"/>
+              <w:left w:val="single" w:color="BFBFBF" w:sz="4"/>
+              <w:bottom w:val="single" w:color="BFBFBF" w:sz="4"/>
+              <w:right w:val="single" w:color="BFBFBF" w:sz="4"/>
+            </w:tcBorders>
+            <w:tcMar>
+              <w:top w:type="dxa" w:w="70"/>
+              <w:left w:type="dxa" w:w="110"/>
+              <w:bottom w:type="dxa" w:w="70"/>
+              <w:right w:type="dxa" w:w="110"/>
+            </w:tcMar>
+          </w:tcPr>
+          <w:p>
+            <w:pPr>
+              <w:spacing w:after="0"/>
+            </w:pPr>
+            <w:r>
+              <w:rPr>
+                <w:rFonts w:ascii="Calibri" w:cs="Calibri" w:eastAsia="Calibri" w:hAnsi="Calibri"/>
+                <w:sz w:val="21"/>
+                <w:szCs w:val="21"/>
+              </w:rPr>
+              <w:t xml:space="preserve">Mid I / Mid II</w:t>
+            </w:r>
+          </w:p>
+        </w:tc>
+        <w:tc>
+          <w:tcPr>
+            <w:tcW w:type="dxa" w:w="6560"/>
+            <w:tcBorders>
+              <w:top w:val="single" w:color="BFBFBF" w:sz="4"/>
+              <w:left w:val="single" w:color="BFBFBF" w:sz="4"/>
+              <w:bottom w:val="single" w:color="BFBFBF" w:sz="4"/>
+              <w:right w:val="single" w:color="BFBFBF" w:sz="4"/>
+            </w:tcBorders>
+            <w:tcMar>
+              <w:top w:type="dxa" w:w="70"/>
+              <w:left w:type="dxa" w:w="110"/>
+              <w:bottom w:type="dxa" w:w="70"/>
+              <w:right w:type="dxa" w:w="110"/>
+            </w:tcMar>
+          </w:tcPr>
+          <w:p>
+            <w:pPr>
+              <w:spacing w:after="0"/>
+            </w:pPr>
+            <w:r>
+              <w:rPr>
+                <w:rFonts w:ascii="Calibri" w:cs="Calibri" w:eastAsia="Calibri" w:hAnsi="Calibri"/>
+                <w:sz w:val="21"/>
+                <w:szCs w:val="21"/>
+              </w:rPr>
+              <w:t xml:space="preserve">The first and second mid-semester examinations.</w:t>
+            </w:r>
+          </w:p>
+        </w:tc>
+      </w:tr>
+      <w:tr>
+        <w:trPr>
+          <w:cantSplit/>
+        </w:trPr>
+        <w:tc>
+          <w:tcPr>
+            <w:tcW w:type="dxa" w:w="2800"/>
+            <w:tcBorders>
+              <w:top w:val="single" w:color="BFBFBF" w:sz="4"/>
+              <w:left w:val="single" w:color="BFBFBF" w:sz="4"/>
+              <w:bottom w:val="single" w:color="BFBFBF" w:sz="4"/>
+              <w:right w:val="single" w:color="BFBFBF" w:sz="4"/>
+            </w:tcBorders>
+            <w:tcMar>
+              <w:top w:type="dxa" w:w="70"/>
+              <w:left w:type="dxa" w:w="110"/>
+              <w:bottom w:type="dxa" w:w="70"/>
+              <w:right w:type="dxa" w:w="110"/>
+            </w:tcMar>
+          </w:tcPr>
+          <w:p>
+            <w:pPr>
+              <w:spacing w:after="0"/>
+            </w:pPr>
+            <w:r>
+              <w:rPr>
+                <w:rFonts w:ascii="Calibri" w:cs="Calibri" w:eastAsia="Calibri" w:hAnsi="Calibri"/>
+                <w:sz w:val="21"/>
+                <w:szCs w:val="21"/>
+              </w:rPr>
+              <w:t xml:space="preserve">On Duty</w:t>
+            </w:r>
+          </w:p>
+        </w:tc>
+        <w:tc>
+          <w:tcPr>
+            <w:tcW w:type="dxa" w:w="6560"/>
+            <w:tcBorders>
+              <w:top w:val="single" w:color="BFBFBF" w:sz="4"/>
+              <w:left w:val="single" w:color="BFBFBF" w:sz="4"/>
+              <w:bottom w:val="single" w:color="BFBFBF" w:sz="4"/>
+              <w:right w:val="single" w:color="BFBFBF" w:sz="4"/>
+            </w:tcBorders>
+            <w:tcMar>
+              <w:top w:type="dxa" w:w="70"/>
+              <w:left w:type="dxa" w:w="110"/>
+              <w:bottom w:type="dxa" w:w="70"/>
+              <w:right w:type="dxa" w:w="110"/>
+            </w:tcMar>
+          </w:tcPr>
+          <w:p>
+            <w:pPr>
+              <w:spacing w:after="0"/>
+            </w:pPr>
+            <w:r>
+              <w:rPr>
+                <w:rFonts w:ascii="Calibri" w:cs="Calibri" w:eastAsia="Calibri" w:hAnsi="Calibri"/>
+                <w:sz w:val="21"/>
+                <w:szCs w:val="21"/>
+              </w:rPr>
+              <w:t xml:space="preserve">When an approved request marks you as present for college work for chosen periods.</w:t>
+            </w:r>
+          </w:p>
+        </w:tc>
+      </w:tr>
+      <w:tr>
+        <w:trPr>
+          <w:cantSplit/>
+        </w:trPr>
+        <w:tc>
+          <w:tcPr>
+            <w:tcW w:type="dxa" w:w="2800"/>
+            <w:tcBorders>
+              <w:top w:val="single" w:color="BFBFBF" w:sz="4"/>
+              <w:left w:val="single" w:color="BFBFBF" w:sz="4"/>
+              <w:bottom w:val="single" w:color="BFBFBF" w:sz="4"/>
+              <w:right w:val="single" w:color="BFBFBF" w:sz="4"/>
+            </w:tcBorders>
+            <w:tcMar>
+              <w:top w:type="dxa" w:w="70"/>
+              <w:left w:type="dxa" w:w="110"/>
+              <w:bottom w:type="dxa" w:w="70"/>
+              <w:right w:type="dxa" w:w="110"/>
+            </w:tcMar>
+          </w:tcPr>
+          <w:p>
+            <w:pPr>
+              <w:spacing w:after="0"/>
+            </w:pPr>
+            <w:r>
+              <w:rPr>
+                <w:rFonts w:ascii="Calibri" w:cs="Calibri" w:eastAsia="Calibri" w:hAnsi="Calibri"/>
+                <w:sz w:val="21"/>
+                <w:szCs w:val="21"/>
+              </w:rPr>
+              <w:t xml:space="preserve">Period</w:t>
+            </w:r>
+          </w:p>
+        </w:tc>
+        <w:tc>
+          <w:tcPr>
+            <w:tcW w:type="dxa" w:w="6560"/>
+            <w:tcBorders>
+              <w:top w:val="single" w:color="BFBFBF" w:sz="4"/>
+              <w:left w:val="single" w:color="BFBFBF" w:sz="4"/>
+              <w:bottom w:val="single" w:color="BFBFBF" w:sz="4"/>
+              <w:right w:val="single" w:color="BFBFBF" w:sz="4"/>
+            </w:tcBorders>
+            <w:tcMar>
+              <w:top w:type="dxa" w:w="70"/>
+              <w:left w:type="dxa" w:w="110"/>
+              <w:bottom w:type="dxa" w:w="70"/>
+              <w:right w:type="dxa" w:w="110"/>
+            </w:tcMar>
+          </w:tcPr>
+          <w:p>
+            <w:pPr>
+              <w:spacing w:after="0"/>
+            </w:pPr>
+            <w:r>
+              <w:rPr>
+                <w:rFonts w:ascii="Calibri" w:cs="Calibri" w:eastAsia="Calibri" w:hAnsi="Calibri"/>
+                <w:sz w:val="21"/>
+                <w:szCs w:val="21"/>
+              </w:rPr>
+              <w:t xml:space="preserve">One class slot in the timetable.</w:t>
+            </w:r>
+          </w:p>
+        </w:tc>
+      </w:tr>
+      <w:tr>
+        <w:trPr>
+          <w:cantSplit/>
+        </w:trPr>
+        <w:tc>
+          <w:tcPr>
+            <w:tcW w:type="dxa" w:w="2800"/>
+            <w:tcBorders>
+              <w:top w:val="single" w:color="BFBFBF" w:sz="4"/>
+              <w:left w:val="single" w:color="BFBFBF" w:sz="4"/>
+              <w:bottom w:val="single" w:color="BFBFBF" w:sz="4"/>
+              <w:right w:val="single" w:color="BFBFBF" w:sz="4"/>
+            </w:tcBorders>
+            <w:tcMar>
+              <w:top w:type="dxa" w:w="70"/>
+              <w:left w:type="dxa" w:w="110"/>
+              <w:bottom w:type="dxa" w:w="70"/>
+              <w:right w:type="dxa" w:w="110"/>
+            </w:tcMar>
+          </w:tcPr>
+          <w:p>
+            <w:pPr>
+              <w:spacing w:after="0"/>
+            </w:pPr>
+            <w:r>
+              <w:rPr>
+                <w:rFonts w:ascii="Calibri" w:cs="Calibri" w:eastAsia="Calibri" w:hAnsi="Calibri"/>
+                <w:sz w:val="21"/>
+                <w:szCs w:val="21"/>
+              </w:rPr>
+              <w:t xml:space="preserve">Practical</w:t>
+            </w:r>
+          </w:p>
+        </w:tc>
+        <w:tc>
+          <w:tcPr>
+            <w:tcW w:type="dxa" w:w="6560"/>
+            <w:tcBorders>
+              <w:top w:val="single" w:color="BFBFBF" w:sz="4"/>
+              <w:left w:val="single" w:color="BFBFBF" w:sz="4"/>
+              <w:bottom w:val="single" w:color="BFBFBF" w:sz="4"/>
+              <w:right w:val="single" w:color="BFBFBF" w:sz="4"/>
+            </w:tcBorders>
+            <w:tcMar>
+              <w:top w:type="dxa" w:w="70"/>
+              <w:left w:type="dxa" w:w="110"/>
+              <w:bottom w:type="dxa" w:w="70"/>
+              <w:right w:type="dxa" w:w="110"/>
+            </w:tcMar>
+          </w:tcPr>
+          <w:p>
+            <w:pPr>
+              <w:spacing w:after="0"/>
+            </w:pPr>
+            <w:r>
+              <w:rPr>
+                <w:rFonts w:ascii="Calibri" w:cs="Calibri" w:eastAsia="Calibri" w:hAnsi="Calibri"/>
+                <w:sz w:val="21"/>
+                <w:szCs w:val="21"/>
+              </w:rPr>
+              <w:t xml:space="preserve">A lab or hands-on class.</w:t>
+            </w:r>
+          </w:p>
+        </w:tc>
+      </w:tr>
+      <w:tr>
+        <w:trPr>
+          <w:cantSplit/>
+        </w:trPr>
+        <w:tc>
+          <w:tcPr>
+            <w:tcW w:type="dxa" w:w="2800"/>
+            <w:tcBorders>
+              <w:top w:val="single" w:color="BFBFBF" w:sz="4"/>
+              <w:left w:val="single" w:color="BFBFBF" w:sz="4"/>
+              <w:bottom w:val="single" w:color="BFBFBF" w:sz="4"/>
+              <w:right w:val="single" w:color="BFBFBF" w:sz="4"/>
+            </w:tcBorders>
+            <w:tcMar>
+              <w:top w:type="dxa" w:w="70"/>
+              <w:left w:type="dxa" w:w="110"/>
+              <w:bottom w:type="dxa" w:w="70"/>
+              <w:right w:type="dxa" w:w="110"/>
+            </w:tcMar>
+          </w:tcPr>
+          <w:p>
+            <w:pPr>
+              <w:spacing w:after="0"/>
+            </w:pPr>
+            <w:r>
+              <w:rPr>
+                <w:rFonts w:ascii="Calibri" w:cs="Calibri" w:eastAsia="Calibri" w:hAnsi="Calibri"/>
+                <w:sz w:val="21"/>
+                <w:szCs w:val="21"/>
+              </w:rPr>
+              <w:t xml:space="preserve">Regd. No</w:t>
+            </w:r>
+          </w:p>
+        </w:tc>
+        <w:tc>
+          <w:tcPr>
+            <w:tcW w:type="dxa" w:w="6560"/>
+            <w:tcBorders>
+              <w:top w:val="single" w:color="BFBFBF" w:sz="4"/>
+              <w:left w:val="single" w:color="BFBFBF" w:sz="4"/>
+              <w:bottom w:val="single" w:color="BFBFBF" w:sz="4"/>
+              <w:right w:val="single" w:color="BFBFBF" w:sz="4"/>
+            </w:tcBorders>
+            <w:tcMar>
+              <w:top w:type="dxa" w:w="70"/>
+              <w:left w:type="dxa" w:w="110"/>
+              <w:bottom w:type="dxa" w:w="70"/>
+              <w:right w:type="dxa" w:w="110"/>
+            </w:tcMar>
+          </w:tcPr>
+          <w:p>
+            <w:pPr>
+              <w:spacing w:after="0"/>
+            </w:pPr>
+            <w:r>
+              <w:rPr>
+                <w:rFonts w:ascii="Calibri" w:cs="Calibri" w:eastAsia="Calibri" w:hAnsi="Calibri"/>
+                <w:sz w:val="21"/>
+                <w:szCs w:val="21"/>
+              </w:rPr>
+              <w:t xml:space="preserve">Your registration number.</w:t>
+            </w:r>
+          </w:p>
+        </w:tc>
+      </w:tr>
+      <w:tr>
+        <w:trPr>
+          <w:cantSplit/>
+        </w:trPr>
+        <w:tc>
+          <w:tcPr>
+            <w:tcW w:type="dxa" w:w="2800"/>
+            <w:tcBorders>
+              <w:top w:val="single" w:color="BFBFBF" w:sz="4"/>
+              <w:left w:val="single" w:color="BFBFBF" w:sz="4"/>
+              <w:bottom w:val="single" w:color="BFBFBF" w:sz="4"/>
+              <w:right w:val="single" w:color="BFBFBF" w:sz="4"/>
+            </w:tcBorders>
+            <w:tcMar>
+              <w:top w:type="dxa" w:w="70"/>
+              <w:left w:type="dxa" w:w="110"/>
+              <w:bottom w:type="dxa" w:w="70"/>
+              <w:right w:type="dxa" w:w="110"/>
+            </w:tcMar>
+          </w:tcPr>
+          <w:p>
+            <w:pPr>
+              <w:spacing w:after="0"/>
+            </w:pPr>
+            <w:r>
+              <w:rPr>
+                <w:rFonts w:ascii="Calibri" w:cs="Calibri" w:eastAsia="Calibri" w:hAnsi="Calibri"/>
+                <w:sz w:val="21"/>
+                <w:szCs w:val="21"/>
+              </w:rPr>
+              <w:t xml:space="preserve">Section</w:t>
+            </w:r>
+          </w:p>
+        </w:tc>
+        <w:tc>
+          <w:tcPr>
+            <w:tcW w:type="dxa" w:w="6560"/>
+            <w:tcBorders>
+              <w:top w:val="single" w:color="BFBFBF" w:sz="4"/>
+              <w:left w:val="single" w:color="BFBFBF" w:sz="4"/>
+              <w:bottom w:val="single" w:color="BFBFBF" w:sz="4"/>
+              <w:right w:val="single" w:color="BFBFBF" w:sz="4"/>
+            </w:tcBorders>
+            <w:tcMar>
+              <w:top w:type="dxa" w:w="70"/>
+              <w:left w:type="dxa" w:w="110"/>
+              <w:bottom w:type="dxa" w:w="70"/>
+              <w:right w:type="dxa" w:w="110"/>
+            </w:tcMar>
+          </w:tcPr>
+          <w:p>
+            <w:pPr>
+              <w:spacing w:after="0"/>
+            </w:pPr>
+            <w:r>
+              <w:rPr>
+                <w:rFonts w:ascii="Calibri" w:cs="Calibri" w:eastAsia="Calibri" w:hAnsi="Calibri"/>
+                <w:sz w:val="21"/>
+                <w:szCs w:val="21"/>
+              </w:rPr>
+              <w:t xml:space="preserve">The group of students in your class.</w:t>
+            </w:r>
+          </w:p>
+        </w:tc>
+      </w:tr>
+      <w:tr>
+        <w:trPr>
+          <w:cantSplit/>
+        </w:trPr>
+        <w:tc>
+          <w:tcPr>
+            <w:tcW w:type="dxa" w:w="2800"/>
+            <w:tcBorders>
+              <w:top w:val="single" w:color="BFBFBF" w:sz="4"/>
+              <w:left w:val="single" w:color="BFBFBF" w:sz="4"/>
+              <w:bottom w:val="single" w:color="BFBFBF" w:sz="4"/>
+              <w:right w:val="single" w:color="BFBFBF" w:sz="4"/>
+            </w:tcBorders>
+            <w:tcMar>
+              <w:top w:type="dxa" w:w="70"/>
+              <w:left w:type="dxa" w:w="110"/>
+              <w:bottom w:type="dxa" w:w="70"/>
+              <w:right w:type="dxa" w:w="110"/>
+            </w:tcMar>
+          </w:tcPr>
+          <w:p>
+            <w:pPr>
+              <w:spacing w:after="0"/>
+            </w:pPr>
+            <w:r>
+              <w:rPr>
+                <w:rFonts w:ascii="Calibri" w:cs="Calibri" w:eastAsia="Calibri" w:hAnsi="Calibri"/>
+                <w:sz w:val="21"/>
+                <w:szCs w:val="21"/>
+              </w:rPr>
+              <w:t xml:space="preserve">Semester</w:t>
+            </w:r>
+          </w:p>
+        </w:tc>
+        <w:tc>
+          <w:tcPr>
+            <w:tcW w:type="dxa" w:w="6560"/>
+            <w:tcBorders>
+              <w:top w:val="single" w:color="BFBFBF" w:sz="4"/>
+              <w:left w:val="single" w:color="BFBFBF" w:sz="4"/>
+              <w:bottom w:val="single" w:color="BFBFBF" w:sz="4"/>
+              <w:right w:val="single" w:color="BFBFBF" w:sz="4"/>
+            </w:tcBorders>
+            <w:tcMar>
+              <w:top w:type="dxa" w:w="70"/>
+              <w:left w:type="dxa" w:w="110"/>
+              <w:bottom w:type="dxa" w:w="70"/>
+              <w:right w:type="dxa" w:w="110"/>
+            </w:tcMar>
+          </w:tcPr>
+          <w:p>
+            <w:pPr>
+              <w:spacing w:after="0"/>
+            </w:pPr>
+            <w:r>
+              <w:rPr>
+                <w:rFonts w:ascii="Calibri" w:cs="Calibri" w:eastAsia="Calibri" w:hAnsi="Calibri"/>
+                <w:sz w:val="21"/>
+                <w:szCs w:val="21"/>
+              </w:rPr>
+              <w:t xml:space="preserve">Half of an academic year.</w:t>
+            </w:r>
+          </w:p>
+        </w:tc>
+      </w:tr>
+      <w:tr>
+        <w:trPr>
+          <w:cantSplit/>
+        </w:trPr>
+        <w:tc>
+          <w:tcPr>
+            <w:tcW w:type="dxa" w:w="2800"/>
+            <w:tcBorders>
+              <w:top w:val="single" w:color="BFBFBF" w:sz="4"/>
+              <w:left w:val="single" w:color="BFBFBF" w:sz="4"/>
+              <w:bottom w:val="single" w:color="BFBFBF" w:sz="4"/>
+              <w:right w:val="single" w:color="BFBFBF" w:sz="4"/>
+            </w:tcBorders>
+            <w:tcMar>
+              <w:top w:type="dxa" w:w="70"/>
+              <w:left w:type="dxa" w:w="110"/>
+              <w:bottom w:type="dxa" w:w="70"/>
+              <w:right w:type="dxa" w:w="110"/>
+            </w:tcMar>
+          </w:tcPr>
+          <w:p>
+            <w:pPr>
+              <w:spacing w:after="0"/>
+            </w:pPr>
+            <w:r>
+              <w:rPr>
+                <w:rFonts w:ascii="Calibri" w:cs="Calibri" w:eastAsia="Calibri" w:hAnsi="Calibri"/>
+                <w:sz w:val="21"/>
+                <w:szCs w:val="21"/>
+              </w:rPr>
+              <w:t xml:space="preserve">SGPA</w:t>
+            </w:r>
+          </w:p>
+        </w:tc>
+        <w:tc>
+          <w:tcPr>
+            <w:tcW w:type="dxa" w:w="6560"/>
+            <w:tcBorders>
+              <w:top w:val="single" w:color="BFBFBF" w:sz="4"/>
+              <w:left w:val="single" w:color="BFBFBF" w:sz="4"/>
+              <w:bottom w:val="single" w:color="BFBFBF" w:sz="4"/>
+              <w:right w:val="single" w:color="BFBFBF" w:sz="4"/>
+            </w:tcBorders>
+            <w:tcMar>
+              <w:top w:type="dxa" w:w="70"/>
+              <w:left w:type="dxa" w:w="110"/>
+              <w:bottom w:type="dxa" w:w="70"/>
+              <w:right w:type="dxa" w:w="110"/>
+            </w:tcMar>
+          </w:tcPr>
+          <w:p>
+            <w:pPr>
+              <w:spacing w:after="0"/>
+            </w:pPr>
+            <w:r>
+              <w:rPr>
+                <w:rFonts w:ascii="Calibri" w:cs="Calibri" w:eastAsia="Calibri" w:hAnsi="Calibri"/>
+                <w:sz w:val="21"/>
+                <w:szCs w:val="21"/>
+              </w:rPr>
+              <w:t xml:space="preserve">Semester Grade Point Average: your grade average for one semester.</w:t>
+            </w:r>
+          </w:p>
+        </w:tc>
+      </w:tr>
+      <w:tr>
+        <w:trPr>
+          <w:cantSplit/>
+        </w:trPr>
+        <w:tc>
+          <w:tcPr>
+            <w:tcW w:type="dxa" w:w="2800"/>
+            <w:tcBorders>
+              <w:top w:val="single" w:color="BFBFBF" w:sz="4"/>
+              <w:left w:val="single" w:color="BFBFBF" w:sz="4"/>
+              <w:bottom w:val="single" w:color="BFBFBF" w:sz="4"/>
+              <w:right w:val="single" w:color="BFBFBF" w:sz="4"/>
+            </w:tcBorders>
+            <w:tcMar>
+              <w:top w:type="dxa" w:w="70"/>
+              <w:left w:type="dxa" w:w="110"/>
+              <w:bottom w:type="dxa" w:w="70"/>
+              <w:right w:type="dxa" w:w="110"/>
+            </w:tcMar>
+          </w:tcPr>
+          <w:p>
+            <w:pPr>
+              <w:spacing w:after="0"/>
+            </w:pPr>
+            <w:r>
+              <w:rPr>
+                <w:rFonts w:ascii="Calibri" w:cs="Calibri" w:eastAsia="Calibri" w:hAnsi="Calibri"/>
+                <w:sz w:val="21"/>
+                <w:szCs w:val="21"/>
+              </w:rPr>
+              <w:t xml:space="preserve">Substitute</w:t>
+            </w:r>
+          </w:p>
+        </w:tc>
+        <w:tc>
+          <w:tcPr>
+            <w:tcW w:type="dxa" w:w="6560"/>
+            <w:tcBorders>
+              <w:top w:val="single" w:color="BFBFBF" w:sz="4"/>
+              <w:left w:val="single" w:color="BFBFBF" w:sz="4"/>
+              <w:bottom w:val="single" w:color="BFBFBF" w:sz="4"/>
+              <w:right w:val="single" w:color="BFBFBF" w:sz="4"/>
+            </w:tcBorders>
+            <w:tcMar>
+              <w:top w:type="dxa" w:w="70"/>
+              <w:left w:type="dxa" w:w="110"/>
+              <w:bottom w:type="dxa" w:w="70"/>
+              <w:right w:type="dxa" w:w="110"/>
+            </w:tcMar>
+          </w:tcPr>
+          <w:p>
+            <w:pPr>
+              <w:spacing w:after="0"/>
+            </w:pPr>
+            <w:r>
+              <w:rPr>
+                <w:rFonts w:ascii="Calibri" w:cs="Calibri" w:eastAsia="Calibri" w:hAnsi="Calibri"/>
+                <w:sz w:val="21"/>
+                <w:szCs w:val="21"/>
+              </w:rPr>
+              <w:t xml:space="preserve">A teacher who takes a class in place of the usual teacher.</w:t>
+            </w:r>
+          </w:p>
+        </w:tc>
+      </w:tr>
+      <w:tr>
+        <w:trPr>
+          <w:cantSplit/>
+        </w:trPr>
+        <w:tc>
+          <w:tcPr>
+            <w:tcW w:type="dxa" w:w="2800"/>
+            <w:tcBorders>
+              <w:top w:val="single" w:color="BFBFBF" w:sz="4"/>
+              <w:left w:val="single" w:color="BFBFBF" w:sz="4"/>
+              <w:bottom w:val="single" w:color="BFBFBF" w:sz="4"/>
+              <w:right w:val="single" w:color="BFBFBF" w:sz="4"/>
+            </w:tcBorders>
+            <w:tcMar>
+              <w:top w:type="dxa" w:w="70"/>
+              <w:left w:type="dxa" w:w="110"/>
+              <w:bottom w:type="dxa" w:w="70"/>
+              <w:right w:type="dxa" w:w="110"/>
+            </w:tcMar>
+          </w:tcPr>
+          <w:p>
+            <w:pPr>
+              <w:spacing w:after="0"/>
+            </w:pPr>
+            <w:r>
+              <w:rPr>
+                <w:rFonts w:ascii="Calibri" w:cs="Calibri" w:eastAsia="Calibri" w:hAnsi="Calibri"/>
+                <w:sz w:val="21"/>
+                <w:szCs w:val="21"/>
+              </w:rPr>
+              <w:t xml:space="preserve">Theory</w:t>
+            </w:r>
+          </w:p>
+        </w:tc>
+        <w:tc>
+          <w:tcPr>
+            <w:tcW w:type="dxa" w:w="6560"/>
+            <w:tcBorders>
+              <w:top w:val="single" w:color="BFBFBF" w:sz="4"/>
+              <w:left w:val="single" w:color="BFBFBF" w:sz="4"/>
+              <w:bottom w:val="single" w:color="BFBFBF" w:sz="4"/>
+              <w:right w:val="single" w:color="BFBFBF" w:sz="4"/>
+            </w:tcBorders>
+            <w:tcMar>
+              <w:top w:type="dxa" w:w="70"/>
+              <w:left w:type="dxa" w:w="110"/>
+              <w:bottom w:type="dxa" w:w="70"/>
+              <w:right w:type="dxa" w:w="110"/>
+            </w:tcMar>
+          </w:tcPr>
+          <w:p>
+            <w:pPr>
+              <w:spacing w:after="0"/>
+            </w:pPr>
+            <w:r>
+              <w:rPr>
+                <w:rFonts w:ascii="Calibri" w:cs="Calibri" w:eastAsia="Calibri" w:hAnsi="Calibri"/>
+                <w:sz w:val="21"/>
+                <w:szCs w:val="21"/>
+              </w:rPr>
+              <w:t xml:space="preserve">A classroom lecture subject.</w:t>
+            </w:r>
+          </w:p>
+        </w:tc>
+      </w:tr>
+    </w:tbl>
     <w:sectPr>
       <w:headerReference w:type="default" r:id="rId7"/>
       <w:headerReference w:type="first" r:id="rId8"/>
